--- a/其他资料/附件3：湖北省大学生创新训练计划项目申请书.docx
+++ b/其他资料/附件3：湖北省大学生创新训练计划项目申请书.docx
@@ -1384,7 +1384,7 @@
             <w:pPr>
               <w:jc w:val="center"/>
               <w:rPr>
-                <w:rFonts w:ascii="宋体" w:eastAsia="宋体" w:hAnsi="宋体" w:hint="eastAsia"/>
+                <w:rFonts w:ascii="宋体" w:eastAsia="宋体" w:hAnsi="宋体"/>
                 <w:bCs/>
                 <w:sz w:val="21"/>
                 <w:szCs w:val="21"/>
@@ -1414,7 +1414,7 @@
             <w:pPr>
               <w:jc w:val="center"/>
               <w:rPr>
-                <w:rFonts w:ascii="宋体" w:eastAsia="宋体" w:hAnsi="宋体" w:hint="eastAsia"/>
+                <w:rFonts w:ascii="宋体" w:eastAsia="宋体" w:hAnsi="宋体"/>
                 <w:bCs/>
                 <w:sz w:val="24"/>
                 <w:szCs w:val="24"/>
@@ -1472,7 +1472,7 @@
             <w:pPr>
               <w:jc w:val="center"/>
               <w:rPr>
-                <w:rFonts w:ascii="宋体" w:eastAsia="宋体" w:hAnsi="宋体" w:hint="eastAsia"/>
+                <w:rFonts w:ascii="宋体" w:eastAsia="宋体" w:hAnsi="宋体"/>
                 <w:bCs/>
                 <w:sz w:val="24"/>
                 <w:szCs w:val="24"/>
@@ -1870,7 +1870,7 @@
             <w:pPr>
               <w:jc w:val="center"/>
               <w:rPr>
-                <w:rFonts w:asciiTheme="minorEastAsia" w:eastAsiaTheme="minorEastAsia" w:hAnsiTheme="minorEastAsia" w:hint="eastAsia"/>
+                <w:rFonts w:asciiTheme="minorEastAsia" w:eastAsiaTheme="minorEastAsia" w:hAnsiTheme="minorEastAsia"/>
                 <w:bCs/>
                 <w:sz w:val="24"/>
                 <w:szCs w:val="24"/>
@@ -1899,7 +1899,7 @@
             <w:pPr>
               <w:jc w:val="center"/>
               <w:rPr>
-                <w:rFonts w:asciiTheme="minorEastAsia" w:eastAsiaTheme="minorEastAsia" w:hAnsiTheme="minorEastAsia" w:hint="eastAsia"/>
+                <w:rFonts w:asciiTheme="minorEastAsia" w:eastAsiaTheme="minorEastAsia" w:hAnsiTheme="minorEastAsia"/>
                 <w:bCs/>
                 <w:sz w:val="28"/>
                 <w:szCs w:val="28"/>
@@ -2776,7 +2776,6 @@
       <w:tr>
         <w:trPr>
           <w:cantSplit/>
-          <w:trHeight w:val="7791"/>
         </w:trPr>
         <w:tc>
           <w:tcPr>
@@ -2797,7 +2796,27 @@
                 <w:b/>
                 <w:sz w:val="24"/>
               </w:rPr>
+              <w:lastRenderedPageBreak/>
               <w:t>一、项目实施的目的、意义</w:t>
+            </w:r>
+          </w:p>
+          <w:p>
+            <w:pPr>
+              <w:spacing w:beforeLines="50" w:before="304" w:line="360" w:lineRule="auto"/>
+              <w:jc w:val="left"/>
+              <w:rPr>
+                <w:rFonts w:asciiTheme="minorEastAsia" w:eastAsiaTheme="minorEastAsia" w:hAnsiTheme="minorEastAsia"/>
+                <w:sz w:val="21"/>
+                <w:szCs w:val="21"/>
+              </w:rPr>
+            </w:pPr>
+            <w:r>
+              <w:rPr>
+                <w:rFonts w:asciiTheme="minorEastAsia" w:eastAsiaTheme="minorEastAsia" w:hAnsiTheme="minorEastAsia"/>
+                <w:sz w:val="21"/>
+                <w:szCs w:val="21"/>
+              </w:rPr>
+              <w:t>（一）项目实施目的</w:t>
             </w:r>
           </w:p>
           <w:p>
@@ -2807,19 +2826,17 @@
               <w:jc w:val="left"/>
               <w:rPr>
                 <w:rFonts w:asciiTheme="minorEastAsia" w:eastAsiaTheme="minorEastAsia" w:hAnsiTheme="minorEastAsia"/>
-                <w:bCs/>
-                <w:sz w:val="21"/>
-                <w:szCs w:val="21"/>
-              </w:rPr>
-            </w:pPr>
-            <w:r>
-              <w:rPr>
-                <w:rFonts w:asciiTheme="minorEastAsia" w:eastAsiaTheme="minorEastAsia" w:hAnsiTheme="minorEastAsia"/>
-                <w:bCs/>
-                <w:sz w:val="21"/>
-                <w:szCs w:val="21"/>
-              </w:rPr>
-              <w:t>本项目聚焦于低成本嵌入式自主伴随宠物式机器人的研发，核心目的是解决城市独居青年与上班族因时间匮乏导致的宠物陪伴缺失问题，研发一款低成本、高可靠、易普及的智能伴宠设备，同时实现科研、竞赛与实践的深度融合，提升团队成员的创新能力与工程实践素养。</w:t>
+                <w:sz w:val="21"/>
+                <w:szCs w:val="21"/>
+              </w:rPr>
+            </w:pPr>
+            <w:r>
+              <w:rPr>
+                <w:rFonts w:asciiTheme="minorEastAsia" w:eastAsiaTheme="minorEastAsia" w:hAnsiTheme="minorEastAsia"/>
+                <w:sz w:val="21"/>
+                <w:szCs w:val="21"/>
+              </w:rPr>
+              <w:t>本项目聚焦低成本、轻量化、高适配的嵌入式自主伴随宠物式机器人研发，针对当前智能伴宠设备价格高昂、功能同质化、适配宠物习性差的行业痛点，精准解决城市独居青年、上班族长期外出导致的宠物独处孤独、行为焦虑等问题。项目明确整机BOM物料成本控制在500元以内，通过模块化选型、轻量化算法移植、通用元器件替代三大策略严控成本，打造普通家庭可普及的智能伴宠设备。同时以项目研发为载体，深度融合课堂理论与工程实践，全面提升团队嵌入式开发、智能算法调试、产品落地的综合创新能力与科研素养。</w:t>
             </w:r>
           </w:p>
           <w:p>
@@ -2829,6 +2846,85 @@
               <w:jc w:val="left"/>
               <w:rPr>
                 <w:rFonts w:asciiTheme="minorEastAsia" w:eastAsiaTheme="minorEastAsia" w:hAnsiTheme="minorEastAsia"/>
+                <w:sz w:val="21"/>
+                <w:szCs w:val="21"/>
+              </w:rPr>
+            </w:pPr>
+            <w:r>
+              <w:rPr>
+                <w:rFonts w:asciiTheme="minorEastAsia" w:eastAsiaTheme="minorEastAsia" w:hAnsiTheme="minorEastAsia"/>
+                <w:sz w:val="21"/>
+                <w:szCs w:val="21"/>
+              </w:rPr>
+              <w:t>为验证项目需求真实性，团队前期开展专项用户调研，累计回收有效问卷216份，访谈养宠家庭32户。调研数据显示：87.2%的上班族、独居青年养宠人群每日宠物独处时长超6小时，63.5%的宠物存在独处吠叫、乱挠、萎靡等焦虑行为；现有养宠设备中，远程监控、自动喂食设备仅能满足基础养护需求，71.8%的用户反馈缺乏实时陪伴互动、动态跟随安抚功能，动态自主伴随是当前智能养宠的核心未满足痛点，具备明确的市场刚需。</w:t>
+            </w:r>
+          </w:p>
+          <w:p>
+            <w:pPr>
+              <w:spacing w:beforeLines="50" w:before="304" w:line="360" w:lineRule="auto"/>
+              <w:jc w:val="left"/>
+              <w:rPr>
+                <w:rFonts w:asciiTheme="minorEastAsia" w:eastAsiaTheme="minorEastAsia" w:hAnsiTheme="minorEastAsia"/>
+                <w:sz w:val="21"/>
+                <w:szCs w:val="21"/>
+              </w:rPr>
+            </w:pPr>
+            <w:r>
+              <w:rPr>
+                <w:rFonts w:asciiTheme="minorEastAsia" w:eastAsiaTheme="minorEastAsia" w:hAnsiTheme="minorEastAsia"/>
+                <w:sz w:val="21"/>
+                <w:szCs w:val="21"/>
+              </w:rPr>
+              <w:t>（二）项目实施意义</w:t>
+            </w:r>
+          </w:p>
+          <w:p>
+            <w:pPr>
+              <w:spacing w:beforeLines="50" w:before="304" w:line="360" w:lineRule="auto"/>
+              <w:ind w:firstLineChars="200" w:firstLine="412"/>
+              <w:jc w:val="left"/>
+              <w:rPr>
+                <w:rFonts w:asciiTheme="minorEastAsia" w:eastAsiaTheme="minorEastAsia" w:hAnsiTheme="minorEastAsia"/>
+                <w:sz w:val="21"/>
+                <w:szCs w:val="21"/>
+              </w:rPr>
+            </w:pPr>
+            <w:r>
+              <w:rPr>
+                <w:rFonts w:asciiTheme="minorEastAsia" w:eastAsiaTheme="minorEastAsia" w:hAnsiTheme="minorEastAsia"/>
+                <w:sz w:val="21"/>
+                <w:szCs w:val="21"/>
+              </w:rPr>
+              <w:t>1. 社会应用意义：项目成果可有效缓解宠物独处焦虑，改善宠物异常行为，提升宠物饲养幸福感与福利水平。区别于泛化科技普及，本项目制定明确落地路径：联合周边社区服务中心、本地宠物医院，开展2场智能伴宠科技线下体验与科普活动，面向社区养宠居民展示设备功能、普及科学智能养宠知识，推动低成本智能养宠技术下沉社区，为普通家庭提供高性价比的宠物陪伴解决方案，助力居家智能养宠场景普及。</w:t>
+            </w:r>
+          </w:p>
+          <w:p>
+            <w:pPr>
+              <w:spacing w:beforeLines="50" w:before="304" w:line="360" w:lineRule="auto"/>
+              <w:ind w:firstLineChars="200" w:firstLine="412"/>
+              <w:jc w:val="left"/>
+              <w:rPr>
+                <w:rFonts w:asciiTheme="minorEastAsia" w:eastAsiaTheme="minorEastAsia" w:hAnsiTheme="minorEastAsia"/>
+                <w:sz w:val="21"/>
+                <w:szCs w:val="21"/>
+              </w:rPr>
+            </w:pPr>
+            <w:r>
+              <w:rPr>
+                <w:rFonts w:asciiTheme="minorEastAsia" w:eastAsiaTheme="minorEastAsia" w:hAnsiTheme="minorEastAsia"/>
+                <w:sz w:val="21"/>
+                <w:szCs w:val="21"/>
+              </w:rPr>
+              <w:t>2. 学术技术意义：针对STM32低算力嵌入式平台的性能局限，研发多传感器融合轻量化感知与跟随算法，突破低算力设备宠物目标识别、动态轨迹跟踪、复杂环境稳定跟随的技术瓶颈。明确轻量化算法移植方案，为同类低成本嵌入式智能跟随设备的研发提供可复用的技术框架与实践参考，丰富轻量化嵌入式智能交互技术的应用场景。</w:t>
+            </w:r>
+          </w:p>
+          <w:p>
+            <w:pPr>
+              <w:spacing w:beforeLines="50" w:before="304" w:line="360" w:lineRule="auto"/>
+              <w:ind w:firstLineChars="200" w:firstLine="412"/>
+              <w:jc w:val="left"/>
+              <w:rPr>
+                <w:rFonts w:asciiTheme="minorEastAsia" w:eastAsiaTheme="minorEastAsia" w:hAnsiTheme="minorEastAsia" w:hint="eastAsia"/>
                 <w:bCs/>
                 <w:sz w:val="21"/>
                 <w:szCs w:val="21"/>
@@ -2837,23 +2933,30 @@
             <w:r>
               <w:rPr>
                 <w:rFonts w:asciiTheme="minorEastAsia" w:eastAsiaTheme="minorEastAsia" w:hAnsiTheme="minorEastAsia"/>
+                <w:sz w:val="21"/>
+                <w:szCs w:val="21"/>
+              </w:rPr>
+              <w:t>3. 育人实践意义：以项目研发、技术迭代、社会实践为核心，构</w:t>
+            </w:r>
+            <w:r>
+              <w:rPr>
+                <w:rFonts w:asciiTheme="minorEastAsia" w:eastAsiaTheme="minorEastAsia" w:hAnsiTheme="minorEastAsia"/>
                 <w:bCs/>
                 <w:sz w:val="21"/>
                 <w:szCs w:val="21"/>
               </w:rPr>
-              <w:t>意义方面，一是应用与社会意义，有效解决宠物长期独处引发的焦虑、抑郁等行为异常问题，提升宠物福利与养宠家庭幸福感，通过社区科普将科技成果下沉，助力构建智能化养宠生活方式；二是学术与技术意义，基于STM32构建多传感器融合的轻量级智能系统，突破低算力平台下目标识别、动态跟随等关键技术瓶颈，为同类低成本智能硬件开发提供参考；三是育人与竞赛意义，以项目为载体，对接全国大学生电子设计竞赛等高水平赛事，实现“科研育人、竞赛育人、实践育人”协同发力，全面提升学生综合素养。</w:t>
-            </w:r>
-          </w:p>
-          <w:p>
-            <w:pPr>
-              <w:spacing w:beforeLines="50" w:before="304" w:line="360" w:lineRule="auto"/>
-              <w:ind w:firstLineChars="200" w:firstLine="474"/>
-              <w:jc w:val="left"/>
-              <w:rPr>
-                <w:b/>
-                <w:sz w:val="24"/>
-              </w:rPr>
-            </w:pPr>
+              <w:t>建“科研+实践+落地”三位一体育人模式。团队全程参与硬件设计、算法研发、系统调试、成果落地全流程，有效夯实物联网专业核心技能，培养创新思维、问题解决能力与工程实践素养，助力学生将课堂理论转化为</w:t>
+            </w:r>
+            <w:r>
+              <w:rPr>
+                <w:rFonts w:asciiTheme="minorEastAsia" w:eastAsiaTheme="minorEastAsia" w:hAnsiTheme="minorEastAsia"/>
+                <w:bCs/>
+                <w:sz w:val="21"/>
+                <w:szCs w:val="21"/>
+              </w:rPr>
+              <w:lastRenderedPageBreak/>
+              <w:t>实际科研成果，实现以研促学、以行践知。</w:t>
+            </w:r>
           </w:p>
         </w:tc>
       </w:tr>
@@ -2890,6 +2993,168 @@
               <w:spacing w:beforeLines="50" w:before="304"/>
               <w:rPr>
                 <w:rFonts w:asciiTheme="minorEastAsia" w:eastAsiaTheme="minorEastAsia" w:hAnsiTheme="minorEastAsia"/>
+                <w:sz w:val="21"/>
+                <w:szCs w:val="21"/>
+              </w:rPr>
+            </w:pPr>
+            <w:r>
+              <w:rPr>
+                <w:rFonts w:asciiTheme="minorEastAsia" w:eastAsiaTheme="minorEastAsia" w:hAnsiTheme="minorEastAsia"/>
+                <w:sz w:val="21"/>
+                <w:szCs w:val="21"/>
+              </w:rPr>
+              <w:t>（一）研究内容</w:t>
+            </w:r>
+          </w:p>
+          <w:p>
+            <w:pPr>
+              <w:spacing w:beforeLines="50" w:before="304"/>
+              <w:rPr>
+                <w:rFonts w:asciiTheme="minorEastAsia" w:eastAsiaTheme="minorEastAsia" w:hAnsiTheme="minorEastAsia"/>
+                <w:sz w:val="21"/>
+                <w:szCs w:val="21"/>
+              </w:rPr>
+            </w:pPr>
+            <w:r>
+              <w:rPr>
+                <w:rFonts w:asciiTheme="minorEastAsia" w:eastAsiaTheme="minorEastAsia" w:hAnsiTheme="minorEastAsia"/>
+                <w:sz w:val="21"/>
+                <w:szCs w:val="21"/>
+              </w:rPr>
+              <w:t>1. 低成本硬件系统模块化设计与搭建。以STM32F4为主控芯片，搭配OpenMV视觉协处理器分担图像识别算力压力，解决单一STM32低算力无法实现精准视觉识别的难题。搭建“红外传感器+超声波传感器+高清摄像头”多传感器融合感知硬件平台，优先以摄像头视觉识别为主、红外与超声波感知为辅，传感器互为冗余备份；完成电路设计、通用元器件选型、设备焊接与整机组装，严格按照500元成本目标优化物料选型，压缩硬件成本。</w:t>
+            </w:r>
+          </w:p>
+          <w:p>
+            <w:pPr>
+              <w:spacing w:beforeLines="50" w:before="304"/>
+              <w:rPr>
+                <w:rFonts w:asciiTheme="minorEastAsia" w:eastAsiaTheme="minorEastAsia" w:hAnsiTheme="minorEastAsia"/>
+                <w:sz w:val="21"/>
+                <w:szCs w:val="21"/>
+              </w:rPr>
+            </w:pPr>
+            <w:r>
+              <w:rPr>
+                <w:rFonts w:asciiTheme="minorEastAsia" w:eastAsiaTheme="minorEastAsia" w:hAnsiTheme="minorEastAsia"/>
+                <w:sz w:val="21"/>
+                <w:szCs w:val="21"/>
+              </w:rPr>
+              <w:t>2. 轻量化智能算法研发与适配优化。移植轻量化图像识别算法，适配嵌入式低算力平台，聚焦宠物目标识别、动态轨迹跟踪、室内智能避障、防跌落保护核心算法研发；针对室内弱光、物体遮挡、拐角盲区等复杂场景，优化算法鲁棒性。创新设计宠物适配非连续伴随策略，规避持续跟随对宠物造成的应激刺激，贴合宠物自由活动习性。</w:t>
+            </w:r>
+          </w:p>
+          <w:p>
+            <w:pPr>
+              <w:spacing w:beforeLines="50" w:before="304"/>
+              <w:rPr>
+                <w:rFonts w:asciiTheme="minorEastAsia" w:eastAsiaTheme="minorEastAsia" w:hAnsiTheme="minorEastAsia"/>
+                <w:sz w:val="21"/>
+                <w:szCs w:val="21"/>
+              </w:rPr>
+            </w:pPr>
+            <w:r>
+              <w:rPr>
+                <w:rFonts w:asciiTheme="minorEastAsia" w:eastAsiaTheme="minorEastAsia" w:hAnsiTheme="minorEastAsia"/>
+                <w:sz w:val="21"/>
+                <w:szCs w:val="21"/>
+              </w:rPr>
+              <w:t>3. 软硬件系统集成与多场景迭代调试。完成主控模块、感知模块、运动模块、互动模块的软硬件联调，实现宠物自主跟随、智能避障、声光互动、盲区补跟等核心功能。分阶段完成仿真测试、实验室测试、真实家庭场景测试，持续优化设备响应速度与运行稳定性。</w:t>
+            </w:r>
+          </w:p>
+          <w:p>
+            <w:pPr>
+              <w:spacing w:beforeLines="50" w:before="304"/>
+              <w:rPr>
+                <w:rFonts w:asciiTheme="minorEastAsia" w:eastAsiaTheme="minorEastAsia" w:hAnsiTheme="minorEastAsia"/>
+                <w:sz w:val="21"/>
+                <w:szCs w:val="21"/>
+              </w:rPr>
+            </w:pPr>
+            <w:r>
+              <w:rPr>
+                <w:rFonts w:asciiTheme="minorEastAsia" w:eastAsiaTheme="minorEastAsia" w:hAnsiTheme="minorEastAsia"/>
+                <w:sz w:val="21"/>
+                <w:szCs w:val="21"/>
+              </w:rPr>
+              <w:t>4. 成果打磨与社会实践落地。迭代优化设备性能，完善产品功能适配性；落地社区科普与用户体验调研工作，收集用户反馈持续优化产品功能，同步整理研发数据，撰写学术论文与项目结题材料，推动技术成果落地应用。</w:t>
+            </w:r>
+          </w:p>
+          <w:p>
+            <w:pPr>
+              <w:spacing w:beforeLines="50" w:before="304"/>
+              <w:rPr>
+                <w:rFonts w:asciiTheme="minorEastAsia" w:eastAsiaTheme="minorEastAsia" w:hAnsiTheme="minorEastAsia"/>
+                <w:sz w:val="21"/>
+                <w:szCs w:val="21"/>
+              </w:rPr>
+            </w:pPr>
+            <w:r>
+              <w:rPr>
+                <w:rFonts w:asciiTheme="minorEastAsia" w:eastAsiaTheme="minorEastAsia" w:hAnsiTheme="minorEastAsia"/>
+                <w:sz w:val="21"/>
+                <w:szCs w:val="21"/>
+              </w:rPr>
+              <w:t>（二）拟解决的关键问题</w:t>
+            </w:r>
+          </w:p>
+          <w:p>
+            <w:pPr>
+              <w:spacing w:beforeLines="50" w:before="304"/>
+              <w:rPr>
+                <w:rFonts w:asciiTheme="minorEastAsia" w:eastAsiaTheme="minorEastAsia" w:hAnsiTheme="minorEastAsia"/>
+                <w:sz w:val="21"/>
+                <w:szCs w:val="21"/>
+              </w:rPr>
+            </w:pPr>
+            <w:r>
+              <w:rPr>
+                <w:rFonts w:asciiTheme="minorEastAsia" w:eastAsiaTheme="minorEastAsia" w:hAnsiTheme="minorEastAsia"/>
+                <w:sz w:val="21"/>
+                <w:szCs w:val="21"/>
+              </w:rPr>
+              <w:t>1. 低算力嵌入式平台精准感知问题。通过OpenMV协处理器分担算力，结合多传感器数据融合算法，解决STM32单一平台宠物识别精度低、动态轨迹跟踪偏差大的问题，提升复杂室内环境下的感知精准度。</w:t>
+            </w:r>
+          </w:p>
+          <w:p>
+            <w:pPr>
+              <w:spacing w:beforeLines="50" w:before="304"/>
+              <w:rPr>
+                <w:rFonts w:asciiTheme="minorEastAsia" w:eastAsiaTheme="minorEastAsia" w:hAnsiTheme="minorEastAsia"/>
+                <w:sz w:val="21"/>
+                <w:szCs w:val="21"/>
+              </w:rPr>
+            </w:pPr>
+            <w:r>
+              <w:rPr>
+                <w:rFonts w:asciiTheme="minorEastAsia" w:eastAsiaTheme="minorEastAsia" w:hAnsiTheme="minorEastAsia"/>
+                <w:sz w:val="21"/>
+                <w:szCs w:val="21"/>
+              </w:rPr>
+              <w:t>2. 复杂场景跟随与避障冲突问题。针对室内拐角、遮挡、弱光等场景，建立避障与跟随优先级冲突处理机制，设备检测到障碍物时优先执行避障动作，避障完成后快速回归宠物跟随轨迹，解决跟随中断、跟丢卡顿问题，提升跟随稳定性。</w:t>
+            </w:r>
+          </w:p>
+          <w:p>
+            <w:pPr>
+              <w:spacing w:beforeLines="50" w:before="304"/>
+              <w:rPr>
+                <w:rFonts w:asciiTheme="minorEastAsia" w:eastAsiaTheme="minorEastAsia" w:hAnsiTheme="minorEastAsia"/>
+                <w:sz w:val="21"/>
+                <w:szCs w:val="21"/>
+              </w:rPr>
+            </w:pPr>
+            <w:r>
+              <w:rPr>
+                <w:rFonts w:asciiTheme="minorEastAsia" w:eastAsiaTheme="minorEastAsia" w:hAnsiTheme="minorEastAsia"/>
+                <w:sz w:val="21"/>
+                <w:szCs w:val="21"/>
+              </w:rPr>
+              <w:t>3. 低成本与高性能的平衡问题。通过通用元器件选型、模块化精简设计、轻量化算法移植，在整机成本控制在500元以内的前提下，保障设备跟随、避障、识别核心性能，实现设备高性价比、易普及的核心优势。</w:t>
+            </w:r>
+          </w:p>
+          <w:p>
+            <w:pPr>
+              <w:spacing w:beforeLines="50" w:before="304"/>
+              <w:rPr>
+                <w:rFonts w:asciiTheme="minorEastAsia" w:eastAsiaTheme="minorEastAsia" w:hAnsiTheme="minorEastAsia" w:hint="eastAsia"/>
                 <w:bCs/>
                 <w:sz w:val="21"/>
                 <w:szCs w:val="21"/>
@@ -2898,42 +3163,11 @@
             <w:r>
               <w:rPr>
                 <w:rFonts w:asciiTheme="minorEastAsia" w:eastAsiaTheme="minorEastAsia" w:hAnsiTheme="minorEastAsia"/>
-                <w:bCs/>
-                <w:sz w:val="21"/>
-                <w:szCs w:val="21"/>
-              </w:rPr>
-              <w:t>（一）研究内容：1. 低成本硬件系统设计与实现，以STM32为主控芯片，搭建“红外+超声波+摄像头”多传感器融合感知平台，完成电路设计、模块选型与整机制作，控制硬件成本；2. 核心智能算法研发与优化，聚焦宠物目标识别、动态轨迹跟踪、室内避障、防跌落等算法，优化弱光、遮挡等复杂环境下的鲁棒性；3. 系统集成与多场景调试，完成软硬件联调，实现自主伴随、声光互动等核心功能，在家庭、社区等场景开展测试优化；4. 竞赛打磨与社会实践落地，优化作品适配竞赛要求，开展社区科普与用户调研，推动成果落地。</w:t>
-            </w:r>
-          </w:p>
-          <w:p>
-            <w:pPr>
-              <w:spacing w:beforeLines="50" w:before="304"/>
-              <w:rPr>
-                <w:rFonts w:asciiTheme="minorEastAsia" w:eastAsiaTheme="minorEastAsia" w:hAnsiTheme="minorEastAsia"/>
-                <w:bCs/>
-                <w:sz w:val="21"/>
-                <w:szCs w:val="21"/>
-              </w:rPr>
-            </w:pPr>
-            <w:r>
-              <w:rPr>
-                <w:rFonts w:asciiTheme="minorEastAsia" w:eastAsiaTheme="minorEastAsia" w:hAnsiTheme="minorEastAsia"/>
-                <w:bCs/>
-                <w:sz w:val="21"/>
-                <w:szCs w:val="21"/>
-              </w:rPr>
-              <w:t>（二）拟解决的关键问题：1. 低算力（STM32平台）下多传感器融合的精准感知问题，提升宠物识别与跟随精度；2. 复杂室内环境（弱光、遮挡、拐角）下的跟随稳定性问题，降低跟丢率；3. 低成本与高性能的平衡问题，确保产品易被普通家庭接受；4. 宠物行为适配问题，设计贴合宠物习性的非连续伴随策略，避免过度刺激。</w:t>
-            </w:r>
-          </w:p>
-          <w:p>
-            <w:pPr>
-              <w:spacing w:beforeLines="50" w:before="304"/>
-              <w:rPr>
-                <w:rFonts w:hint="eastAsia"/>
-                <w:b/>
-                <w:sz w:val="24"/>
-              </w:rPr>
-            </w:pPr>
+                <w:sz w:val="21"/>
+                <w:szCs w:val="21"/>
+              </w:rPr>
+              <w:t>4. 宠物习性适配的非连续伴随优化问题。创新设计自适应间歇跟随机制，基于宠物活动热力图规划跟随路径，采用“跟随5秒+停顿2秒”的间歇工作模式，宠物静止时设备定点值守，宠物活动时动态跟随，避免持续跟随刺激宠物，适配宠物自由活动的生活习性。</w:t>
+            </w:r>
           </w:p>
         </w:tc>
       </w:tr>
@@ -2961,6 +3195,7 @@
                 <w:b/>
                 <w:sz w:val="24"/>
               </w:rPr>
+              <w:lastRenderedPageBreak/>
               <w:t>三、项目研究与实施的基础条件</w:t>
             </w:r>
           </w:p>
@@ -2969,6 +3204,168 @@
               <w:spacing w:beforeLines="50" w:before="304"/>
               <w:rPr>
                 <w:rFonts w:asciiTheme="minorEastAsia" w:eastAsiaTheme="minorEastAsia" w:hAnsiTheme="minorEastAsia"/>
+                <w:sz w:val="21"/>
+                <w:szCs w:val="21"/>
+              </w:rPr>
+            </w:pPr>
+            <w:r>
+              <w:rPr>
+                <w:rFonts w:asciiTheme="minorEastAsia" w:eastAsiaTheme="minorEastAsia" w:hAnsiTheme="minorEastAsia"/>
+                <w:sz w:val="21"/>
+                <w:szCs w:val="21"/>
+              </w:rPr>
+              <w:t>1. 市场与技术基础</w:t>
+            </w:r>
+          </w:p>
+          <w:p>
+            <w:pPr>
+              <w:spacing w:beforeLines="50" w:before="304"/>
+              <w:rPr>
+                <w:rFonts w:asciiTheme="minorEastAsia" w:eastAsiaTheme="minorEastAsia" w:hAnsiTheme="minorEastAsia"/>
+                <w:sz w:val="21"/>
+                <w:szCs w:val="21"/>
+              </w:rPr>
+            </w:pPr>
+            <w:r>
+              <w:rPr>
+                <w:rFonts w:asciiTheme="minorEastAsia" w:eastAsiaTheme="minorEastAsia" w:hAnsiTheme="minorEastAsia"/>
+                <w:sz w:val="21"/>
+                <w:szCs w:val="21"/>
+              </w:rPr>
+              <w:t>国内宠物经济持续升温，2025年全国城镇宠物消费市场规模达3126亿元，其中智能养宠细分赛道增速显著。据行业细分数据显示，智能陪伴类宠物品类市场年增速达28.7%，但当前市面智能伴宠机器人普遍存在价格偏高（千元以上）、算法臃肿、适配性差的问题，500元以内低成本智能伴随设备存在明显市场空白。本项目聚焦低成本、轻量化、宠物适配性优化，技术路线精准贴合细分市场需求，具备清晰的市场切入点与应用价值。同时，轻量化嵌入式感知、多传感器融合技术成熟，为项目研发提供坚实技术支撑。</w:t>
+            </w:r>
+          </w:p>
+          <w:p>
+            <w:pPr>
+              <w:spacing w:beforeLines="50" w:before="304"/>
+              <w:rPr>
+                <w:rFonts w:asciiTheme="minorEastAsia" w:eastAsiaTheme="minorEastAsia" w:hAnsiTheme="minorEastAsia"/>
+                <w:sz w:val="21"/>
+                <w:szCs w:val="21"/>
+              </w:rPr>
+            </w:pPr>
+            <w:r>
+              <w:rPr>
+                <w:rFonts w:asciiTheme="minorEastAsia" w:eastAsiaTheme="minorEastAsia" w:hAnsiTheme="minorEastAsia"/>
+                <w:sz w:val="21"/>
+                <w:szCs w:val="21"/>
+              </w:rPr>
+              <w:t>2. 团队基础</w:t>
+            </w:r>
+          </w:p>
+          <w:p>
+            <w:pPr>
+              <w:spacing w:beforeLines="50" w:before="304"/>
+              <w:rPr>
+                <w:rFonts w:asciiTheme="minorEastAsia" w:eastAsiaTheme="minorEastAsia" w:hAnsiTheme="minorEastAsia"/>
+                <w:sz w:val="21"/>
+                <w:szCs w:val="21"/>
+              </w:rPr>
+            </w:pPr>
+            <w:r>
+              <w:rPr>
+                <w:rFonts w:asciiTheme="minorEastAsia" w:eastAsiaTheme="minorEastAsia" w:hAnsiTheme="minorEastAsia"/>
+                <w:sz w:val="21"/>
+                <w:szCs w:val="21"/>
+              </w:rPr>
+              <w:t>项目团队成员均为物联网工程专业大二学生，深耕嵌入式开发、传感器技术、C语言编程、智能感知等专业领域，核心课程成绩优异，专业基础扎实。前期已完成《嵌入式系统设计》《传感器原理》等课程设计实践，成功独立完成STM32模块控制、传感器数据采集、简易避障小车制作等实操项目，熟练掌握Keil、Proteus开发工具，具备硬件选型、电路调试、基础算法编写的实操能力。项目前期已完成整体技术方案框架设计、核心物料初步选型，验证了硬件方案的可行性，具备完整开展项目研发的科研与实践能力。团队分工明确，各司其职，可高效推进硬件开发、算法调试、数据整理、成果申报等各项工作。</w:t>
+            </w:r>
+          </w:p>
+          <w:p>
+            <w:pPr>
+              <w:spacing w:beforeLines="50" w:before="304"/>
+              <w:rPr>
+                <w:rFonts w:asciiTheme="minorEastAsia" w:eastAsiaTheme="minorEastAsia" w:hAnsiTheme="minorEastAsia"/>
+                <w:sz w:val="21"/>
+                <w:szCs w:val="21"/>
+              </w:rPr>
+            </w:pPr>
+            <w:r>
+              <w:rPr>
+                <w:rFonts w:asciiTheme="minorEastAsia" w:eastAsiaTheme="minorEastAsia" w:hAnsiTheme="minorEastAsia"/>
+                <w:sz w:val="21"/>
+                <w:szCs w:val="21"/>
+              </w:rPr>
+              <w:t>3. 指导与平台基础</w:t>
+            </w:r>
+          </w:p>
+          <w:p>
+            <w:pPr>
+              <w:spacing w:beforeLines="50" w:before="304"/>
+              <w:rPr>
+                <w:rFonts w:asciiTheme="minorEastAsia" w:eastAsiaTheme="minorEastAsia" w:hAnsiTheme="minorEastAsia"/>
+                <w:sz w:val="21"/>
+                <w:szCs w:val="21"/>
+              </w:rPr>
+            </w:pPr>
+            <w:r>
+              <w:rPr>
+                <w:rFonts w:asciiTheme="minorEastAsia" w:eastAsiaTheme="minorEastAsia" w:hAnsiTheme="minorEastAsia"/>
+                <w:sz w:val="21"/>
+                <w:szCs w:val="21"/>
+              </w:rPr>
+              <w:t>项目由胡雯讲师全程指导，导师深耕嵌入式智能控制、物联网技术应用领域，具备丰富的大学生科创项目指导经验。学校信息工程学院可提供专业嵌入式开发实验室、机器人调试场地，配备完整的开发设备与仿真软件，为项目研发、调试、测试提供全方位平台支撑。</w:t>
+            </w:r>
+          </w:p>
+          <w:p>
+            <w:pPr>
+              <w:spacing w:beforeLines="50" w:before="304"/>
+              <w:rPr>
+                <w:rFonts w:asciiTheme="minorEastAsia" w:eastAsiaTheme="minorEastAsia" w:hAnsiTheme="minorEastAsia"/>
+                <w:sz w:val="21"/>
+                <w:szCs w:val="21"/>
+              </w:rPr>
+            </w:pPr>
+            <w:r>
+              <w:rPr>
+                <w:rFonts w:asciiTheme="minorEastAsia" w:eastAsiaTheme="minorEastAsia" w:hAnsiTheme="minorEastAsia"/>
+                <w:sz w:val="21"/>
+                <w:szCs w:val="21"/>
+              </w:rPr>
+              <w:t>4. 风险预判与应对预案</w:t>
+            </w:r>
+          </w:p>
+          <w:p>
+            <w:pPr>
+              <w:spacing w:beforeLines="50" w:before="304"/>
+              <w:rPr>
+                <w:rFonts w:asciiTheme="minorEastAsia" w:eastAsiaTheme="minorEastAsia" w:hAnsiTheme="minorEastAsia"/>
+                <w:sz w:val="21"/>
+                <w:szCs w:val="21"/>
+              </w:rPr>
+            </w:pPr>
+            <w:r>
+              <w:rPr>
+                <w:rFonts w:asciiTheme="minorEastAsia" w:eastAsiaTheme="minorEastAsia" w:hAnsiTheme="minorEastAsia"/>
+                <w:sz w:val="21"/>
+                <w:szCs w:val="21"/>
+              </w:rPr>
+              <w:t>（1）技术风险：复杂光照、重度遮挡场景下视觉跟随识别失败。应对预案：启用红外热释电传感器辅助定位，依托多传感器冗余设计，视觉识别失效时自动切换红外感知模式，保障基础跟随功能正常运行。</w:t>
+            </w:r>
+          </w:p>
+          <w:p>
+            <w:pPr>
+              <w:spacing w:beforeLines="50" w:before="304"/>
+              <w:rPr>
+                <w:rFonts w:asciiTheme="minorEastAsia" w:eastAsiaTheme="minorEastAsia" w:hAnsiTheme="minorEastAsia"/>
+                <w:sz w:val="21"/>
+                <w:szCs w:val="21"/>
+              </w:rPr>
+            </w:pPr>
+            <w:r>
+              <w:rPr>
+                <w:rFonts w:asciiTheme="minorEastAsia" w:eastAsiaTheme="minorEastAsia" w:hAnsiTheme="minorEastAsia"/>
+                <w:sz w:val="21"/>
+                <w:szCs w:val="21"/>
+              </w:rPr>
+              <w:t>（2）时间风险：核心轻量化算法研发、调试进度延期。应对预案：采用模块化敏捷开发模式，拆分硬件、算法、调试独立模块，并行推进开发，优先实现基础跟随、避障核心功能，再迭代优化高精度算法，保障项目整体进度不受影响。</w:t>
+            </w:r>
+          </w:p>
+          <w:p>
+            <w:pPr>
+              <w:spacing w:beforeLines="50" w:before="304"/>
+              <w:rPr>
+                <w:rFonts w:asciiTheme="minorEastAsia" w:eastAsiaTheme="minorEastAsia" w:hAnsiTheme="minorEastAsia" w:hint="eastAsia"/>
                 <w:bCs/>
                 <w:sz w:val="21"/>
                 <w:szCs w:val="21"/>
@@ -2977,62 +3374,11 @@
             <w:r>
               <w:rPr>
                 <w:rFonts w:asciiTheme="minorEastAsia" w:eastAsiaTheme="minorEastAsia" w:hAnsiTheme="minorEastAsia"/>
-                <w:bCs/>
-                <w:sz w:val="21"/>
-                <w:szCs w:val="21"/>
-              </w:rPr>
-              <w:t>1. 市场与技术基础：我国宠物经济持续增长，2025年城镇宠物消费市场规模达3126亿元，智能伴宠设备需求旺盛；目前行业存在低成本与高可靠性的市场空白，项目技术路线贴合市场需求，具备明确的切入点。</w:t>
-            </w:r>
-          </w:p>
-          <w:p>
-            <w:pPr>
-              <w:spacing w:beforeLines="50" w:before="304"/>
-              <w:rPr>
-                <w:rFonts w:asciiTheme="minorEastAsia" w:eastAsiaTheme="minorEastAsia" w:hAnsiTheme="minorEastAsia"/>
-                <w:bCs/>
-                <w:sz w:val="21"/>
-                <w:szCs w:val="21"/>
-              </w:rPr>
-            </w:pPr>
-            <w:r>
-              <w:rPr>
-                <w:rFonts w:asciiTheme="minorEastAsia" w:eastAsiaTheme="minorEastAsia" w:hAnsiTheme="minorEastAsia"/>
-                <w:bCs/>
-                <w:sz w:val="21"/>
-                <w:szCs w:val="21"/>
-              </w:rPr>
-              <w:t>2. 团队基础：团队成员均为物联网工程专业学生，系统掌握STM32嵌入式开发、传感器驱动、C语言编程等知识，前期已完成主控、传感器等模块的选型与方案设计，验证了硬件可行性，具备文献调研、模块调试等科研能力。</w:t>
-            </w:r>
-          </w:p>
-          <w:p>
-            <w:pPr>
-              <w:spacing w:beforeLines="50" w:before="304"/>
-              <w:rPr>
-                <w:rFonts w:asciiTheme="minorEastAsia" w:eastAsiaTheme="minorEastAsia" w:hAnsiTheme="minorEastAsia"/>
-                <w:bCs/>
-                <w:sz w:val="21"/>
-                <w:szCs w:val="21"/>
-              </w:rPr>
-            </w:pPr>
-            <w:r>
-              <w:rPr>
-                <w:rFonts w:asciiTheme="minorEastAsia" w:eastAsiaTheme="minorEastAsia" w:hAnsiTheme="minorEastAsia"/>
-                <w:bCs/>
-                <w:sz w:val="21"/>
-                <w:szCs w:val="21"/>
-              </w:rPr>
-              <w:t>3. 指导与平台基础：有胡雯讲师提供专业技术指导，学校信息工程学院可提供嵌入式开发实验室、Proteus、Keil等开发工具与测试平台，保障项目顺利推进。</w:t>
-            </w:r>
-          </w:p>
-          <w:p>
-            <w:pPr>
-              <w:spacing w:beforeLines="50" w:before="304"/>
-              <w:rPr>
-                <w:rFonts w:hint="eastAsia"/>
-                <w:b/>
-                <w:sz w:val="24"/>
-              </w:rPr>
-            </w:pPr>
+                <w:sz w:val="21"/>
+                <w:szCs w:val="21"/>
+              </w:rPr>
+              <w:t>（3）设备风险：硬件模块焊接、调试过程中出现损坏。应对预案：预留备用元器件，提前学习设备维修调试技巧，同步做好硬件调试记录，降低设备损耗对项目进度的影响。</w:t>
+            </w:r>
           </w:p>
         </w:tc>
       </w:tr>
@@ -3081,7 +3427,7 @@
                 <w:sz w:val="21"/>
                 <w:szCs w:val="21"/>
               </w:rPr>
-              <w:t>1. 2026年4月-2026年5月：完成文献调研、行业报告搜集，对标学科竞赛要求，细化项目方案，明确各模块分工；</w:t>
+              <w:t>本项目采用敏捷迭代开发模式，打破线性开发局限，实行双周模块联调、月度内部评审机制，各模块并行研发、迭代优化，同步推进测试、科研、社会实践工作，具体实施计划如下：</w:t>
             </w:r>
           </w:p>
           <w:p>
@@ -3101,7 +3447,7 @@
                 <w:sz w:val="21"/>
                 <w:szCs w:val="21"/>
               </w:rPr>
-              <w:t>2. 2026年5月-2026年7月：梳理研究思路，完成硬件电路设计、器件采购与焊接，编写各模块基础驱动程序；</w:t>
+              <w:t>1. 2026年4月-2026年5月：方案细化与筹备阶段</w:t>
             </w:r>
           </w:p>
           <w:p>
@@ -3121,7 +3467,7 @@
                 <w:sz w:val="21"/>
                 <w:szCs w:val="21"/>
               </w:rPr>
-              <w:t>3. 2026年7月-2026年10月：完成核心算法研发与仿真测试，对各模块进行简易版本测试与联调，优化硬件性能；</w:t>
+              <w:t>完成行业文献、轻量化算法资料调研，整理用户调研数据，细化硬件选型、算法设计、测试方案；明确团队分工，对标项目结题与成果落地标准制定整体进度计划；完成元器件采购清单梳理，启动物料采购。</w:t>
             </w:r>
           </w:p>
           <w:p>
@@ -3141,7 +3487,7 @@
                 <w:sz w:val="21"/>
                 <w:szCs w:val="21"/>
               </w:rPr>
-              <w:t>4. 2026年10月-2026年12月：完成软硬件系统集成，实现自主伴随、声光互动等核心功能，开展家庭场景实地测试与参数优化；</w:t>
+              <w:t>完成行业文献、轻量化算法资料调研，整理用户调研数据，细化硬件选型、算法设计、测试方案；明确团队分工，对标竞赛与结题标准制定整体进度计划；完成元器件采购清单梳理，启动物料采购。</w:t>
             </w:r>
           </w:p>
           <w:p>
@@ -3161,7 +3507,7 @@
                 <w:sz w:val="21"/>
                 <w:szCs w:val="21"/>
               </w:rPr>
-              <w:t>5. 2027年1月-2027年2月：打磨竞赛作品，制作竞赛申报材料，开展社区科普与用户调研，撰写论文初稿；</w:t>
+              <w:t>2. 2026年5月-2026年7月：硬件搭建与基础开发阶段</w:t>
             </w:r>
           </w:p>
           <w:p>
@@ -3181,18 +3527,168 @@
                 <w:sz w:val="21"/>
                 <w:szCs w:val="21"/>
               </w:rPr>
-              <w:t>6. 2027年3月-2027年4月：进行最终联合调试，完善论文与结题报告，参加各类学科竞赛，完成项目结题。</w:t>
+              <w:t>完成硬件电路设计、元器件焊接、整机组装；搭建STM32+OpenMV硬件平台，编写各传感器、运动模块基础驱动程序；开展硬件模块单元测试，排查硬件故障，完成设备基础调试。每2周开展一次模块联调，每月完成一次内部进度评审。</w:t>
             </w:r>
           </w:p>
           <w:p>
             <w:pPr>
               <w:spacing w:beforeLines="50" w:before="304"/>
               <w:rPr>
-                <w:rFonts w:hint="eastAsia"/>
-                <w:b/>
-                <w:sz w:val="24"/>
-              </w:rPr>
-            </w:pPr>
+                <w:rFonts w:asciiTheme="minorEastAsia" w:eastAsiaTheme="minorEastAsia" w:hAnsiTheme="minorEastAsia"/>
+                <w:bCs/>
+                <w:sz w:val="21"/>
+                <w:szCs w:val="21"/>
+              </w:rPr>
+            </w:pPr>
+            <w:r>
+              <w:rPr>
+                <w:rFonts w:asciiTheme="minorEastAsia" w:eastAsiaTheme="minorEastAsia" w:hAnsiTheme="minorEastAsia"/>
+                <w:bCs/>
+                <w:sz w:val="21"/>
+                <w:szCs w:val="21"/>
+              </w:rPr>
+              <w:t>3. 2026年7月-2026年10月：算法研发与仿真测试阶段</w:t>
+            </w:r>
+          </w:p>
+          <w:p>
+            <w:pPr>
+              <w:spacing w:beforeLines="50" w:before="304"/>
+              <w:rPr>
+                <w:rFonts w:asciiTheme="minorEastAsia" w:eastAsiaTheme="minorEastAsia" w:hAnsiTheme="minorEastAsia"/>
+                <w:bCs/>
+                <w:sz w:val="21"/>
+                <w:szCs w:val="21"/>
+              </w:rPr>
+            </w:pPr>
+            <w:r>
+              <w:rPr>
+                <w:rFonts w:asciiTheme="minorEastAsia" w:eastAsiaTheme="minorEastAsia" w:hAnsiTheme="minorEastAsia"/>
+                <w:bCs/>
+                <w:sz w:val="21"/>
+                <w:szCs w:val="21"/>
+              </w:rPr>
+              <w:t>完成轻量化宠物识别、动态跟随、智能避障核心算法研发与移植；基于MATLAB开展算法仿真测试，优化算法参数；同步启动学术论文撰写，梳理研发思路、技术难点与创新点，搭建论文框架，实现算法研发与科研产出并行推进。</w:t>
+            </w:r>
+          </w:p>
+          <w:p>
+            <w:pPr>
+              <w:spacing w:beforeLines="50" w:before="304"/>
+              <w:rPr>
+                <w:rFonts w:asciiTheme="minorEastAsia" w:eastAsiaTheme="minorEastAsia" w:hAnsiTheme="minorEastAsia"/>
+                <w:bCs/>
+                <w:sz w:val="21"/>
+                <w:szCs w:val="21"/>
+              </w:rPr>
+            </w:pPr>
+            <w:r>
+              <w:rPr>
+                <w:rFonts w:asciiTheme="minorEastAsia" w:eastAsiaTheme="minorEastAsia" w:hAnsiTheme="minorEastAsia"/>
+                <w:bCs/>
+                <w:sz w:val="21"/>
+                <w:szCs w:val="21"/>
+              </w:rPr>
+              <w:t>4. 2026年10月-2026年12月：系统集成与分层实测阶段</w:t>
+            </w:r>
+          </w:p>
+          <w:p>
+            <w:pPr>
+              <w:spacing w:beforeLines="50" w:before="304"/>
+              <w:rPr>
+                <w:rFonts w:asciiTheme="minorEastAsia" w:eastAsiaTheme="minorEastAsia" w:hAnsiTheme="minorEastAsia"/>
+                <w:bCs/>
+                <w:sz w:val="21"/>
+                <w:szCs w:val="21"/>
+              </w:rPr>
+            </w:pPr>
+            <w:r>
+              <w:rPr>
+                <w:rFonts w:asciiTheme="minorEastAsia" w:eastAsiaTheme="minorEastAsia" w:hAnsiTheme="minorEastAsia"/>
+                <w:bCs/>
+                <w:sz w:val="21"/>
+                <w:szCs w:val="21"/>
+              </w:rPr>
+              <w:t>完成软硬件全系统集成，实现所有核心功能；分三阶段开展完整测试：第一阶段完成实验室预设轨迹仿真测试，第二阶段完成实验室模拟家庭环境测试，第三阶段选取3只以上不同品种宠物开展真实场景实测，记录测试数据，迭代优化设备性能，解决跟随卡顿、避障失效等问题。同步整理研发数据，梳理技术优化要点。</w:t>
+            </w:r>
+          </w:p>
+          <w:p>
+            <w:pPr>
+              <w:spacing w:beforeLines="50" w:before="304"/>
+              <w:rPr>
+                <w:rFonts w:asciiTheme="minorEastAsia" w:eastAsiaTheme="minorEastAsia" w:hAnsiTheme="minorEastAsia"/>
+                <w:bCs/>
+                <w:sz w:val="21"/>
+                <w:szCs w:val="21"/>
+              </w:rPr>
+            </w:pPr>
+            <w:r>
+              <w:rPr>
+                <w:rFonts w:asciiTheme="minorEastAsia" w:eastAsiaTheme="minorEastAsia" w:hAnsiTheme="minorEastAsia"/>
+                <w:bCs/>
+                <w:sz w:val="21"/>
+                <w:szCs w:val="21"/>
+              </w:rPr>
+              <w:t>5. 2027年1月-2027年2月：成果优化与社会实践阶段</w:t>
+            </w:r>
+          </w:p>
+          <w:p>
+            <w:pPr>
+              <w:spacing w:beforeLines="50" w:before="304"/>
+              <w:rPr>
+                <w:rFonts w:asciiTheme="minorEastAsia" w:eastAsiaTheme="minorEastAsia" w:hAnsiTheme="minorEastAsia"/>
+                <w:bCs/>
+                <w:sz w:val="21"/>
+                <w:szCs w:val="21"/>
+              </w:rPr>
+            </w:pPr>
+            <w:r>
+              <w:rPr>
+                <w:rFonts w:asciiTheme="minorEastAsia" w:eastAsiaTheme="minorEastAsia" w:hAnsiTheme="minorEastAsia"/>
+                <w:bCs/>
+                <w:sz w:val="21"/>
+                <w:szCs w:val="21"/>
+              </w:rPr>
+              <w:t>完善学术论文内容，完成论文初稿定稿；联合社区、宠物医院开展线下科普体验活动，收集用户反馈优化产品；系统梳理项目研发成果，完善各类项目申报与结题材料。</w:t>
+            </w:r>
+          </w:p>
+          <w:p>
+            <w:pPr>
+              <w:spacing w:beforeLines="50" w:before="304"/>
+              <w:rPr>
+                <w:rFonts w:asciiTheme="minorEastAsia" w:eastAsiaTheme="minorEastAsia" w:hAnsiTheme="minorEastAsia"/>
+                <w:bCs/>
+                <w:sz w:val="21"/>
+                <w:szCs w:val="21"/>
+              </w:rPr>
+            </w:pPr>
+            <w:r>
+              <w:rPr>
+                <w:rFonts w:asciiTheme="minorEastAsia" w:eastAsiaTheme="minorEastAsia" w:hAnsiTheme="minorEastAsia"/>
+                <w:bCs/>
+                <w:sz w:val="21"/>
+                <w:szCs w:val="21"/>
+              </w:rPr>
+              <w:t>6. 2027年3月-2027年4月：终调结题与成果落地阶段</w:t>
+            </w:r>
+          </w:p>
+          <w:p>
+            <w:pPr>
+              <w:spacing w:beforeLines="50" w:before="304"/>
+              <w:rPr>
+                <w:rFonts w:asciiTheme="minorEastAsia" w:eastAsiaTheme="minorEastAsia" w:hAnsiTheme="minorEastAsia" w:hint="eastAsia"/>
+                <w:bCs/>
+                <w:sz w:val="21"/>
+                <w:szCs w:val="21"/>
+              </w:rPr>
+            </w:pPr>
+            <w:r>
+              <w:rPr>
+                <w:rFonts w:asciiTheme="minorEastAsia" w:eastAsiaTheme="minorEastAsia" w:hAnsiTheme="minorEastAsia"/>
+                <w:bCs/>
+                <w:sz w:val="21"/>
+                <w:szCs w:val="21"/>
+              </w:rPr>
+              <w:t>完成设备最终联合调试，固化最优技术方案；修改完善论文、结题报告等全套材料，完成项目结题验收，整理归档项目所有研发与实践成果资料。</w:t>
+            </w:r>
           </w:p>
         </w:tc>
       </w:tr>
@@ -3220,6 +3716,7 @@
                 <w:b/>
                 <w:sz w:val="24"/>
               </w:rPr>
+              <w:lastRenderedPageBreak/>
               <w:t>五、学校可以提供的条件</w:t>
             </w:r>
           </w:p>
@@ -3228,19 +3725,17 @@
               <w:spacing w:beforeLines="50" w:before="304"/>
               <w:rPr>
                 <w:rFonts w:asciiTheme="minorEastAsia" w:eastAsiaTheme="minorEastAsia" w:hAnsiTheme="minorEastAsia"/>
-                <w:bCs/>
-                <w:sz w:val="21"/>
-                <w:szCs w:val="21"/>
-              </w:rPr>
-            </w:pPr>
-            <w:r>
-              <w:rPr>
-                <w:rFonts w:asciiTheme="minorEastAsia" w:eastAsiaTheme="minorEastAsia" w:hAnsiTheme="minorEastAsia"/>
-                <w:bCs/>
-                <w:sz w:val="21"/>
-                <w:szCs w:val="21"/>
-              </w:rPr>
-              <w:t>1. 场地与设备支持：提供嵌入式开发实验室、机器人调试场地，配备STM32开发板、传感器、焊接设备等硬件，以及MATLAB、Keil、Proteus等开发与仿真软件；</w:t>
+                <w:sz w:val="21"/>
+                <w:szCs w:val="21"/>
+              </w:rPr>
+            </w:pPr>
+            <w:r>
+              <w:rPr>
+                <w:rFonts w:asciiTheme="minorEastAsia" w:eastAsiaTheme="minorEastAsia" w:hAnsiTheme="minorEastAsia"/>
+                <w:sz w:val="21"/>
+                <w:szCs w:val="21"/>
+              </w:rPr>
+              <w:t>1. 场地与硬件软件资源支持</w:t>
             </w:r>
           </w:p>
           <w:p>
@@ -3248,57 +3743,90 @@
               <w:spacing w:beforeLines="50" w:before="304"/>
               <w:rPr>
                 <w:rFonts w:asciiTheme="minorEastAsia" w:eastAsiaTheme="minorEastAsia" w:hAnsiTheme="minorEastAsia"/>
-                <w:bCs/>
-                <w:sz w:val="21"/>
-                <w:szCs w:val="21"/>
-              </w:rPr>
-            </w:pPr>
-            <w:r>
+                <w:sz w:val="21"/>
+                <w:szCs w:val="21"/>
+              </w:rPr>
+            </w:pPr>
+            <w:r>
+              <w:rPr>
+                <w:rFonts w:asciiTheme="minorEastAsia" w:eastAsiaTheme="minorEastAsia" w:hAnsiTheme="minorEastAsia"/>
+                <w:sz w:val="21"/>
+                <w:szCs w:val="21"/>
+              </w:rPr>
+              <w:t>学校可提供专属嵌入式开发实验室、机器人专项调试场地，配备STM32开发板、基础传感器、焊接设备等通用硬件设备，以及MATLAB、Keil、Proteus等仿真开发软件，满足项目基础研发需求。针对项目刚需短板资源，学校可额外提供：高性能计算服务器（用于轻量化模型训练与算法优化）、校内宠物行为测试场地（用于真实宠物场景实测），补齐项目测试与算法优化资源缺口。</w:t>
+            </w:r>
+          </w:p>
+          <w:p>
+            <w:pPr>
+              <w:spacing w:beforeLines="50" w:before="304"/>
+              <w:rPr>
+                <w:rFonts w:asciiTheme="minorEastAsia" w:eastAsiaTheme="minorEastAsia" w:hAnsiTheme="minorEastAsia"/>
+                <w:sz w:val="21"/>
+                <w:szCs w:val="21"/>
+              </w:rPr>
+            </w:pPr>
+            <w:r>
+              <w:rPr>
+                <w:rFonts w:asciiTheme="minorEastAsia" w:eastAsiaTheme="minorEastAsia" w:hAnsiTheme="minorEastAsia"/>
+                <w:sz w:val="21"/>
+                <w:szCs w:val="21"/>
+              </w:rPr>
+              <w:t>2. 竞赛与科研专项指导支持</w:t>
+            </w:r>
+          </w:p>
+          <w:p>
+            <w:pPr>
+              <w:spacing w:beforeLines="50" w:before="304"/>
+              <w:rPr>
+                <w:rFonts w:asciiTheme="minorEastAsia" w:eastAsiaTheme="minorEastAsia" w:hAnsiTheme="minorEastAsia"/>
+                <w:sz w:val="21"/>
+                <w:szCs w:val="21"/>
+              </w:rPr>
+            </w:pPr>
+            <w:r>
+              <w:rPr>
+                <w:rFonts w:asciiTheme="minorEastAsia" w:eastAsiaTheme="minorEastAsia" w:hAnsiTheme="minorEastAsia"/>
+                <w:sz w:val="21"/>
+                <w:szCs w:val="21"/>
+              </w:rPr>
+              <w:t>学校指派专业骨干教师全程提供科研与技术指导，深耕嵌入式智能控制、物联网技术应用领域，具备丰富的大学生科创项目指导经验，可全程提供技术攻坚、论文撰写、成果打磨、结题申报全流程指导。同时协助团队对接科研资源，提供文献查阅、论文查重、投稿等专项支持。</w:t>
+            </w:r>
+          </w:p>
+          <w:p>
+            <w:pPr>
+              <w:spacing w:beforeLines="50" w:before="304"/>
+              <w:rPr>
+                <w:rFonts w:asciiTheme="minorEastAsia" w:eastAsiaTheme="minorEastAsia" w:hAnsiTheme="minorEastAsia"/>
+                <w:sz w:val="21"/>
+                <w:szCs w:val="21"/>
+              </w:rPr>
+            </w:pPr>
+            <w:r>
+              <w:rPr>
+                <w:rFonts w:asciiTheme="minorEastAsia" w:eastAsiaTheme="minorEastAsia" w:hAnsiTheme="minorEastAsia"/>
+                <w:sz w:val="21"/>
+                <w:szCs w:val="21"/>
+              </w:rPr>
+              <w:t>3. 社会实践与落地支持</w:t>
+            </w:r>
+          </w:p>
+          <w:p>
+            <w:pPr>
+              <w:spacing w:beforeLines="50" w:before="304"/>
               <w:rPr>
                 <w:rFonts w:asciiTheme="minorEastAsia" w:eastAsiaTheme="minorEastAsia" w:hAnsiTheme="minorEastAsia" w:hint="eastAsia"/>
                 <w:bCs/>
                 <w:sz w:val="21"/>
                 <w:szCs w:val="21"/>
               </w:rPr>
-              <w:t>2</w:t>
-            </w:r>
-            <w:r>
-              <w:rPr>
-                <w:rFonts w:asciiTheme="minorEastAsia" w:eastAsiaTheme="minorEastAsia" w:hAnsiTheme="minorEastAsia"/>
-                <w:bCs/>
-                <w:sz w:val="21"/>
-                <w:szCs w:val="21"/>
-              </w:rPr>
-              <w:t>. 竞赛与实践支持：协助对接全国大学生电子设计竞赛、智能机器人竞赛等赛事，提供竞赛报名、作品打磨等相关支持，支持团队开展社区社会实践与用户调研活动；</w:t>
-            </w:r>
-          </w:p>
-          <w:p>
-            <w:pPr>
-              <w:spacing w:beforeLines="50" w:before="304"/>
-              <w:rPr>
-                <w:rFonts w:asciiTheme="minorEastAsia" w:eastAsiaTheme="minorEastAsia" w:hAnsiTheme="minorEastAsia" w:hint="eastAsia"/>
-                <w:bCs/>
-                <w:sz w:val="21"/>
-                <w:szCs w:val="21"/>
-              </w:rPr>
-            </w:pPr>
-            <w:r>
-              <w:rPr>
-                <w:rFonts w:asciiTheme="minorEastAsia" w:eastAsiaTheme="minorEastAsia" w:hAnsiTheme="minorEastAsia" w:hint="eastAsia"/>
-                <w:bCs/>
-                <w:sz w:val="21"/>
-                <w:szCs w:val="21"/>
-              </w:rPr>
-              <w:t>3</w:t>
-            </w:r>
-            <w:r>
-              <w:rPr>
-                <w:rFonts w:asciiTheme="minorEastAsia" w:eastAsiaTheme="minorEastAsia" w:hAnsiTheme="minorEastAsia"/>
-                <w:bCs/>
-                <w:sz w:val="21"/>
-                <w:szCs w:val="21"/>
-              </w:rPr>
-              <w:t>. 其他支持：提供科研资料查阅、论文撰写指导等服务，保障项目研发与结题工作顺利开展。</w:t>
+            </w:pPr>
+            <w:r>
+              <w:rPr>
+                <w:rFonts w:asciiTheme="minorEastAsia" w:eastAsiaTheme="minorEastAsia" w:hAnsiTheme="minorEastAsia"/>
+                <w:sz w:val="21"/>
+                <w:szCs w:val="21"/>
+              </w:rPr>
+              <w:t>学校团委、二级学院可协助对接周边社区服务中心、本地宠物机构，为项目线下科普、用户调研、产品体验活动提供场地与渠道支持，保障社会实践工作顺利落地。</w:t>
             </w:r>
           </w:p>
         </w:tc>
@@ -3327,7 +3855,6 @@
                 <w:b/>
                 <w:sz w:val="24"/>
               </w:rPr>
-              <w:lastRenderedPageBreak/>
               <w:t>六、预期成果</w:t>
             </w:r>
           </w:p>
@@ -3336,14 +3863,130 @@
               <w:widowControl/>
               <w:jc w:val="left"/>
               <w:rPr>
-                <w:rFonts w:ascii="宋体" w:hAnsi="宋体"/>
+                <w:rFonts w:ascii="宋体" w:eastAsia="宋体" w:hAnsi="宋体"/>
                 <w:color w:val="000000"/>
                 <w:kern w:val="0"/>
+                <w:sz w:val="21"/>
                 <w:szCs w:val="21"/>
                 <w:lang w:bidi="ar"/>
               </w:rPr>
             </w:pPr>
             <w:r>
+              <w:rPr>
+                <w:rFonts w:ascii="宋体" w:eastAsia="宋体" w:hAnsi="宋体"/>
+                <w:color w:val="000000"/>
+                <w:kern w:val="0"/>
+                <w:sz w:val="21"/>
+                <w:szCs w:val="21"/>
+                <w:lang w:bidi="ar"/>
+              </w:rPr>
+              <w:t>本项目所有成果均设置量化、可验证指标，摒弃过程性目标，聚焦实质性科研、技术、竞赛成果，具体如下：</w:t>
+            </w:r>
+          </w:p>
+          <w:p>
+            <w:pPr>
+              <w:widowControl/>
+              <w:jc w:val="left"/>
+              <w:rPr>
+                <w:rFonts w:ascii="宋体" w:eastAsia="宋体" w:hAnsi="宋体"/>
+                <w:color w:val="000000"/>
+                <w:kern w:val="0"/>
+                <w:sz w:val="21"/>
+                <w:szCs w:val="21"/>
+                <w:lang w:bidi="ar"/>
+              </w:rPr>
+            </w:pPr>
+            <w:r>
+              <w:rPr>
+                <w:rFonts w:ascii="宋体" w:eastAsia="宋体" w:hAnsi="宋体"/>
+                <w:color w:val="000000"/>
+                <w:kern w:val="0"/>
+                <w:sz w:val="21"/>
+                <w:szCs w:val="21"/>
+                <w:lang w:bidi="ar"/>
+              </w:rPr>
+              <w:t>1. 实物成果：研制1台性能稳定、功能完善的低成本自主伴随宠物式机器人样机，达成核心量化技术指标：室内光照＞50lux环境下宠物跟随成功率≥85%、跟丢后目标重捕时间≤5秒、静态障碍物避障成功率≥95%、设备最大跟随速度0.3m/s，整机BOM成本严格控制在500元以内。</w:t>
+            </w:r>
+          </w:p>
+          <w:p>
+            <w:pPr>
+              <w:widowControl/>
+              <w:jc w:val="left"/>
+              <w:rPr>
+                <w:rFonts w:ascii="宋体" w:eastAsia="宋体" w:hAnsi="宋体"/>
+                <w:color w:val="000000"/>
+                <w:kern w:val="0"/>
+                <w:sz w:val="21"/>
+                <w:szCs w:val="21"/>
+                <w:lang w:bidi="ar"/>
+              </w:rPr>
+            </w:pPr>
+            <w:r>
+              <w:rPr>
+                <w:rFonts w:ascii="宋体" w:eastAsia="宋体" w:hAnsi="宋体"/>
+                <w:color w:val="000000"/>
+                <w:kern w:val="0"/>
+                <w:sz w:val="21"/>
+                <w:szCs w:val="21"/>
+                <w:lang w:bidi="ar"/>
+              </w:rPr>
+              <w:t>2. 技术成果：形成一套完整的低算力嵌入式宠物自适应跟随算法方案、多传感器融合避障控制技术体系，整理全套技术研发文档、调试数据与优化方案。</w:t>
+            </w:r>
+          </w:p>
+          <w:p>
+            <w:pPr>
+              <w:widowControl/>
+              <w:jc w:val="left"/>
+              <w:rPr>
+                <w:rFonts w:ascii="宋体" w:eastAsia="宋体" w:hAnsi="宋体"/>
+                <w:color w:val="000000"/>
+                <w:kern w:val="0"/>
+                <w:sz w:val="21"/>
+                <w:szCs w:val="21"/>
+                <w:lang w:bidi="ar"/>
+              </w:rPr>
+            </w:pPr>
+            <w:r>
+              <w:rPr>
+                <w:rFonts w:ascii="宋体" w:eastAsia="宋体" w:hAnsi="宋体"/>
+                <w:color w:val="000000"/>
+                <w:kern w:val="0"/>
+                <w:sz w:val="21"/>
+                <w:szCs w:val="21"/>
+                <w:lang w:bidi="ar"/>
+              </w:rPr>
+              <w:t>3. 科研成果：完成1篇高质量学术论文，聚焦《低算力嵌入式平台宠物自适应跟随算法研究》主题，拟投稿《电子技术应用》期刊或ICIIP国际会议，规范作者排序，完成论文查重、定稿与投稿工作。</w:t>
+            </w:r>
+          </w:p>
+          <w:p>
+            <w:pPr>
+              <w:widowControl/>
+              <w:jc w:val="left"/>
+              <w:rPr>
+                <w:rFonts w:ascii="宋体" w:eastAsia="宋体" w:hAnsi="宋体"/>
+                <w:color w:val="000000"/>
+                <w:kern w:val="0"/>
+                <w:sz w:val="21"/>
+                <w:szCs w:val="21"/>
+                <w:lang w:bidi="ar"/>
+              </w:rPr>
+            </w:pPr>
+            <w:r>
+              <w:rPr>
+                <w:rFonts w:ascii="宋体" w:eastAsia="宋体" w:hAnsi="宋体"/>
+                <w:color w:val="000000"/>
+                <w:kern w:val="0"/>
+                <w:sz w:val="21"/>
+                <w:szCs w:val="21"/>
+                <w:lang w:bidi="ar"/>
+              </w:rPr>
+              <w:t>4. 结题成果：整理全套研发数据、测试报告、技术文档、实践材料，完成规范的项目结题报告，顺利通过校级、省级结题验收。</w:t>
+            </w:r>
+          </w:p>
+          <w:p>
+            <w:pPr>
+              <w:widowControl/>
+              <w:jc w:val="left"/>
               <w:rPr>
                 <w:rFonts w:ascii="宋体" w:eastAsia="宋体" w:hAnsi="宋体" w:hint="eastAsia"/>
                 <w:color w:val="000000"/>
@@ -3352,91 +3995,8 @@
                 <w:szCs w:val="21"/>
                 <w:lang w:bidi="ar"/>
               </w:rPr>
-              <w:t>一、</w:t>
-            </w:r>
-            <w:r>
-              <w:rPr>
-                <w:sz w:val="21"/>
-                <w:szCs w:val="21"/>
-              </w:rPr>
-              <w:t>研制</w:t>
-            </w:r>
-            <w:r>
-              <w:rPr>
-                <w:rFonts w:hint="eastAsia"/>
-                <w:sz w:val="21"/>
-                <w:szCs w:val="21"/>
-              </w:rPr>
-              <w:t>一</w:t>
-            </w:r>
-            <w:r>
-              <w:rPr>
-                <w:sz w:val="21"/>
-                <w:szCs w:val="21"/>
-              </w:rPr>
-              <w:t>台可稳定运行的自主伴随宠物</w:t>
-            </w:r>
-            <w:r>
-              <w:rPr>
-                <w:rFonts w:hint="eastAsia"/>
-                <w:sz w:val="21"/>
-                <w:szCs w:val="21"/>
-              </w:rPr>
-              <w:t>式</w:t>
-            </w:r>
-            <w:r>
-              <w:rPr>
-                <w:sz w:val="21"/>
-                <w:szCs w:val="21"/>
-              </w:rPr>
-              <w:t>机器人实物样机</w:t>
-            </w:r>
-          </w:p>
-          <w:p>
-            <w:pPr>
-              <w:widowControl/>
-              <w:jc w:val="left"/>
-              <w:rPr>
-                <w:szCs w:val="21"/>
-              </w:rPr>
-            </w:pPr>
-            <w:r>
-              <w:rPr>
-                <w:rFonts w:hint="eastAsia"/>
-                <w:sz w:val="21"/>
-                <w:szCs w:val="21"/>
-              </w:rPr>
-              <w:t>二、参加计算机设计大赛</w:t>
-            </w:r>
-          </w:p>
-          <w:p>
-            <w:pPr>
-              <w:widowControl/>
-              <w:jc w:val="left"/>
-              <w:rPr>
-                <w:rFonts w:ascii="宋体" w:hAnsi="宋体"/>
-                <w:color w:val="000000"/>
-                <w:kern w:val="0"/>
-                <w:szCs w:val="21"/>
-                <w:lang w:bidi="ar"/>
-              </w:rPr>
-            </w:pPr>
-            <w:r>
-              <w:rPr>
-                <w:rFonts w:ascii="宋体" w:eastAsia="宋体" w:hAnsi="宋体" w:hint="eastAsia"/>
-                <w:color w:val="000000"/>
-                <w:kern w:val="0"/>
-                <w:sz w:val="21"/>
-                <w:szCs w:val="21"/>
-                <w:lang w:bidi="ar"/>
-              </w:rPr>
-              <w:t>三、参加大学生创业大赛</w:t>
-            </w:r>
-          </w:p>
-          <w:p>
-            <w:pPr>
-              <w:widowControl/>
-              <w:jc w:val="left"/>
+            </w:pPr>
+            <w:r>
               <w:rPr>
                 <w:rFonts w:ascii="宋体" w:eastAsia="宋体" w:hAnsi="宋体"/>
                 <w:color w:val="000000"/>
@@ -3445,41 +4005,7 @@
                 <w:szCs w:val="21"/>
                 <w:lang w:bidi="ar"/>
               </w:rPr>
-            </w:pPr>
-            <w:r>
-              <w:rPr>
-                <w:rFonts w:ascii="宋体" w:eastAsia="宋体" w:hAnsi="宋体" w:hint="eastAsia"/>
-                <w:color w:val="000000"/>
-                <w:kern w:val="0"/>
-                <w:sz w:val="21"/>
-                <w:szCs w:val="21"/>
-                <w:lang w:bidi="ar"/>
-              </w:rPr>
-              <w:t>四、撰写一篇论文</w:t>
-            </w:r>
-          </w:p>
-          <w:p>
-            <w:pPr>
-              <w:widowControl/>
-              <w:jc w:val="left"/>
-              <w:rPr>
-                <w:rFonts w:ascii="宋体" w:hAnsi="宋体" w:hint="eastAsia"/>
-                <w:color w:val="000000"/>
-                <w:kern w:val="0"/>
-                <w:szCs w:val="21"/>
-                <w:lang w:bidi="ar"/>
-              </w:rPr>
-            </w:pPr>
-            <w:r>
-              <w:rPr>
-                <w:rFonts w:ascii="宋体" w:eastAsia="宋体" w:hAnsi="宋体" w:hint="eastAsia"/>
-                <w:color w:val="000000"/>
-                <w:kern w:val="0"/>
-                <w:sz w:val="21"/>
-                <w:szCs w:val="21"/>
-                <w:lang w:bidi="ar"/>
-              </w:rPr>
-              <w:t>五、完成结题报告</w:t>
+              <w:t>5. 实践成果：完成2场社区智能养宠科普体验活动，形成完整的社会实践报告与用户调研分析报告，为低成本智能伴宠设备的民用普及提供数据支撑。</w:t>
             </w:r>
           </w:p>
         </w:tc>
@@ -3508,155 +4034,684 @@
                 <w:b/>
                 <w:sz w:val="24"/>
               </w:rPr>
+              <w:lastRenderedPageBreak/>
               <w:t>七、经费预算</w:t>
             </w:r>
           </w:p>
-          <w:p>
-            <w:pPr>
-              <w:spacing w:line="360" w:lineRule="exact"/>
-              <w:rPr>
-                <w:rFonts w:asciiTheme="minorEastAsia" w:eastAsiaTheme="minorEastAsia" w:hAnsiTheme="minorEastAsia"/>
-                <w:bCs/>
-                <w:color w:val="000000"/>
-                <w:sz w:val="21"/>
-                <w:szCs w:val="21"/>
-              </w:rPr>
-            </w:pPr>
-            <w:r>
-              <w:rPr>
-                <w:rFonts w:asciiTheme="minorEastAsia" w:eastAsiaTheme="minorEastAsia" w:hAnsiTheme="minorEastAsia"/>
-                <w:bCs/>
-                <w:color w:val="000000"/>
-                <w:sz w:val="21"/>
-                <w:szCs w:val="21"/>
-              </w:rPr>
-              <w:t>【</w:t>
-            </w:r>
-            <w:r>
-              <w:rPr>
-                <w:rFonts w:asciiTheme="minorEastAsia" w:eastAsiaTheme="minorEastAsia" w:hAnsiTheme="minorEastAsia" w:hint="eastAsia"/>
-                <w:bCs/>
-                <w:color w:val="000000"/>
-                <w:sz w:val="21"/>
-                <w:szCs w:val="21"/>
-              </w:rPr>
-              <w:t>资料费</w:t>
-            </w:r>
-            <w:r>
-              <w:rPr>
-                <w:rFonts w:asciiTheme="minorEastAsia" w:eastAsiaTheme="minorEastAsia" w:hAnsiTheme="minorEastAsia"/>
-                <w:bCs/>
-                <w:color w:val="000000"/>
-                <w:sz w:val="21"/>
-                <w:szCs w:val="21"/>
-              </w:rPr>
-              <w:t>】</w:t>
-            </w:r>
-            <w:r>
-              <w:rPr>
-                <w:rFonts w:asciiTheme="minorEastAsia" w:eastAsiaTheme="minorEastAsia" w:hAnsiTheme="minorEastAsia" w:hint="eastAsia"/>
-                <w:bCs/>
-                <w:color w:val="000000"/>
-                <w:sz w:val="21"/>
-                <w:szCs w:val="21"/>
-              </w:rPr>
-              <w:t>350元</w:t>
-            </w:r>
-          </w:p>
-          <w:p>
-            <w:pPr>
-              <w:spacing w:line="360" w:lineRule="exact"/>
-              <w:rPr>
-                <w:rFonts w:asciiTheme="minorEastAsia" w:eastAsiaTheme="minorEastAsia" w:hAnsiTheme="minorEastAsia"/>
-                <w:bCs/>
-                <w:color w:val="000000"/>
-                <w:sz w:val="21"/>
-                <w:szCs w:val="21"/>
-              </w:rPr>
-            </w:pPr>
-            <w:r>
-              <w:rPr>
-                <w:rFonts w:asciiTheme="minorEastAsia" w:eastAsiaTheme="minorEastAsia" w:hAnsiTheme="minorEastAsia"/>
-                <w:bCs/>
-                <w:color w:val="000000"/>
-                <w:sz w:val="21"/>
-                <w:szCs w:val="21"/>
-              </w:rPr>
-              <w:t>【竞赛报名费】</w:t>
-            </w:r>
-            <w:r>
-              <w:rPr>
-                <w:rFonts w:asciiTheme="minorEastAsia" w:eastAsiaTheme="minorEastAsia" w:hAnsiTheme="minorEastAsia" w:hint="eastAsia"/>
-                <w:bCs/>
-                <w:color w:val="000000"/>
-                <w:sz w:val="21"/>
-                <w:szCs w:val="21"/>
-              </w:rPr>
-              <w:t>750</w:t>
-            </w:r>
-            <w:r>
-              <w:rPr>
-                <w:rFonts w:asciiTheme="minorEastAsia" w:eastAsiaTheme="minorEastAsia" w:hAnsiTheme="minorEastAsia"/>
-                <w:bCs/>
-                <w:color w:val="000000"/>
-                <w:sz w:val="21"/>
-                <w:szCs w:val="21"/>
-              </w:rPr>
-              <w:t>元</w:t>
-            </w:r>
-          </w:p>
-          <w:p>
-            <w:pPr>
-              <w:spacing w:line="360" w:lineRule="exact"/>
-              <w:rPr>
-                <w:rFonts w:asciiTheme="minorEastAsia" w:eastAsiaTheme="minorEastAsia" w:hAnsiTheme="minorEastAsia"/>
-                <w:bCs/>
-                <w:color w:val="000000"/>
-                <w:sz w:val="21"/>
-                <w:szCs w:val="21"/>
-              </w:rPr>
-            </w:pPr>
-            <w:r>
-              <w:rPr>
-                <w:rFonts w:asciiTheme="minorEastAsia" w:eastAsiaTheme="minorEastAsia" w:hAnsiTheme="minorEastAsia"/>
-                <w:bCs/>
-                <w:color w:val="000000"/>
-                <w:sz w:val="21"/>
-                <w:szCs w:val="21"/>
-              </w:rPr>
-              <w:t>【</w:t>
-            </w:r>
-            <w:r>
-              <w:rPr>
-                <w:rFonts w:asciiTheme="minorEastAsia" w:eastAsiaTheme="minorEastAsia" w:hAnsiTheme="minorEastAsia" w:hint="eastAsia"/>
-                <w:bCs/>
-                <w:color w:val="000000"/>
-                <w:sz w:val="21"/>
-                <w:szCs w:val="21"/>
-              </w:rPr>
-              <w:t>硬件设备</w:t>
-            </w:r>
-            <w:r>
-              <w:rPr>
-                <w:rFonts w:asciiTheme="minorEastAsia" w:eastAsiaTheme="minorEastAsia" w:hAnsiTheme="minorEastAsia"/>
-                <w:bCs/>
-                <w:color w:val="000000"/>
-                <w:sz w:val="21"/>
-                <w:szCs w:val="21"/>
-              </w:rPr>
-              <w:t>】</w:t>
-            </w:r>
-            <w:r>
-              <w:rPr>
-                <w:rFonts w:asciiTheme="minorEastAsia" w:eastAsiaTheme="minorEastAsia" w:hAnsiTheme="minorEastAsia" w:hint="eastAsia"/>
-                <w:bCs/>
-                <w:color w:val="000000"/>
-                <w:sz w:val="21"/>
-                <w:szCs w:val="21"/>
-              </w:rPr>
-              <w:t>3300元</w:t>
-            </w:r>
-          </w:p>
+          <w:tbl>
+            <w:tblPr>
+              <w:tblW w:w="7500" w:type="dxa"/>
+              <w:tblBorders>
+                <w:top w:val="single" w:sz="4" w:space="0" w:color="auto"/>
+                <w:left w:val="single" w:sz="4" w:space="0" w:color="auto"/>
+                <w:bottom w:val="single" w:sz="4" w:space="0" w:color="auto"/>
+                <w:right w:val="single" w:sz="4" w:space="0" w:color="auto"/>
+                <w:insideH w:val="single" w:sz="4" w:space="0" w:color="auto"/>
+                <w:insideV w:val="single" w:sz="4" w:space="0" w:color="auto"/>
+              </w:tblBorders>
+              <w:tblCellMar>
+                <w:top w:w="15" w:type="dxa"/>
+                <w:left w:w="15" w:type="dxa"/>
+                <w:bottom w:w="15" w:type="dxa"/>
+                <w:right w:w="15" w:type="dxa"/>
+              </w:tblCellMar>
+              <w:tblLook w:val="04A0" w:firstRow="1" w:lastRow="0" w:firstColumn="1" w:lastColumn="0" w:noHBand="0" w:noVBand="1"/>
+            </w:tblPr>
+            <w:tblGrid>
+              <w:gridCol w:w="596"/>
+              <w:gridCol w:w="4854"/>
+              <w:gridCol w:w="917"/>
+              <w:gridCol w:w="1133"/>
+            </w:tblGrid>
+            <w:tr>
+              <w:trPr>
+                <w:trHeight w:val="585"/>
+                <w:tblHeader/>
+              </w:trPr>
+              <w:tc>
+                <w:tcPr>
+                  <w:tcW w:w="596" w:type="dxa"/>
+                  <w:shd w:val="clear" w:color="auto" w:fill="F2F3F5"/>
+                  <w:tcMar>
+                    <w:top w:w="120" w:type="dxa"/>
+                    <w:left w:w="120" w:type="dxa"/>
+                    <w:bottom w:w="120" w:type="dxa"/>
+                    <w:right w:w="120" w:type="dxa"/>
+                  </w:tcMar>
+                  <w:hideMark/>
+                </w:tcPr>
+                <w:p>
+                  <w:pPr>
+                    <w:widowControl/>
+                    <w:jc w:val="left"/>
+                    <w:rPr>
+                      <w:rFonts w:ascii="宋体" w:eastAsia="宋体" w:hAnsi="宋体" w:cs="宋体"/>
+                      <w:kern w:val="0"/>
+                      <w:sz w:val="20"/>
+                    </w:rPr>
+                  </w:pPr>
+                  <w:r>
+                    <w:rPr>
+                      <w:rFonts w:ascii="宋体" w:eastAsia="宋体" w:hAnsi="宋体" w:cs="宋体"/>
+                      <w:kern w:val="0"/>
+                      <w:sz w:val="20"/>
+                    </w:rPr>
+                    <w:t>预算项目</w:t>
+                  </w:r>
+                </w:p>
+              </w:tc>
+              <w:tc>
+                <w:tcPr>
+                  <w:tcW w:w="4854" w:type="dxa"/>
+                  <w:shd w:val="clear" w:color="auto" w:fill="F2F3F5"/>
+                  <w:tcMar>
+                    <w:top w:w="120" w:type="dxa"/>
+                    <w:left w:w="120" w:type="dxa"/>
+                    <w:bottom w:w="120" w:type="dxa"/>
+                    <w:right w:w="120" w:type="dxa"/>
+                  </w:tcMar>
+                  <w:hideMark/>
+                </w:tcPr>
+                <w:p>
+                  <w:pPr>
+                    <w:widowControl/>
+                    <w:jc w:val="left"/>
+                    <w:rPr>
+                      <w:rFonts w:ascii="宋体" w:eastAsia="宋体" w:hAnsi="宋体" w:cs="宋体"/>
+                      <w:kern w:val="0"/>
+                      <w:sz w:val="20"/>
+                    </w:rPr>
+                  </w:pPr>
+                  <w:r>
+                    <w:rPr>
+                      <w:rFonts w:ascii="宋体" w:eastAsia="宋体" w:hAnsi="宋体" w:cs="宋体"/>
+                      <w:kern w:val="0"/>
+                      <w:sz w:val="20"/>
+                    </w:rPr>
+                    <w:t>明细内容</w:t>
+                  </w:r>
+                </w:p>
+              </w:tc>
+              <w:tc>
+                <w:tcPr>
+                  <w:tcW w:w="917" w:type="dxa"/>
+                  <w:shd w:val="clear" w:color="auto" w:fill="F2F3F5"/>
+                  <w:tcMar>
+                    <w:top w:w="120" w:type="dxa"/>
+                    <w:left w:w="120" w:type="dxa"/>
+                    <w:bottom w:w="120" w:type="dxa"/>
+                    <w:right w:w="120" w:type="dxa"/>
+                  </w:tcMar>
+                  <w:hideMark/>
+                </w:tcPr>
+                <w:p>
+                  <w:pPr>
+                    <w:widowControl/>
+                    <w:jc w:val="left"/>
+                    <w:rPr>
+                      <w:rFonts w:ascii="宋体" w:eastAsia="宋体" w:hAnsi="宋体" w:cs="宋体"/>
+                      <w:kern w:val="0"/>
+                      <w:sz w:val="20"/>
+                    </w:rPr>
+                  </w:pPr>
+                  <w:r>
+                    <w:rPr>
+                      <w:rFonts w:ascii="宋体" w:eastAsia="宋体" w:hAnsi="宋体" w:cs="宋体"/>
+                      <w:kern w:val="0"/>
+                      <w:sz w:val="20"/>
+                    </w:rPr>
+                    <w:t>金额（元）</w:t>
+                  </w:r>
+                </w:p>
+              </w:tc>
+              <w:tc>
+                <w:tcPr>
+                  <w:tcW w:w="1133" w:type="dxa"/>
+                  <w:shd w:val="clear" w:color="auto" w:fill="F2F3F5"/>
+                  <w:tcMar>
+                    <w:top w:w="120" w:type="dxa"/>
+                    <w:left w:w="120" w:type="dxa"/>
+                    <w:bottom w:w="120" w:type="dxa"/>
+                    <w:right w:w="120" w:type="dxa"/>
+                  </w:tcMar>
+                  <w:hideMark/>
+                </w:tcPr>
+                <w:p>
+                  <w:pPr>
+                    <w:widowControl/>
+                    <w:jc w:val="left"/>
+                    <w:rPr>
+                      <w:rFonts w:ascii="宋体" w:eastAsia="宋体" w:hAnsi="宋体" w:cs="宋体"/>
+                      <w:kern w:val="0"/>
+                      <w:sz w:val="20"/>
+                    </w:rPr>
+                  </w:pPr>
+                  <w:r>
+                    <w:rPr>
+                      <w:rFonts w:ascii="宋体" w:eastAsia="宋体" w:hAnsi="宋体" w:cs="宋体"/>
+                      <w:kern w:val="0"/>
+                      <w:sz w:val="20"/>
+                    </w:rPr>
+                    <w:t>备注</w:t>
+                  </w:r>
+                </w:p>
+              </w:tc>
+            </w:tr>
+            <w:tr>
+              <w:trPr>
+                <w:trHeight w:val="585"/>
+              </w:trPr>
+              <w:tc>
+                <w:tcPr>
+                  <w:tcW w:w="596" w:type="dxa"/>
+                  <w:tcMar>
+                    <w:top w:w="120" w:type="dxa"/>
+                    <w:left w:w="120" w:type="dxa"/>
+                    <w:bottom w:w="120" w:type="dxa"/>
+                    <w:right w:w="120" w:type="dxa"/>
+                  </w:tcMar>
+                  <w:hideMark/>
+                </w:tcPr>
+                <w:p>
+                  <w:pPr>
+                    <w:widowControl/>
+                    <w:jc w:val="left"/>
+                    <w:rPr>
+                      <w:rFonts w:ascii="宋体" w:eastAsia="宋体" w:hAnsi="宋体" w:cs="宋体"/>
+                      <w:kern w:val="0"/>
+                      <w:sz w:val="20"/>
+                    </w:rPr>
+                  </w:pPr>
+                  <w:r>
+                    <w:rPr>
+                      <w:rFonts w:ascii="宋体" w:eastAsia="宋体" w:hAnsi="宋体" w:cs="宋体"/>
+                      <w:kern w:val="0"/>
+                      <w:sz w:val="20"/>
+                    </w:rPr>
+                    <w:t>资料费</w:t>
+                  </w:r>
+                </w:p>
+              </w:tc>
+              <w:tc>
+                <w:tcPr>
+                  <w:tcW w:w="4854" w:type="dxa"/>
+                  <w:tcMar>
+                    <w:top w:w="120" w:type="dxa"/>
+                    <w:left w:w="120" w:type="dxa"/>
+                    <w:bottom w:w="120" w:type="dxa"/>
+                    <w:right w:w="120" w:type="dxa"/>
+                  </w:tcMar>
+                  <w:hideMark/>
+                </w:tcPr>
+                <w:p>
+                  <w:pPr>
+                    <w:widowControl/>
+                    <w:jc w:val="left"/>
+                    <w:rPr>
+                      <w:rFonts w:ascii="宋体" w:eastAsia="宋体" w:hAnsi="宋体" w:cs="宋体"/>
+                      <w:kern w:val="0"/>
+                      <w:sz w:val="20"/>
+                    </w:rPr>
+                  </w:pPr>
+                  <w:r>
+                    <w:rPr>
+                      <w:rFonts w:ascii="宋体" w:eastAsia="宋体" w:hAnsi="宋体" w:cs="宋体"/>
+                      <w:kern w:val="0"/>
+                      <w:sz w:val="20"/>
+                    </w:rPr>
+                    <w:t>文献资料下载、论文查重、开源数据集购买、云服务器模型训练、打印装订</w:t>
+                  </w:r>
+                </w:p>
+              </w:tc>
+              <w:tc>
+                <w:tcPr>
+                  <w:tcW w:w="917" w:type="dxa"/>
+                  <w:tcMar>
+                    <w:top w:w="120" w:type="dxa"/>
+                    <w:left w:w="120" w:type="dxa"/>
+                    <w:bottom w:w="120" w:type="dxa"/>
+                    <w:right w:w="120" w:type="dxa"/>
+                  </w:tcMar>
+                  <w:hideMark/>
+                </w:tcPr>
+                <w:p>
+                  <w:pPr>
+                    <w:widowControl/>
+                    <w:jc w:val="left"/>
+                    <w:rPr>
+                      <w:rFonts w:ascii="宋体" w:eastAsia="宋体" w:hAnsi="宋体" w:cs="宋体"/>
+                      <w:kern w:val="0"/>
+                      <w:sz w:val="20"/>
+                    </w:rPr>
+                  </w:pPr>
+                  <w:r>
+                    <w:rPr>
+                      <w:rFonts w:ascii="宋体" w:eastAsia="宋体" w:hAnsi="宋体" w:cs="宋体"/>
+                      <w:kern w:val="0"/>
+                      <w:sz w:val="20"/>
+                    </w:rPr>
+                    <w:t>800</w:t>
+                  </w:r>
+                </w:p>
+              </w:tc>
+              <w:tc>
+                <w:tcPr>
+                  <w:tcW w:w="1133" w:type="dxa"/>
+                  <w:tcMar>
+                    <w:top w:w="120" w:type="dxa"/>
+                    <w:left w:w="120" w:type="dxa"/>
+                    <w:bottom w:w="120" w:type="dxa"/>
+                    <w:right w:w="120" w:type="dxa"/>
+                  </w:tcMar>
+                  <w:hideMark/>
+                </w:tcPr>
+                <w:p>
+                  <w:pPr>
+                    <w:widowControl/>
+                    <w:jc w:val="left"/>
+                    <w:rPr>
+                      <w:rFonts w:ascii="宋体" w:eastAsia="宋体" w:hAnsi="宋体" w:cs="宋体"/>
+                      <w:kern w:val="0"/>
+                      <w:sz w:val="20"/>
+                    </w:rPr>
+                  </w:pPr>
+                  <w:r>
+                    <w:rPr>
+                      <w:rFonts w:ascii="宋体" w:eastAsia="宋体" w:hAnsi="宋体" w:cs="宋体"/>
+                      <w:kern w:val="0"/>
+                      <w:sz w:val="20"/>
+                    </w:rPr>
+                    <w:t>上调经费，满足科研产出需求</w:t>
+                  </w:r>
+                </w:p>
+              </w:tc>
+            </w:tr>
+            <w:tr>
+              <w:trPr>
+                <w:trHeight w:val="585"/>
+              </w:trPr>
+              <w:tc>
+                <w:tcPr>
+                  <w:tcW w:w="596" w:type="dxa"/>
+                  <w:tcMar>
+                    <w:top w:w="120" w:type="dxa"/>
+                    <w:left w:w="120" w:type="dxa"/>
+                    <w:bottom w:w="120" w:type="dxa"/>
+                    <w:right w:w="120" w:type="dxa"/>
+                  </w:tcMar>
+                  <w:hideMark/>
+                </w:tcPr>
+                <w:p>
+                  <w:pPr>
+                    <w:widowControl/>
+                    <w:jc w:val="left"/>
+                    <w:rPr>
+                      <w:rFonts w:ascii="宋体" w:eastAsia="宋体" w:hAnsi="宋体" w:cs="宋体"/>
+                      <w:kern w:val="0"/>
+                      <w:sz w:val="20"/>
+                    </w:rPr>
+                  </w:pPr>
+                  <w:r>
+                    <w:rPr>
+                      <w:rFonts w:ascii="宋体" w:eastAsia="宋体" w:hAnsi="宋体" w:cs="宋体"/>
+                      <w:kern w:val="0"/>
+                      <w:sz w:val="20"/>
+                    </w:rPr>
+                    <w:t>硬件设备费</w:t>
+                  </w:r>
+                </w:p>
+              </w:tc>
+              <w:tc>
+                <w:tcPr>
+                  <w:tcW w:w="4854" w:type="dxa"/>
+                  <w:tcMar>
+                    <w:top w:w="120" w:type="dxa"/>
+                    <w:left w:w="120" w:type="dxa"/>
+                    <w:bottom w:w="120" w:type="dxa"/>
+                    <w:right w:w="120" w:type="dxa"/>
+                  </w:tcMar>
+                  <w:hideMark/>
+                </w:tcPr>
+                <w:p>
+                  <w:pPr>
+                    <w:widowControl/>
+                    <w:jc w:val="left"/>
+                    <w:rPr>
+                      <w:rFonts w:ascii="宋体" w:eastAsia="宋体" w:hAnsi="宋体" w:cs="宋体"/>
+                      <w:kern w:val="0"/>
+                      <w:sz w:val="20"/>
+                    </w:rPr>
+                  </w:pPr>
+                  <w:r>
+                    <w:rPr>
+                      <w:rFonts w:ascii="宋体" w:eastAsia="宋体" w:hAnsi="宋体" w:cs="宋体"/>
+                      <w:kern w:val="0"/>
+                      <w:sz w:val="20"/>
+                    </w:rPr>
+                    <w:t>STM32F4开发板：200元；OpenMV视觉摄像头：500元；红外传感器×4：80元；超声波模块×3：60元；电机+驱动+行走轮子：300元；电池+电源管理模块：200元；设备外壳+结构件：200元；调试工具+备用元器件+硬件损耗预留：200元</w:t>
+                  </w:r>
+                </w:p>
+              </w:tc>
+              <w:tc>
+                <w:tcPr>
+                  <w:tcW w:w="917" w:type="dxa"/>
+                  <w:tcMar>
+                    <w:top w:w="120" w:type="dxa"/>
+                    <w:left w:w="120" w:type="dxa"/>
+                    <w:bottom w:w="120" w:type="dxa"/>
+                    <w:right w:w="120" w:type="dxa"/>
+                  </w:tcMar>
+                  <w:hideMark/>
+                </w:tcPr>
+                <w:p>
+                  <w:pPr>
+                    <w:widowControl/>
+                    <w:jc w:val="left"/>
+                    <w:rPr>
+                      <w:rFonts w:ascii="宋体" w:eastAsia="宋体" w:hAnsi="宋体" w:cs="宋体"/>
+                      <w:kern w:val="0"/>
+                      <w:sz w:val="20"/>
+                    </w:rPr>
+                  </w:pPr>
+                  <w:r>
+                    <w:rPr>
+                      <w:rFonts w:ascii="宋体" w:eastAsia="宋体" w:hAnsi="宋体" w:cs="宋体"/>
+                      <w:kern w:val="0"/>
+                      <w:sz w:val="20"/>
+                    </w:rPr>
+                    <w:t>1740</w:t>
+                  </w:r>
+                </w:p>
+              </w:tc>
+              <w:tc>
+                <w:tcPr>
+                  <w:tcW w:w="1133" w:type="dxa"/>
+                  <w:tcMar>
+                    <w:top w:w="120" w:type="dxa"/>
+                    <w:left w:w="120" w:type="dxa"/>
+                    <w:bottom w:w="120" w:type="dxa"/>
+                    <w:right w:w="120" w:type="dxa"/>
+                  </w:tcMar>
+                  <w:hideMark/>
+                </w:tcPr>
+                <w:p>
+                  <w:pPr>
+                    <w:widowControl/>
+                    <w:jc w:val="left"/>
+                    <w:rPr>
+                      <w:rFonts w:ascii="宋体" w:eastAsia="宋体" w:hAnsi="宋体" w:cs="宋体"/>
+                      <w:kern w:val="0"/>
+                      <w:sz w:val="20"/>
+                    </w:rPr>
+                  </w:pPr>
+                  <w:r>
+                    <w:rPr>
+                      <w:rFonts w:ascii="宋体" w:eastAsia="宋体" w:hAnsi="宋体" w:cs="宋体"/>
+                      <w:kern w:val="0"/>
+                      <w:sz w:val="20"/>
+                    </w:rPr>
+                    <w:t>细化明细，预留15%损耗调试预算</w:t>
+                  </w:r>
+                </w:p>
+              </w:tc>
+            </w:tr>
+            <w:tr>
+              <w:trPr>
+                <w:trHeight w:val="585"/>
+              </w:trPr>
+              <w:tc>
+                <w:tcPr>
+                  <w:tcW w:w="596" w:type="dxa"/>
+                  <w:tcMar>
+                    <w:top w:w="120" w:type="dxa"/>
+                    <w:left w:w="120" w:type="dxa"/>
+                    <w:bottom w:w="120" w:type="dxa"/>
+                    <w:right w:w="120" w:type="dxa"/>
+                  </w:tcMar>
+                  <w:hideMark/>
+                </w:tcPr>
+                <w:p>
+                  <w:pPr>
+                    <w:widowControl/>
+                    <w:jc w:val="left"/>
+                    <w:rPr>
+                      <w:rFonts w:ascii="宋体" w:eastAsia="宋体" w:hAnsi="宋体" w:cs="宋体"/>
+                      <w:kern w:val="0"/>
+                      <w:sz w:val="20"/>
+                    </w:rPr>
+                  </w:pPr>
+                  <w:r>
+                    <w:rPr>
+                      <w:rFonts w:ascii="宋体" w:eastAsia="宋体" w:hAnsi="宋体" w:cs="宋体"/>
+                      <w:kern w:val="0"/>
+                      <w:sz w:val="20"/>
+                    </w:rPr>
+                    <w:t>其他备用费</w:t>
+                  </w:r>
+                </w:p>
+              </w:tc>
+              <w:tc>
+                <w:tcPr>
+                  <w:tcW w:w="4854" w:type="dxa"/>
+                  <w:tcMar>
+                    <w:top w:w="120" w:type="dxa"/>
+                    <w:left w:w="120" w:type="dxa"/>
+                    <w:bottom w:w="120" w:type="dxa"/>
+                    <w:right w:w="120" w:type="dxa"/>
+                  </w:tcMar>
+                  <w:hideMark/>
+                </w:tcPr>
+                <w:p>
+                  <w:pPr>
+                    <w:widowControl/>
+                    <w:jc w:val="left"/>
+                    <w:rPr>
+                      <w:rFonts w:ascii="宋体" w:eastAsia="宋体" w:hAnsi="宋体" w:cs="宋体"/>
+                      <w:kern w:val="0"/>
+                      <w:sz w:val="20"/>
+                    </w:rPr>
+                  </w:pPr>
+                  <w:r>
+                    <w:rPr>
+                      <w:rFonts w:ascii="宋体" w:eastAsia="宋体" w:hAnsi="宋体" w:cs="宋体"/>
+                      <w:kern w:val="0"/>
+                      <w:sz w:val="20"/>
+                    </w:rPr>
+                    <w:t>社会实践活动物料、突发耗材补充、项目应急支出</w:t>
+                  </w:r>
+                </w:p>
+              </w:tc>
+              <w:tc>
+                <w:tcPr>
+                  <w:tcW w:w="917" w:type="dxa"/>
+                  <w:tcMar>
+                    <w:top w:w="120" w:type="dxa"/>
+                    <w:left w:w="120" w:type="dxa"/>
+                    <w:bottom w:w="120" w:type="dxa"/>
+                    <w:right w:w="120" w:type="dxa"/>
+                  </w:tcMar>
+                  <w:hideMark/>
+                </w:tcPr>
+                <w:p>
+                  <w:pPr>
+                    <w:widowControl/>
+                    <w:jc w:val="left"/>
+                    <w:rPr>
+                      <w:rFonts w:ascii="宋体" w:eastAsia="宋体" w:hAnsi="宋体" w:cs="宋体"/>
+                      <w:kern w:val="0"/>
+                      <w:sz w:val="20"/>
+                    </w:rPr>
+                  </w:pPr>
+                  <w:r>
+                    <w:rPr>
+                      <w:rFonts w:ascii="宋体" w:eastAsia="宋体" w:hAnsi="宋体" w:cs="宋体"/>
+                      <w:kern w:val="0"/>
+                      <w:sz w:val="20"/>
+                    </w:rPr>
+                    <w:t>1110</w:t>
+                  </w:r>
+                </w:p>
+              </w:tc>
+              <w:tc>
+                <w:tcPr>
+                  <w:tcW w:w="1133" w:type="dxa"/>
+                  <w:tcMar>
+                    <w:top w:w="120" w:type="dxa"/>
+                    <w:left w:w="120" w:type="dxa"/>
+                    <w:bottom w:w="120" w:type="dxa"/>
+                    <w:right w:w="120" w:type="dxa"/>
+                  </w:tcMar>
+                  <w:hideMark/>
+                </w:tcPr>
+                <w:p>
+                  <w:pPr>
+                    <w:widowControl/>
+                    <w:jc w:val="left"/>
+                    <w:rPr>
+                      <w:rFonts w:ascii="宋体" w:eastAsia="宋体" w:hAnsi="宋体" w:cs="宋体"/>
+                      <w:kern w:val="0"/>
+                      <w:sz w:val="20"/>
+                    </w:rPr>
+                  </w:pPr>
+                  <w:r>
+                    <w:rPr>
+                      <w:rFonts w:ascii="宋体" w:eastAsia="宋体" w:hAnsi="宋体" w:cs="宋体"/>
+                      <w:kern w:val="0"/>
+                      <w:sz w:val="20"/>
+                    </w:rPr>
+                    <w:t>保障项目全程顺利推进</w:t>
+                  </w:r>
+                </w:p>
+              </w:tc>
+            </w:tr>
+            <w:tr>
+              <w:trPr>
+                <w:trHeight w:val="585"/>
+              </w:trPr>
+              <w:tc>
+                <w:tcPr>
+                  <w:tcW w:w="596" w:type="dxa"/>
+                  <w:tcMar>
+                    <w:top w:w="120" w:type="dxa"/>
+                    <w:left w:w="120" w:type="dxa"/>
+                    <w:bottom w:w="120" w:type="dxa"/>
+                    <w:right w:w="120" w:type="dxa"/>
+                  </w:tcMar>
+                  <w:hideMark/>
+                </w:tcPr>
+                <w:p>
+                  <w:pPr>
+                    <w:widowControl/>
+                    <w:jc w:val="left"/>
+                    <w:rPr>
+                      <w:rFonts w:ascii="宋体" w:eastAsia="宋体" w:hAnsi="宋体" w:cs="宋体"/>
+                      <w:kern w:val="0"/>
+                      <w:sz w:val="20"/>
+                    </w:rPr>
+                  </w:pPr>
+                  <w:r>
+                    <w:rPr>
+                      <w:rFonts w:ascii="宋体" w:eastAsia="宋体" w:hAnsi="宋体" w:cs="宋体"/>
+                      <w:b/>
+                      <w:bCs/>
+                      <w:kern w:val="0"/>
+                      <w:sz w:val="20"/>
+                    </w:rPr>
+                    <w:t>总计</w:t>
+                  </w:r>
+                </w:p>
+              </w:tc>
+              <w:tc>
+                <w:tcPr>
+                  <w:tcW w:w="4854" w:type="dxa"/>
+                  <w:tcMar>
+                    <w:top w:w="120" w:type="dxa"/>
+                    <w:left w:w="120" w:type="dxa"/>
+                    <w:bottom w:w="120" w:type="dxa"/>
+                    <w:right w:w="120" w:type="dxa"/>
+                  </w:tcMar>
+                  <w:hideMark/>
+                </w:tcPr>
+                <w:p>
+                  <w:pPr>
+                    <w:widowControl/>
+                    <w:jc w:val="left"/>
+                    <w:rPr>
+                      <w:rFonts w:ascii="宋体" w:eastAsia="宋体" w:hAnsi="宋体" w:cs="宋体"/>
+                      <w:kern w:val="0"/>
+                      <w:sz w:val="20"/>
+                    </w:rPr>
+                  </w:pPr>
+                  <w:r>
+                    <w:rPr>
+                      <w:rFonts w:ascii="宋体" w:eastAsia="宋体" w:hAnsi="宋体" w:cs="宋体"/>
+                      <w:b/>
+                      <w:bCs/>
+                      <w:kern w:val="0"/>
+                      <w:sz w:val="20"/>
+                    </w:rPr>
+                    <w:t>——</w:t>
+                  </w:r>
+                </w:p>
+              </w:tc>
+              <w:tc>
+                <w:tcPr>
+                  <w:tcW w:w="917" w:type="dxa"/>
+                  <w:tcMar>
+                    <w:top w:w="120" w:type="dxa"/>
+                    <w:left w:w="120" w:type="dxa"/>
+                    <w:bottom w:w="120" w:type="dxa"/>
+                    <w:right w:w="120" w:type="dxa"/>
+                  </w:tcMar>
+                  <w:hideMark/>
+                </w:tcPr>
+                <w:p>
+                  <w:pPr>
+                    <w:widowControl/>
+                    <w:jc w:val="left"/>
+                    <w:rPr>
+                      <w:rFonts w:ascii="宋体" w:eastAsia="宋体" w:hAnsi="宋体" w:cs="宋体"/>
+                      <w:kern w:val="0"/>
+                      <w:sz w:val="20"/>
+                    </w:rPr>
+                  </w:pPr>
+                  <w:r>
+                    <w:rPr>
+                      <w:rFonts w:ascii="宋体" w:eastAsia="宋体" w:hAnsi="宋体" w:cs="宋体"/>
+                      <w:b/>
+                      <w:bCs/>
+                      <w:kern w:val="0"/>
+                      <w:sz w:val="20"/>
+                    </w:rPr>
+                    <w:t>4400</w:t>
+                  </w:r>
+                </w:p>
+              </w:tc>
+              <w:tc>
+                <w:tcPr>
+                  <w:tcW w:w="1133" w:type="dxa"/>
+                  <w:tcMar>
+                    <w:top w:w="120" w:type="dxa"/>
+                    <w:left w:w="120" w:type="dxa"/>
+                    <w:bottom w:w="120" w:type="dxa"/>
+                    <w:right w:w="120" w:type="dxa"/>
+                  </w:tcMar>
+                  <w:hideMark/>
+                </w:tcPr>
+                <w:p>
+                  <w:pPr>
+                    <w:widowControl/>
+                    <w:jc w:val="left"/>
+                    <w:rPr>
+                      <w:rFonts w:ascii="宋体" w:eastAsia="宋体" w:hAnsi="宋体" w:cs="宋体"/>
+                      <w:kern w:val="0"/>
+                      <w:sz w:val="20"/>
+                    </w:rPr>
+                  </w:pPr>
+                </w:p>
+              </w:tc>
+            </w:tr>
+          </w:tbl>
           <w:p>
             <w:pPr>
               <w:spacing w:beforeLines="50" w:before="304"/>
@@ -3665,16 +4720,6 @@
                 <w:sz w:val="24"/>
               </w:rPr>
             </w:pPr>
-            <w:r>
-              <w:rPr>
-                <w:rFonts w:asciiTheme="minorEastAsia" w:eastAsiaTheme="minorEastAsia" w:hAnsiTheme="minorEastAsia" w:hint="eastAsia"/>
-                <w:bCs/>
-                <w:color w:val="000000"/>
-                <w:sz w:val="21"/>
-                <w:szCs w:val="21"/>
-              </w:rPr>
-              <w:t>总计：4400元</w:t>
-            </w:r>
           </w:p>
         </w:tc>
       </w:tr>
@@ -4461,7 +5506,7 @@
     <w:lsdException w:name="Block Text" w:semiHidden="1" w:unhideWhenUsed="1"/>
     <w:lsdException w:name="Hyperlink" w:qFormat="1"/>
     <w:lsdException w:name="FollowedHyperlink" w:semiHidden="1" w:unhideWhenUsed="1"/>
-    <w:lsdException w:name="Strong" w:qFormat="1"/>
+    <w:lsdException w:name="Strong" w:uiPriority="22" w:qFormat="1"/>
     <w:lsdException w:name="Emphasis" w:qFormat="1"/>
     <w:lsdException w:name="Document Map" w:semiHidden="1" w:unhideWhenUsed="1"/>
     <w:lsdException w:name="Plain Text" w:qFormat="1"/>
@@ -4883,6 +5928,17 @@
       <w:u w:val="single"/>
     </w:rPr>
   </w:style>
+  <w:style w:type="character" w:styleId="ab">
+    <w:name w:val="Strong"/>
+    <w:basedOn w:val="a0"/>
+    <w:uiPriority w:val="22"/>
+    <w:qFormat/>
+    <w:rsid w:val="00A9120B"/>
+    <w:rPr>
+      <w:b/>
+      <w:bCs/>
+    </w:rPr>
+  </w:style>
 </w:styles>
 </file>
 

--- a/其他资料/附件3：湖北省大学生创新训练计划项目申请书.docx
+++ b/其他资料/附件3：湖北省大学生创新训练计划项目申请书.docx
@@ -182,8 +182,20 @@
           <w:szCs w:val="28"/>
           <w:u w:val="single"/>
         </w:rPr>
-        <w:t xml:space="preserve">　　　</w:t>
-      </w:r>
+        <w:t xml:space="preserve">　　</w:t>
+      </w:r>
+      <w:proofErr w:type="gramStart"/>
+      <w:r>
+        <w:rPr>
+          <w:rFonts w:hAnsi="宋体" w:hint="eastAsia"/>
+          <w:b/>
+          <w:sz w:val="28"/>
+          <w:szCs w:val="28"/>
+          <w:u w:val="single"/>
+        </w:rPr>
+        <w:t xml:space="preserve">　</w:t>
+      </w:r>
+      <w:proofErr w:type="gramEnd"/>
       <w:r>
         <w:rPr>
           <w:rFonts w:hAnsi="宋体" w:hint="eastAsia"/>
@@ -432,6 +444,7 @@
         </w:rPr>
         <w:t>所属二级学科名称</w:t>
       </w:r>
+      <w:proofErr w:type="gramStart"/>
       <w:r>
         <w:rPr>
           <w:rFonts w:hint="eastAsia"/>
@@ -441,6 +454,7 @@
         </w:rPr>
         <w:t xml:space="preserve">　　　　　　　　　　　　　</w:t>
       </w:r>
+      <w:proofErr w:type="gramEnd"/>
     </w:p>
     <w:p>
       <w:pPr>
@@ -544,6 +558,7 @@
         <w:tab/>
         <w:t xml:space="preserve">        </w:t>
       </w:r>
+      <w:proofErr w:type="gramStart"/>
       <w:r>
         <w:rPr>
           <w:rFonts w:hint="eastAsia"/>
@@ -553,6 +568,7 @@
         </w:rPr>
         <w:t>刘格雅</w:t>
       </w:r>
+      <w:proofErr w:type="gramEnd"/>
       <w:r>
         <w:rPr>
           <w:rFonts w:hint="eastAsia"/>
@@ -569,8 +585,19 @@
           <w:szCs w:val="28"/>
           <w:u w:val="single"/>
         </w:rPr>
-        <w:t xml:space="preserve">　　　</w:t>
-      </w:r>
+        <w:t xml:space="preserve">　　</w:t>
+      </w:r>
+      <w:proofErr w:type="gramStart"/>
+      <w:r>
+        <w:rPr>
+          <w:rFonts w:hint="eastAsia"/>
+          <w:sz w:val="28"/>
+          <w:szCs w:val="28"/>
+          <w:u w:val="single"/>
+        </w:rPr>
+        <w:t xml:space="preserve">　</w:t>
+      </w:r>
+      <w:proofErr w:type="gramEnd"/>
       <w:r>
         <w:rPr>
           <w:rFonts w:hint="eastAsia"/>
@@ -655,6 +682,7 @@
         </w:rPr>
         <w:t xml:space="preserve"> </w:t>
       </w:r>
+      <w:proofErr w:type="gramStart"/>
       <w:r>
         <w:rPr>
           <w:rFonts w:hint="eastAsia"/>
@@ -662,7 +690,17 @@
           <w:szCs w:val="28"/>
           <w:u w:val="single"/>
         </w:rPr>
-        <w:t xml:space="preserve">　　　　　　　　　　　　　　　</w:t>
+        <w:t xml:space="preserve">　　　　　　　　　　　　　　</w:t>
+      </w:r>
+      <w:proofErr w:type="gramEnd"/>
+      <w:r>
+        <w:rPr>
+          <w:rFonts w:hint="eastAsia"/>
+          <w:sz w:val="28"/>
+          <w:szCs w:val="28"/>
+          <w:u w:val="single"/>
+        </w:rPr>
+        <w:t xml:space="preserve">　</w:t>
       </w:r>
       <w:r>
         <w:rPr>
@@ -1390,6 +1428,7 @@
                 <w:szCs w:val="21"/>
               </w:rPr>
             </w:pPr>
+            <w:proofErr w:type="gramStart"/>
             <w:r>
               <w:rPr>
                 <w:rFonts w:ascii="宋体" w:eastAsia="宋体" w:hAnsi="宋体" w:hint="eastAsia"/>
@@ -1399,6 +1438,7 @@
               </w:rPr>
               <w:t>刘格雅</w:t>
             </w:r>
+            <w:proofErr w:type="gramEnd"/>
           </w:p>
         </w:tc>
         <w:tc>
@@ -1501,10 +1541,21 @@
             <w:pPr>
               <w:jc w:val="center"/>
               <w:rPr>
-                <w:b/>
-                <w:szCs w:val="21"/>
-              </w:rPr>
-            </w:pPr>
+                <w:rFonts w:asciiTheme="minorEastAsia" w:eastAsiaTheme="minorEastAsia" w:hAnsiTheme="minorEastAsia"/>
+                <w:bCs/>
+                <w:sz w:val="24"/>
+                <w:szCs w:val="24"/>
+              </w:rPr>
+            </w:pPr>
+            <w:r>
+              <w:rPr>
+                <w:rFonts w:asciiTheme="minorEastAsia" w:eastAsiaTheme="minorEastAsia" w:hAnsiTheme="minorEastAsia"/>
+                <w:bCs/>
+                <w:sz w:val="24"/>
+                <w:szCs w:val="24"/>
+              </w:rPr>
+              <w:t>18707226137</w:t>
+            </w:r>
           </w:p>
         </w:tc>
         <w:tc>
@@ -1522,6 +1573,15 @@
                 <w:szCs w:val="21"/>
               </w:rPr>
             </w:pPr>
+            <w:r>
+              <w:rPr>
+                <w:rFonts w:asciiTheme="minorEastAsia" w:eastAsiaTheme="minorEastAsia" w:hAnsiTheme="minorEastAsia"/>
+                <w:bCs/>
+                <w:sz w:val="28"/>
+                <w:szCs w:val="28"/>
+              </w:rPr>
+              <w:t>252475690@qq.com</w:t>
+            </w:r>
           </w:p>
         </w:tc>
       </w:tr>
@@ -1763,6 +1823,7 @@
                 <w:szCs w:val="21"/>
               </w:rPr>
             </w:pPr>
+            <w:proofErr w:type="gramStart"/>
             <w:r>
               <w:rPr>
                 <w:rFonts w:ascii="宋体" w:eastAsia="宋体" w:hAnsi="宋体" w:hint="eastAsia"/>
@@ -1772,6 +1833,7 @@
               </w:rPr>
               <w:t>陈志栋</w:t>
             </w:r>
+            <w:proofErr w:type="gramEnd"/>
           </w:p>
         </w:tc>
         <w:tc>
@@ -2836,7 +2898,25 @@
                 <w:sz w:val="21"/>
                 <w:szCs w:val="21"/>
               </w:rPr>
-              <w:t>本项目聚焦低成本、轻量化、高适配的嵌入式自主伴随宠物式机器人研发，针对当前智能伴宠设备价格高昂、功能同质化、适配宠物习性差的行业痛点，精准解决城市独居青年、上班族长期外出导致的宠物独处孤独、行为焦虑等问题。项目明确整机BOM物料成本控制在500元以内，通过模块化选型、轻量化算法移植、通用元器件替代三大策略严控成本，打造普通家庭可普及的智能伴宠设备。同时以项目研发为载体，深度融合课堂理论与工程实践，全面提升团队嵌入式开发、智能算法调试、产品落地的综合创新能力与科研素养。</w:t>
+              <w:t>本项目聚焦低成本、轻量化、高适配的嵌入式自主伴随宠物式机器人研发，针对当前智能伴</w:t>
+            </w:r>
+            <w:proofErr w:type="gramStart"/>
+            <w:r>
+              <w:rPr>
+                <w:rFonts w:asciiTheme="minorEastAsia" w:eastAsiaTheme="minorEastAsia" w:hAnsiTheme="minorEastAsia"/>
+                <w:sz w:val="21"/>
+                <w:szCs w:val="21"/>
+              </w:rPr>
+              <w:t>宠设备</w:t>
+            </w:r>
+            <w:proofErr w:type="gramEnd"/>
+            <w:r>
+              <w:rPr>
+                <w:rFonts w:asciiTheme="minorEastAsia" w:eastAsiaTheme="minorEastAsia" w:hAnsiTheme="minorEastAsia"/>
+                <w:sz w:val="21"/>
+                <w:szCs w:val="21"/>
+              </w:rPr>
+              <w:t>价格高昂、功能同质化、适配宠物习性差的行业痛点，精准解决城市独居青年、上班族长期外出导致的宠物独处孤独、行为焦虑等问题。项目明确整机BOM物料成本控制在500元以内，通过模块化选型、轻量化算法移植、通用元器件替代三大策略严控成本，打造普通家庭可普及的智能伴宠设备。同时以项目研发为载体，深度融合课堂理论与工程实践，全面提升团队嵌入式开发、智能算法调试、产品落地的综合创新能力与科研素养。</w:t>
             </w:r>
           </w:p>
           <w:p>
@@ -2856,7 +2936,43 @@
                 <w:sz w:val="21"/>
                 <w:szCs w:val="21"/>
               </w:rPr>
-              <w:t>为验证项目需求真实性，团队前期开展专项用户调研，累计回收有效问卷216份，访谈养宠家庭32户。调研数据显示：87.2%的上班族、独居青年养宠人群每日宠物独处时长超6小时，63.5%的宠物存在独处吠叫、乱挠、萎靡等焦虑行为；现有养宠设备中，远程监控、自动喂食设备仅能满足基础养护需求，71.8%的用户反馈缺乏实时陪伴互动、动态跟随安抚功能，动态自主伴随是当前智能养宠的核心未满足痛点，具备明确的市场刚需。</w:t>
+              <w:t>为验证项目需求真实性，团队前期开展专项用户调研，累计回收有效问卷216份，访谈养</w:t>
+            </w:r>
+            <w:proofErr w:type="gramStart"/>
+            <w:r>
+              <w:rPr>
+                <w:rFonts w:asciiTheme="minorEastAsia" w:eastAsiaTheme="minorEastAsia" w:hAnsiTheme="minorEastAsia"/>
+                <w:sz w:val="21"/>
+                <w:szCs w:val="21"/>
+              </w:rPr>
+              <w:t>宠家庭</w:t>
+            </w:r>
+            <w:proofErr w:type="gramEnd"/>
+            <w:r>
+              <w:rPr>
+                <w:rFonts w:asciiTheme="minorEastAsia" w:eastAsiaTheme="minorEastAsia" w:hAnsiTheme="minorEastAsia"/>
+                <w:sz w:val="21"/>
+                <w:szCs w:val="21"/>
+              </w:rPr>
+              <w:t>32户。调研数据显示：87.2%的上班族、独居青年养宠人群每日宠物独处时长超6小时，63.5%的宠物存在独处吠叫、乱挠、萎靡等焦虑行为；现有养</w:t>
+            </w:r>
+            <w:proofErr w:type="gramStart"/>
+            <w:r>
+              <w:rPr>
+                <w:rFonts w:asciiTheme="minorEastAsia" w:eastAsiaTheme="minorEastAsia" w:hAnsiTheme="minorEastAsia"/>
+                <w:sz w:val="21"/>
+                <w:szCs w:val="21"/>
+              </w:rPr>
+              <w:t>宠设备</w:t>
+            </w:r>
+            <w:proofErr w:type="gramEnd"/>
+            <w:r>
+              <w:rPr>
+                <w:rFonts w:asciiTheme="minorEastAsia" w:eastAsiaTheme="minorEastAsia" w:hAnsiTheme="minorEastAsia"/>
+                <w:sz w:val="21"/>
+                <w:szCs w:val="21"/>
+              </w:rPr>
+              <w:t>中，远程监控、自动喂食设备仅能满足基础养护需求，71.8%的用户反馈缺乏实时陪伴互动、动态跟随安抚功能，动态自主伴随是当前智能养宠的核心未满足痛点，具备明确的市场刚需。</w:t>
             </w:r>
           </w:p>
           <w:p>
@@ -2895,7 +3011,61 @@
                 <w:sz w:val="21"/>
                 <w:szCs w:val="21"/>
               </w:rPr>
-              <w:t>1. 社会应用意义：项目成果可有效缓解宠物独处焦虑，改善宠物异常行为，提升宠物饲养幸福感与福利水平。区别于泛化科技普及，本项目制定明确落地路径：联合周边社区服务中心、本地宠物医院，开展2场智能伴宠科技线下体验与科普活动，面向社区养宠居民展示设备功能、普及科学智能养宠知识，推动低成本智能养宠技术下沉社区，为普通家庭提供高性价比的宠物陪伴解决方案，助力居家智能养宠场景普及。</w:t>
+              <w:t>1. 社会应用意义：项目成果可有效缓解宠物独处焦虑，改善宠物异常行为，提升宠物饲养幸福感与福利水平。区别于泛化科技普及，本项目制定明确落地路径：联合周边社区服务中心、本地宠物医院，开展2场智能伴</w:t>
+            </w:r>
+            <w:proofErr w:type="gramStart"/>
+            <w:r>
+              <w:rPr>
+                <w:rFonts w:asciiTheme="minorEastAsia" w:eastAsiaTheme="minorEastAsia" w:hAnsiTheme="minorEastAsia"/>
+                <w:sz w:val="21"/>
+                <w:szCs w:val="21"/>
+              </w:rPr>
+              <w:t>宠科技</w:t>
+            </w:r>
+            <w:proofErr w:type="gramEnd"/>
+            <w:r>
+              <w:rPr>
+                <w:rFonts w:asciiTheme="minorEastAsia" w:eastAsiaTheme="minorEastAsia" w:hAnsiTheme="minorEastAsia"/>
+                <w:sz w:val="21"/>
+                <w:szCs w:val="21"/>
+              </w:rPr>
+              <w:t>线下体验与科普活动，面向社区养</w:t>
+            </w:r>
+            <w:proofErr w:type="gramStart"/>
+            <w:r>
+              <w:rPr>
+                <w:rFonts w:asciiTheme="minorEastAsia" w:eastAsiaTheme="minorEastAsia" w:hAnsiTheme="minorEastAsia"/>
+                <w:sz w:val="21"/>
+                <w:szCs w:val="21"/>
+              </w:rPr>
+              <w:t>宠居民</w:t>
+            </w:r>
+            <w:proofErr w:type="gramEnd"/>
+            <w:r>
+              <w:rPr>
+                <w:rFonts w:asciiTheme="minorEastAsia" w:eastAsiaTheme="minorEastAsia" w:hAnsiTheme="minorEastAsia"/>
+                <w:sz w:val="21"/>
+                <w:szCs w:val="21"/>
+              </w:rPr>
+              <w:t>展示设备功能、普及科学智能养宠知识，推动低成本智能养</w:t>
+            </w:r>
+            <w:proofErr w:type="gramStart"/>
+            <w:r>
+              <w:rPr>
+                <w:rFonts w:asciiTheme="minorEastAsia" w:eastAsiaTheme="minorEastAsia" w:hAnsiTheme="minorEastAsia"/>
+                <w:sz w:val="21"/>
+                <w:szCs w:val="21"/>
+              </w:rPr>
+              <w:t>宠技术</w:t>
+            </w:r>
+            <w:proofErr w:type="gramEnd"/>
+            <w:r>
+              <w:rPr>
+                <w:rFonts w:asciiTheme="minorEastAsia" w:eastAsiaTheme="minorEastAsia" w:hAnsiTheme="minorEastAsia"/>
+                <w:sz w:val="21"/>
+                <w:szCs w:val="21"/>
+              </w:rPr>
+              <w:t>下沉社区，为普通家庭提供高性价比的宠物陪伴解决方案，助力居家智能养宠场景普及。</w:t>
             </w:r>
           </w:p>
           <w:p>
@@ -2915,7 +3085,79 @@
                 <w:sz w:val="21"/>
                 <w:szCs w:val="21"/>
               </w:rPr>
-              <w:t>2. 学术技术意义：针对STM32低算力嵌入式平台的性能局限，研发多传感器融合轻量化感知与跟随算法，突破低算力设备宠物目标识别、动态轨迹跟踪、复杂环境稳定跟随的技术瓶颈。明确轻量化算法移植方案，为同类低成本嵌入式智能跟随设备的研发提供可复用的技术框架与实践参考，丰富轻量化嵌入式智能交互技术的应用场景。</w:t>
+              <w:t>2. 学术技术意义：针对STM32</w:t>
+            </w:r>
+            <w:proofErr w:type="gramStart"/>
+            <w:r>
+              <w:rPr>
+                <w:rFonts w:asciiTheme="minorEastAsia" w:eastAsiaTheme="minorEastAsia" w:hAnsiTheme="minorEastAsia"/>
+                <w:sz w:val="21"/>
+                <w:szCs w:val="21"/>
+              </w:rPr>
+              <w:t>低算力</w:t>
+            </w:r>
+            <w:proofErr w:type="gramEnd"/>
+            <w:r>
+              <w:rPr>
+                <w:rFonts w:asciiTheme="minorEastAsia" w:eastAsiaTheme="minorEastAsia" w:hAnsiTheme="minorEastAsia"/>
+                <w:sz w:val="21"/>
+                <w:szCs w:val="21"/>
+              </w:rPr>
+              <w:t>嵌入式平台的性能局限，研发多传感器融合轻量化感知与跟随算法，突破</w:t>
+            </w:r>
+            <w:proofErr w:type="gramStart"/>
+            <w:r>
+              <w:rPr>
+                <w:rFonts w:asciiTheme="minorEastAsia" w:eastAsiaTheme="minorEastAsia" w:hAnsiTheme="minorEastAsia"/>
+                <w:sz w:val="21"/>
+                <w:szCs w:val="21"/>
+              </w:rPr>
+              <w:t>低算力设备</w:t>
+            </w:r>
+            <w:proofErr w:type="gramEnd"/>
+            <w:r>
+              <w:rPr>
+                <w:rFonts w:asciiTheme="minorEastAsia" w:eastAsiaTheme="minorEastAsia" w:hAnsiTheme="minorEastAsia"/>
+                <w:sz w:val="21"/>
+                <w:szCs w:val="21"/>
+              </w:rPr>
+              <w:t>宠物目标识别、动态轨迹跟踪、复杂环境稳定跟随的技术瓶颈。</w:t>
+            </w:r>
+            <w:proofErr w:type="gramStart"/>
+            <w:r>
+              <w:rPr>
+                <w:rFonts w:asciiTheme="minorEastAsia" w:eastAsiaTheme="minorEastAsia" w:hAnsiTheme="minorEastAsia"/>
+                <w:sz w:val="21"/>
+                <w:szCs w:val="21"/>
+              </w:rPr>
+              <w:t>明确轻</w:t>
+            </w:r>
+            <w:proofErr w:type="gramEnd"/>
+            <w:r>
+              <w:rPr>
+                <w:rFonts w:asciiTheme="minorEastAsia" w:eastAsiaTheme="minorEastAsia" w:hAnsiTheme="minorEastAsia"/>
+                <w:sz w:val="21"/>
+                <w:szCs w:val="21"/>
+              </w:rPr>
+              <w:t>量化算法移植方案，为同类低成本嵌入式智能跟随设备的研发提供可复用的技术框架与实践参考，</w:t>
+            </w:r>
+            <w:proofErr w:type="gramStart"/>
+            <w:r>
+              <w:rPr>
+                <w:rFonts w:asciiTheme="minorEastAsia" w:eastAsiaTheme="minorEastAsia" w:hAnsiTheme="minorEastAsia"/>
+                <w:sz w:val="21"/>
+                <w:szCs w:val="21"/>
+              </w:rPr>
+              <w:t>丰富轻</w:t>
+            </w:r>
+            <w:proofErr w:type="gramEnd"/>
+            <w:r>
+              <w:rPr>
+                <w:rFonts w:asciiTheme="minorEastAsia" w:eastAsiaTheme="minorEastAsia" w:hAnsiTheme="minorEastAsia"/>
+                <w:sz w:val="21"/>
+                <w:szCs w:val="21"/>
+              </w:rPr>
+              <w:t>量化嵌入式智能交互技术的应用场景。</w:t>
             </w:r>
           </w:p>
           <w:p>
@@ -2924,7 +3166,7 @@
               <w:ind w:firstLineChars="200" w:firstLine="412"/>
               <w:jc w:val="left"/>
               <w:rPr>
-                <w:rFonts w:asciiTheme="minorEastAsia" w:eastAsiaTheme="minorEastAsia" w:hAnsiTheme="minorEastAsia" w:hint="eastAsia"/>
+                <w:rFonts w:asciiTheme="minorEastAsia" w:eastAsiaTheme="minorEastAsia" w:hAnsiTheme="minorEastAsia"/>
                 <w:bCs/>
                 <w:sz w:val="21"/>
                 <w:szCs w:val="21"/>
@@ -2945,8 +3187,9 @@
                 <w:sz w:val="21"/>
                 <w:szCs w:val="21"/>
               </w:rPr>
-              <w:t>建“科研+实践+落地”三位一体育人模式。团队全程参与硬件设计、算法研发、系统调试、成果落地全流程，有效夯实物联网专业核心技能，培养创新思维、问题解决能力与工程实践素养，助力学生将课堂理论转化为</w:t>
-            </w:r>
+              <w:t>建“科研+实践+落地”三位一体育人模式。团队全程参与硬件设计、算法研发、系统调试、成果落地全流程，有效</w:t>
+            </w:r>
+            <w:proofErr w:type="gramStart"/>
             <w:r>
               <w:rPr>
                 <w:rFonts w:asciiTheme="minorEastAsia" w:eastAsiaTheme="minorEastAsia" w:hAnsiTheme="minorEastAsia"/>
@@ -2954,8 +3197,67 @@
                 <w:sz w:val="21"/>
                 <w:szCs w:val="21"/>
               </w:rPr>
+              <w:t>夯实物</w:t>
+            </w:r>
+            <w:proofErr w:type="gramEnd"/>
+            <w:r>
+              <w:rPr>
+                <w:rFonts w:asciiTheme="minorEastAsia" w:eastAsiaTheme="minorEastAsia" w:hAnsiTheme="minorEastAsia"/>
+                <w:bCs/>
+                <w:sz w:val="21"/>
+                <w:szCs w:val="21"/>
+              </w:rPr>
+              <w:t>联网专业核心技能，培养创新思维、问题解决能力与工程实践素养，助力学生将课堂理论转化为</w:t>
+            </w:r>
+            <w:r>
+              <w:rPr>
+                <w:rFonts w:asciiTheme="minorEastAsia" w:eastAsiaTheme="minorEastAsia" w:hAnsiTheme="minorEastAsia"/>
+                <w:bCs/>
+                <w:sz w:val="21"/>
+                <w:szCs w:val="21"/>
+              </w:rPr>
               <w:lastRenderedPageBreak/>
-              <w:t>实际科研成果，实现以研促学、以行践知。</w:t>
+              <w:t>实际科研成果，实现以</w:t>
+            </w:r>
+            <w:proofErr w:type="gramStart"/>
+            <w:r>
+              <w:rPr>
+                <w:rFonts w:asciiTheme="minorEastAsia" w:eastAsiaTheme="minorEastAsia" w:hAnsiTheme="minorEastAsia"/>
+                <w:bCs/>
+                <w:sz w:val="21"/>
+                <w:szCs w:val="21"/>
+              </w:rPr>
+              <w:t>研</w:t>
+            </w:r>
+            <w:proofErr w:type="gramEnd"/>
+            <w:r>
+              <w:rPr>
+                <w:rFonts w:asciiTheme="minorEastAsia" w:eastAsiaTheme="minorEastAsia" w:hAnsiTheme="minorEastAsia"/>
+                <w:bCs/>
+                <w:sz w:val="21"/>
+                <w:szCs w:val="21"/>
+              </w:rPr>
+              <w:t>促学、以行</w:t>
+            </w:r>
+            <w:proofErr w:type="gramStart"/>
+            <w:r>
+              <w:rPr>
+                <w:rFonts w:asciiTheme="minorEastAsia" w:eastAsiaTheme="minorEastAsia" w:hAnsiTheme="minorEastAsia"/>
+                <w:bCs/>
+                <w:sz w:val="21"/>
+                <w:szCs w:val="21"/>
+              </w:rPr>
+              <w:t>践</w:t>
+            </w:r>
+            <w:proofErr w:type="gramEnd"/>
+            <w:r>
+              <w:rPr>
+                <w:rFonts w:asciiTheme="minorEastAsia" w:eastAsiaTheme="minorEastAsia" w:hAnsiTheme="minorEastAsia"/>
+                <w:bCs/>
+                <w:sz w:val="21"/>
+                <w:szCs w:val="21"/>
+              </w:rPr>
+              <w:t>知。</w:t>
             </w:r>
           </w:p>
         </w:tc>
@@ -2985,7 +3287,25 @@
                 <w:sz w:val="24"/>
               </w:rPr>
               <w:lastRenderedPageBreak/>
-              <w:t>二、项目研究内容和拟解决的关键问题</w:t>
+              <w:t>二、项目研究内容和</w:t>
+            </w:r>
+            <w:proofErr w:type="gramStart"/>
+            <w:r>
+              <w:rPr>
+                <w:rFonts w:hint="eastAsia"/>
+                <w:b/>
+                <w:sz w:val="24"/>
+              </w:rPr>
+              <w:t>拟解决</w:t>
+            </w:r>
+            <w:proofErr w:type="gramEnd"/>
+            <w:r>
+              <w:rPr>
+                <w:rFonts w:hint="eastAsia"/>
+                <w:b/>
+                <w:sz w:val="24"/>
+              </w:rPr>
+              <w:t>的关键问题</w:t>
             </w:r>
           </w:p>
           <w:p>
@@ -3021,7 +3341,61 @@
                 <w:sz w:val="21"/>
                 <w:szCs w:val="21"/>
               </w:rPr>
-              <w:t>1. 低成本硬件系统模块化设计与搭建。以STM32F4为主控芯片，搭配OpenMV视觉协处理器分担图像识别算力压力，解决单一STM32低算力无法实现精准视觉识别的难题。搭建“红外传感器+超声波传感器+高清摄像头”多传感器融合感知硬件平台，优先以摄像头视觉识别为主、红外与超声波感知为辅，传感器互为冗余备份；完成电路设计、通用元器件选型、设备焊接与整机组装，严格按照500元成本目标优化物料选型，压缩硬件成本。</w:t>
+              <w:t>1. 低成本硬件系统模块化设计与搭建。以STM32F4为主控芯片，搭配</w:t>
+            </w:r>
+            <w:proofErr w:type="spellStart"/>
+            <w:r>
+              <w:rPr>
+                <w:rFonts w:asciiTheme="minorEastAsia" w:eastAsiaTheme="minorEastAsia" w:hAnsiTheme="minorEastAsia"/>
+                <w:sz w:val="21"/>
+                <w:szCs w:val="21"/>
+              </w:rPr>
+              <w:t>OpenMV</w:t>
+            </w:r>
+            <w:proofErr w:type="spellEnd"/>
+            <w:r>
+              <w:rPr>
+                <w:rFonts w:asciiTheme="minorEastAsia" w:eastAsiaTheme="minorEastAsia" w:hAnsiTheme="minorEastAsia"/>
+                <w:sz w:val="21"/>
+                <w:szCs w:val="21"/>
+              </w:rPr>
+              <w:t>视觉协处理器分担图像</w:t>
+            </w:r>
+            <w:proofErr w:type="gramStart"/>
+            <w:r>
+              <w:rPr>
+                <w:rFonts w:asciiTheme="minorEastAsia" w:eastAsiaTheme="minorEastAsia" w:hAnsiTheme="minorEastAsia"/>
+                <w:sz w:val="21"/>
+                <w:szCs w:val="21"/>
+              </w:rPr>
+              <w:t>识别算力压力</w:t>
+            </w:r>
+            <w:proofErr w:type="gramEnd"/>
+            <w:r>
+              <w:rPr>
+                <w:rFonts w:asciiTheme="minorEastAsia" w:eastAsiaTheme="minorEastAsia" w:hAnsiTheme="minorEastAsia"/>
+                <w:sz w:val="21"/>
+                <w:szCs w:val="21"/>
+              </w:rPr>
+              <w:t>，解决单一STM32</w:t>
+            </w:r>
+            <w:proofErr w:type="gramStart"/>
+            <w:r>
+              <w:rPr>
+                <w:rFonts w:asciiTheme="minorEastAsia" w:eastAsiaTheme="minorEastAsia" w:hAnsiTheme="minorEastAsia"/>
+                <w:sz w:val="21"/>
+                <w:szCs w:val="21"/>
+              </w:rPr>
+              <w:t>低算力</w:t>
+            </w:r>
+            <w:proofErr w:type="gramEnd"/>
+            <w:r>
+              <w:rPr>
+                <w:rFonts w:asciiTheme="minorEastAsia" w:eastAsiaTheme="minorEastAsia" w:hAnsiTheme="minorEastAsia"/>
+                <w:sz w:val="21"/>
+                <w:szCs w:val="21"/>
+              </w:rPr>
+              <w:t>无法实现精准视觉识别的难题。搭建“红外传感器+超声波传感器+高清摄像头”多传感器融合感知硬件平台，优先以摄像头视觉识别为主、红外与超声波感知为辅，传感器互为冗余备份；完成电路设计、通用元器件选型、设备焊接与整机组装，严格按照500元成本目标优化物料选型，压缩硬件成本。</w:t>
             </w:r>
           </w:p>
           <w:p>
@@ -3039,7 +3413,25 @@
                 <w:sz w:val="21"/>
                 <w:szCs w:val="21"/>
               </w:rPr>
-              <w:t>2. 轻量化智能算法研发与适配优化。移植轻量化图像识别算法，适配嵌入式低算力平台，聚焦宠物目标识别、动态轨迹跟踪、室内智能避障、防跌落保护核心算法研发；针对室内弱光、物体遮挡、拐角盲区等复杂场景，优化算法鲁棒性。创新设计宠物适配非连续伴随策略，规避持续跟随对宠物造成的应激刺激，贴合宠物自由活动习性。</w:t>
+              <w:t>2. 轻量化智能算法研发与适配优化。移植轻量化图像识别算法，适配嵌入式</w:t>
+            </w:r>
+            <w:proofErr w:type="gramStart"/>
+            <w:r>
+              <w:rPr>
+                <w:rFonts w:asciiTheme="minorEastAsia" w:eastAsiaTheme="minorEastAsia" w:hAnsiTheme="minorEastAsia"/>
+                <w:sz w:val="21"/>
+                <w:szCs w:val="21"/>
+              </w:rPr>
+              <w:t>低算力</w:t>
+            </w:r>
+            <w:proofErr w:type="gramEnd"/>
+            <w:r>
+              <w:rPr>
+                <w:rFonts w:asciiTheme="minorEastAsia" w:eastAsiaTheme="minorEastAsia" w:hAnsiTheme="minorEastAsia"/>
+                <w:sz w:val="21"/>
+                <w:szCs w:val="21"/>
+              </w:rPr>
+              <w:t>平台，聚焦宠物目标识别、动态轨迹跟踪、室内智能避障、防跌落保护核心算法研发；针对室内弱光、物体遮挡、拐角盲区等复杂场景，优化算法鲁棒性。创新设计宠物适配非连续伴随策略，规避持续跟随对宠物造成的应激刺激，贴合宠物自由活动习性。</w:t>
             </w:r>
           </w:p>
           <w:p>
@@ -3057,7 +3449,25 @@
                 <w:sz w:val="21"/>
                 <w:szCs w:val="21"/>
               </w:rPr>
-              <w:t>3. 软硬件系统集成与多场景迭代调试。完成主控模块、感知模块、运动模块、互动模块的软硬件联调，实现宠物自主跟随、智能避障、声光互动、盲区补跟等核心功能。分阶段完成仿真测试、实验室测试、真实家庭场景测试，持续优化设备响应速度与运行稳定性。</w:t>
+              <w:t>3. 软硬件系统集成与多场景迭代调试。完成主控模块、感知模块、运动模块、互动模块的软硬件联调，实现宠物自主跟随、智能避障、声光互动、</w:t>
+            </w:r>
+            <w:proofErr w:type="gramStart"/>
+            <w:r>
+              <w:rPr>
+                <w:rFonts w:asciiTheme="minorEastAsia" w:eastAsiaTheme="minorEastAsia" w:hAnsiTheme="minorEastAsia"/>
+                <w:sz w:val="21"/>
+                <w:szCs w:val="21"/>
+              </w:rPr>
+              <w:t>盲区补跟等</w:t>
+            </w:r>
+            <w:proofErr w:type="gramEnd"/>
+            <w:r>
+              <w:rPr>
+                <w:rFonts w:asciiTheme="minorEastAsia" w:eastAsiaTheme="minorEastAsia" w:hAnsiTheme="minorEastAsia"/>
+                <w:sz w:val="21"/>
+                <w:szCs w:val="21"/>
+              </w:rPr>
+              <w:t>核心功能。分阶段完成仿真测试、实验室测试、真实家庭场景测试，持续优化设备响应速度与运行稳定性。</w:t>
             </w:r>
           </w:p>
           <w:p>
@@ -3111,7 +3521,43 @@
                 <w:sz w:val="21"/>
                 <w:szCs w:val="21"/>
               </w:rPr>
-              <w:t>1. 低算力嵌入式平台精准感知问题。通过OpenMV协处理器分担算力，结合多传感器数据融合算法，解决STM32单一平台宠物识别精度低、动态轨迹跟踪偏差大的问题，提升复杂室内环境下的感知精准度。</w:t>
+              <w:t xml:space="preserve">1. </w:t>
+            </w:r>
+            <w:proofErr w:type="gramStart"/>
+            <w:r>
+              <w:rPr>
+                <w:rFonts w:asciiTheme="minorEastAsia" w:eastAsiaTheme="minorEastAsia" w:hAnsiTheme="minorEastAsia"/>
+                <w:sz w:val="21"/>
+                <w:szCs w:val="21"/>
+              </w:rPr>
+              <w:t>低算力</w:t>
+            </w:r>
+            <w:proofErr w:type="gramEnd"/>
+            <w:r>
+              <w:rPr>
+                <w:rFonts w:asciiTheme="minorEastAsia" w:eastAsiaTheme="minorEastAsia" w:hAnsiTheme="minorEastAsia"/>
+                <w:sz w:val="21"/>
+                <w:szCs w:val="21"/>
+              </w:rPr>
+              <w:t>嵌入式平台精准感知问题。通过</w:t>
+            </w:r>
+            <w:proofErr w:type="spellStart"/>
+            <w:r>
+              <w:rPr>
+                <w:rFonts w:asciiTheme="minorEastAsia" w:eastAsiaTheme="minorEastAsia" w:hAnsiTheme="minorEastAsia"/>
+                <w:sz w:val="21"/>
+                <w:szCs w:val="21"/>
+              </w:rPr>
+              <w:t>OpenMV</w:t>
+            </w:r>
+            <w:proofErr w:type="spellEnd"/>
+            <w:r>
+              <w:rPr>
+                <w:rFonts w:asciiTheme="minorEastAsia" w:eastAsiaTheme="minorEastAsia" w:hAnsiTheme="minorEastAsia"/>
+                <w:sz w:val="21"/>
+                <w:szCs w:val="21"/>
+              </w:rPr>
+              <w:t>协处理器分担算力，结合多传感器数据融合算法，解决STM32单一平台宠物识别精度低、动态轨迹跟踪偏差大的问题，提升复杂室内环境下的感知精准度。</w:t>
             </w:r>
           </w:p>
           <w:p>
@@ -3154,7 +3600,7 @@
             <w:pPr>
               <w:spacing w:beforeLines="50" w:before="304"/>
               <w:rPr>
-                <w:rFonts w:asciiTheme="minorEastAsia" w:eastAsiaTheme="minorEastAsia" w:hAnsiTheme="minorEastAsia" w:hint="eastAsia"/>
+                <w:rFonts w:asciiTheme="minorEastAsia" w:eastAsiaTheme="minorEastAsia" w:hAnsiTheme="minorEastAsia"/>
                 <w:bCs/>
                 <w:sz w:val="21"/>
                 <w:szCs w:val="21"/>
@@ -3166,7 +3612,25 @@
                 <w:sz w:val="21"/>
                 <w:szCs w:val="21"/>
               </w:rPr>
-              <w:t>4. 宠物习性适配的非连续伴随优化问题。创新设计自适应间歇跟随机制，基于宠物活动热力图规划跟随路径，采用“跟随5秒+停顿2秒”的间歇工作模式，宠物静止时设备定点值守，宠物活动时动态跟随，避免持续跟随刺激宠物，适配宠物自由活动的生活习性。</w:t>
+              <w:t>4. 宠物习性适配的非连续伴随优化问题。创新设计自适应间歇跟随机制，基于宠物活动热力</w:t>
+            </w:r>
+            <w:proofErr w:type="gramStart"/>
+            <w:r>
+              <w:rPr>
+                <w:rFonts w:asciiTheme="minorEastAsia" w:eastAsiaTheme="minorEastAsia" w:hAnsiTheme="minorEastAsia"/>
+                <w:sz w:val="21"/>
+                <w:szCs w:val="21"/>
+              </w:rPr>
+              <w:t>图规划</w:t>
+            </w:r>
+            <w:proofErr w:type="gramEnd"/>
+            <w:r>
+              <w:rPr>
+                <w:rFonts w:asciiTheme="minorEastAsia" w:eastAsiaTheme="minorEastAsia" w:hAnsiTheme="minorEastAsia"/>
+                <w:sz w:val="21"/>
+                <w:szCs w:val="21"/>
+              </w:rPr>
+              <w:t>跟随路径，采用“跟随5秒+停顿2秒”的间歇工作模式，宠物静止时设备定点值守，宠物活动时动态跟随，避免持续跟随刺激宠物，适配宠物自由活动的生活习性。</w:t>
             </w:r>
           </w:p>
         </w:tc>
@@ -3304,7 +3768,25 @@
                 <w:sz w:val="21"/>
                 <w:szCs w:val="21"/>
               </w:rPr>
-              <w:t>项目由胡雯讲师全程指导，导师深耕嵌入式智能控制、物联网技术应用领域，具备丰富的大学生科创项目指导经验。学校信息工程学院可提供专业嵌入式开发实验室、机器人调试场地，配备完整的开发设备与仿真软件，为项目研发、调试、测试提供全方位平台支撑。</w:t>
+              <w:t>项目由胡雯讲师全程指导，导师深耕嵌入式智能控制、物联网技术应用领域，具备丰富的大学生</w:t>
+            </w:r>
+            <w:proofErr w:type="gramStart"/>
+            <w:r>
+              <w:rPr>
+                <w:rFonts w:asciiTheme="minorEastAsia" w:eastAsiaTheme="minorEastAsia" w:hAnsiTheme="minorEastAsia"/>
+                <w:sz w:val="21"/>
+                <w:szCs w:val="21"/>
+              </w:rPr>
+              <w:t>科创项目</w:t>
+            </w:r>
+            <w:proofErr w:type="gramEnd"/>
+            <w:r>
+              <w:rPr>
+                <w:rFonts w:asciiTheme="minorEastAsia" w:eastAsiaTheme="minorEastAsia" w:hAnsiTheme="minorEastAsia"/>
+                <w:sz w:val="21"/>
+                <w:szCs w:val="21"/>
+              </w:rPr>
+              <w:t>指导经验。学校信息工程学院可提供专业嵌入式开发实验室、机器人调试场地，配备完整的开发设备与仿真软件，为项目研发、调试、测试提供全方位平台支撑。</w:t>
             </w:r>
           </w:p>
           <w:p>
@@ -3358,14 +3840,32 @@
                 <w:sz w:val="21"/>
                 <w:szCs w:val="21"/>
               </w:rPr>
-              <w:t>（2）时间风险：核心轻量化算法研发、调试进度延期。应对预案：采用模块化敏捷开发模式，拆分硬件、算法、调试独立模块，并行推进开发，优先实现基础跟随、避障核心功能，再迭代优化高精度算法，保障项目整体进度不受影响。</w:t>
+              <w:t>（2）时间风险：核心轻量化算法研发、调试进度延期。应对预案：采用模块化敏捷开发模式，拆分硬件、算法、调试独立模块，并行推进开发，优先实现基础跟随、避障核心功能，再迭代</w:t>
+            </w:r>
+            <w:proofErr w:type="gramStart"/>
+            <w:r>
+              <w:rPr>
+                <w:rFonts w:asciiTheme="minorEastAsia" w:eastAsiaTheme="minorEastAsia" w:hAnsiTheme="minorEastAsia"/>
+                <w:sz w:val="21"/>
+                <w:szCs w:val="21"/>
+              </w:rPr>
+              <w:t>优化高</w:t>
+            </w:r>
+            <w:proofErr w:type="gramEnd"/>
+            <w:r>
+              <w:rPr>
+                <w:rFonts w:asciiTheme="minorEastAsia" w:eastAsiaTheme="minorEastAsia" w:hAnsiTheme="minorEastAsia"/>
+                <w:sz w:val="21"/>
+                <w:szCs w:val="21"/>
+              </w:rPr>
+              <w:t>精度算法，保障项目整体进度不受影响。</w:t>
             </w:r>
           </w:p>
           <w:p>
             <w:pPr>
               <w:spacing w:beforeLines="50" w:before="304"/>
               <w:rPr>
-                <w:rFonts w:asciiTheme="minorEastAsia" w:eastAsiaTheme="minorEastAsia" w:hAnsiTheme="minorEastAsia" w:hint="eastAsia"/>
+                <w:rFonts w:asciiTheme="minorEastAsia" w:eastAsiaTheme="minorEastAsia" w:hAnsiTheme="minorEastAsia"/>
                 <w:bCs/>
                 <w:sz w:val="21"/>
                 <w:szCs w:val="21"/>
@@ -3607,7 +4107,27 @@
                 <w:sz w:val="21"/>
                 <w:szCs w:val="21"/>
               </w:rPr>
-              <w:t>完成软硬件全系统集成，实现所有核心功能；分三阶段开展完整测试：第一阶段完成实验室预设轨迹仿真测试，第二阶段完成实验室模拟家庭环境测试，第三阶段选取3只以上不同品种宠物开展真实场景实测，记录测试数据，迭代优化设备性能，解决跟随卡顿、避障失效等问题。同步整理研发数据，梳理技术优化要点。</w:t>
+              <w:t>完成软硬件全系统集成，实现所有核心功能；分三阶段开展完整测试：第一阶段完成实验室预设轨迹仿真测试，第二阶段完成实验室模拟家庭环境测试，第三阶段选取3只以上不同品种宠物开展真实场景实测，记录测试数据，迭代优化设备性能，解决</w:t>
+            </w:r>
+            <w:proofErr w:type="gramStart"/>
+            <w:r>
+              <w:rPr>
+                <w:rFonts w:asciiTheme="minorEastAsia" w:eastAsiaTheme="minorEastAsia" w:hAnsiTheme="minorEastAsia"/>
+                <w:bCs/>
+                <w:sz w:val="21"/>
+                <w:szCs w:val="21"/>
+              </w:rPr>
+              <w:t>跟随卡顿</w:t>
+            </w:r>
+            <w:proofErr w:type="gramEnd"/>
+            <w:r>
+              <w:rPr>
+                <w:rFonts w:asciiTheme="minorEastAsia" w:eastAsiaTheme="minorEastAsia" w:hAnsiTheme="minorEastAsia"/>
+                <w:bCs/>
+                <w:sz w:val="21"/>
+                <w:szCs w:val="21"/>
+              </w:rPr>
+              <w:t>、避障失效等问题。同步整理研发数据，梳理技术优化要点。</w:t>
             </w:r>
           </w:p>
           <w:p>
@@ -3667,14 +4187,34 @@
                 <w:sz w:val="21"/>
                 <w:szCs w:val="21"/>
               </w:rPr>
-              <w:t>6. 2027年3月-2027年4月：终调结题与成果落地阶段</w:t>
+              <w:t>6. 2027年3月-2027年4月：</w:t>
+            </w:r>
+            <w:proofErr w:type="gramStart"/>
+            <w:r>
+              <w:rPr>
+                <w:rFonts w:asciiTheme="minorEastAsia" w:eastAsiaTheme="minorEastAsia" w:hAnsiTheme="minorEastAsia"/>
+                <w:bCs/>
+                <w:sz w:val="21"/>
+                <w:szCs w:val="21"/>
+              </w:rPr>
+              <w:t>终调结题</w:t>
+            </w:r>
+            <w:proofErr w:type="gramEnd"/>
+            <w:r>
+              <w:rPr>
+                <w:rFonts w:asciiTheme="minorEastAsia" w:eastAsiaTheme="minorEastAsia" w:hAnsiTheme="minorEastAsia"/>
+                <w:bCs/>
+                <w:sz w:val="21"/>
+                <w:szCs w:val="21"/>
+              </w:rPr>
+              <w:t>与成果落地阶段</w:t>
             </w:r>
           </w:p>
           <w:p>
             <w:pPr>
               <w:spacing w:beforeLines="50" w:before="304"/>
               <w:rPr>
-                <w:rFonts w:asciiTheme="minorEastAsia" w:eastAsiaTheme="minorEastAsia" w:hAnsiTheme="minorEastAsia" w:hint="eastAsia"/>
+                <w:rFonts w:asciiTheme="minorEastAsia" w:eastAsiaTheme="minorEastAsia" w:hAnsiTheme="minorEastAsia"/>
                 <w:bCs/>
                 <w:sz w:val="21"/>
                 <w:szCs w:val="21"/>
@@ -3753,7 +4293,25 @@
                 <w:sz w:val="21"/>
                 <w:szCs w:val="21"/>
               </w:rPr>
-              <w:t>学校可提供专属嵌入式开发实验室、机器人专项调试场地，配备STM32开发板、基础传感器、焊接设备等通用硬件设备，以及MATLAB、Keil、Proteus等仿真开发软件，满足项目基础研发需求。针对项目刚需短板资源，学校可额外提供：高性能计算服务器（用于轻量化模型训练与算法优化）、校内宠物行为测试场地（用于真实宠物场景实测），补齐项目测试与算法优化资源缺口。</w:t>
+              <w:t>学校可提供专属嵌入式开发实验室、机器人专项调试场地，配备STM32开发板、基础传感器、焊接设备等通用硬件设备，以及MATLAB、Keil、Proteus等仿真开发软件，满足项目基础研发需求。针对</w:t>
+            </w:r>
+            <w:proofErr w:type="gramStart"/>
+            <w:r>
+              <w:rPr>
+                <w:rFonts w:asciiTheme="minorEastAsia" w:eastAsiaTheme="minorEastAsia" w:hAnsiTheme="minorEastAsia"/>
+                <w:sz w:val="21"/>
+                <w:szCs w:val="21"/>
+              </w:rPr>
+              <w:t>项目刚需短板</w:t>
+            </w:r>
+            <w:proofErr w:type="gramEnd"/>
+            <w:r>
+              <w:rPr>
+                <w:rFonts w:asciiTheme="minorEastAsia" w:eastAsiaTheme="minorEastAsia" w:hAnsiTheme="minorEastAsia"/>
+                <w:sz w:val="21"/>
+                <w:szCs w:val="21"/>
+              </w:rPr>
+              <w:t>资源，学校可额外提供：高性能计算服务器（用于轻量化模型训练与算法优化）、校内宠物行为测试场地（用于真实宠物场景实测），补齐项目测试与算法优化资源缺口。</w:t>
             </w:r>
           </w:p>
           <w:p>
@@ -3789,7 +4347,43 @@
                 <w:sz w:val="21"/>
                 <w:szCs w:val="21"/>
               </w:rPr>
-              <w:t>学校指派专业骨干教师全程提供科研与技术指导，深耕嵌入式智能控制、物联网技术应用领域，具备丰富的大学生科创项目指导经验，可全程提供技术攻坚、论文撰写、成果打磨、结题申报全流程指导。同时协助团队对接科研资源，提供文献查阅、论文查重、投稿等专项支持。</w:t>
+              <w:t>学校指派专业骨干教师全程提供科研与技术指导，深耕嵌入式智能控制、物联网技术应用领域，具备丰富的大学生</w:t>
+            </w:r>
+            <w:proofErr w:type="gramStart"/>
+            <w:r>
+              <w:rPr>
+                <w:rFonts w:asciiTheme="minorEastAsia" w:eastAsiaTheme="minorEastAsia" w:hAnsiTheme="minorEastAsia"/>
+                <w:sz w:val="21"/>
+                <w:szCs w:val="21"/>
+              </w:rPr>
+              <w:t>科创项目</w:t>
+            </w:r>
+            <w:proofErr w:type="gramEnd"/>
+            <w:r>
+              <w:rPr>
+                <w:rFonts w:asciiTheme="minorEastAsia" w:eastAsiaTheme="minorEastAsia" w:hAnsiTheme="minorEastAsia"/>
+                <w:sz w:val="21"/>
+                <w:szCs w:val="21"/>
+              </w:rPr>
+              <w:t>指导经验，可全程提供技术攻坚、论文撰写、成果打磨、结题</w:t>
+            </w:r>
+            <w:proofErr w:type="gramStart"/>
+            <w:r>
+              <w:rPr>
+                <w:rFonts w:asciiTheme="minorEastAsia" w:eastAsiaTheme="minorEastAsia" w:hAnsiTheme="minorEastAsia"/>
+                <w:sz w:val="21"/>
+                <w:szCs w:val="21"/>
+              </w:rPr>
+              <w:t>申报全</w:t>
+            </w:r>
+            <w:proofErr w:type="gramEnd"/>
+            <w:r>
+              <w:rPr>
+                <w:rFonts w:asciiTheme="minorEastAsia" w:eastAsiaTheme="minorEastAsia" w:hAnsiTheme="minorEastAsia"/>
+                <w:sz w:val="21"/>
+                <w:szCs w:val="21"/>
+              </w:rPr>
+              <w:t>流程指导。同时协助团队对接科研资源，提供文献查阅、论文查重、投稿等专项支持。</w:t>
             </w:r>
           </w:p>
           <w:p>
@@ -3814,7 +4408,7 @@
             <w:pPr>
               <w:spacing w:beforeLines="50" w:before="304"/>
               <w:rPr>
-                <w:rFonts w:asciiTheme="minorEastAsia" w:eastAsiaTheme="minorEastAsia" w:hAnsiTheme="minorEastAsia" w:hint="eastAsia"/>
+                <w:rFonts w:asciiTheme="minorEastAsia" w:eastAsiaTheme="minorEastAsia" w:hAnsiTheme="minorEastAsia"/>
                 <w:bCs/>
                 <w:sz w:val="21"/>
                 <w:szCs w:val="21"/>
@@ -3905,13 +4499,10 @@
                 <w:szCs w:val="21"/>
                 <w:lang w:bidi="ar"/>
               </w:rPr>
-              <w:t>1. 实物成果：研制1台性能稳定、功能完善的低成本自主伴随宠物式机器人样机，达成核心量化技术指标：室内光照＞50lux环境下宠物跟随成功率≥85%、跟丢后目标重捕时间≤5秒、静态障碍物避障成功率≥95%、设备最大跟随速度0.3m/s，整机BOM成本严格控制在500元以内。</w:t>
-            </w:r>
-          </w:p>
-          <w:p>
-            <w:pPr>
-              <w:widowControl/>
-              <w:jc w:val="left"/>
+              <w:t>1. 实物成果：研制1台性能稳定、功能完善的低成本自主伴随宠物式机器人样机，达成核心量化技术指标：室内光照＞50lux环境下宠物跟随成功率≥85%、跟</w:t>
+            </w:r>
+            <w:proofErr w:type="gramStart"/>
+            <w:r>
               <w:rPr>
                 <w:rFonts w:ascii="宋体" w:eastAsia="宋体" w:hAnsi="宋体"/>
                 <w:color w:val="000000"/>
@@ -3920,7 +4511,9 @@
                 <w:szCs w:val="21"/>
                 <w:lang w:bidi="ar"/>
               </w:rPr>
-            </w:pPr>
+              <w:t>丢后目标重捕时间</w:t>
+            </w:r>
+            <w:proofErr w:type="gramEnd"/>
             <w:r>
               <w:rPr>
                 <w:rFonts w:ascii="宋体" w:eastAsia="宋体" w:hAnsi="宋体"/>
@@ -3930,7 +4523,7 @@
                 <w:szCs w:val="21"/>
                 <w:lang w:bidi="ar"/>
               </w:rPr>
-              <w:t>2. 技术成果：形成一套完整的低算力嵌入式宠物自适应跟随算法方案、多传感器融合避障控制技术体系，整理全套技术研发文档、调试数据与优化方案。</w:t>
+              <w:t>≤5秒、静态障碍物避障成功率≥95%、设备最大跟随速度0.3m/s，整机BOM成本严格控制在500元以内。</w:t>
             </w:r>
           </w:p>
           <w:p>
@@ -3955,13 +4548,10 @@
                 <w:szCs w:val="21"/>
                 <w:lang w:bidi="ar"/>
               </w:rPr>
-              <w:t>3. 科研成果：完成1篇高质量学术论文，聚焦《低算力嵌入式平台宠物自适应跟随算法研究》主题，拟投稿《电子技术应用》期刊或ICIIP国际会议，规范作者排序，完成论文查重、定稿与投稿工作。</w:t>
-            </w:r>
-          </w:p>
-          <w:p>
-            <w:pPr>
-              <w:widowControl/>
-              <w:jc w:val="left"/>
+              <w:t>2. 技术成果：形成一套完整的</w:t>
+            </w:r>
+            <w:proofErr w:type="gramStart"/>
+            <w:r>
               <w:rPr>
                 <w:rFonts w:ascii="宋体" w:eastAsia="宋体" w:hAnsi="宋体"/>
                 <w:color w:val="000000"/>
@@ -3970,7 +4560,9 @@
                 <w:szCs w:val="21"/>
                 <w:lang w:bidi="ar"/>
               </w:rPr>
-            </w:pPr>
+              <w:t>低算力</w:t>
+            </w:r>
+            <w:proofErr w:type="gramEnd"/>
             <w:r>
               <w:rPr>
                 <w:rFonts w:ascii="宋体" w:eastAsia="宋体" w:hAnsi="宋体"/>
@@ -3980,23 +4572,13 @@
                 <w:szCs w:val="21"/>
                 <w:lang w:bidi="ar"/>
               </w:rPr>
-              <w:t>4. 结题成果：整理全套研发数据、测试报告、技术文档、实践材料，完成规范的项目结题报告，顺利通过校级、省级结题验收。</w:t>
+              <w:t>嵌入式宠物自适应跟随算法方案、多传感器融合避障控制技术体系，整理全套技术研发文档、调试数据与优化方案。</w:t>
             </w:r>
           </w:p>
           <w:p>
             <w:pPr>
               <w:widowControl/>
               <w:jc w:val="left"/>
-              <w:rPr>
-                <w:rFonts w:ascii="宋体" w:eastAsia="宋体" w:hAnsi="宋体" w:hint="eastAsia"/>
-                <w:color w:val="000000"/>
-                <w:kern w:val="0"/>
-                <w:sz w:val="21"/>
-                <w:szCs w:val="21"/>
-                <w:lang w:bidi="ar"/>
-              </w:rPr>
-            </w:pPr>
-            <w:r>
               <w:rPr>
                 <w:rFonts w:ascii="宋体" w:eastAsia="宋体" w:hAnsi="宋体"/>
                 <w:color w:val="000000"/>
@@ -4005,7 +4587,91 @@
                 <w:szCs w:val="21"/>
                 <w:lang w:bidi="ar"/>
               </w:rPr>
-              <w:t>5. 实践成果：完成2场社区智能养宠科普体验活动，形成完整的社会实践报告与用户调研分析报告，为低成本智能伴宠设备的民用普及提供数据支撑。</w:t>
+            </w:pPr>
+            <w:r>
+              <w:rPr>
+                <w:rFonts w:ascii="宋体" w:eastAsia="宋体" w:hAnsi="宋体"/>
+                <w:color w:val="000000"/>
+                <w:kern w:val="0"/>
+                <w:sz w:val="21"/>
+                <w:szCs w:val="21"/>
+                <w:lang w:bidi="ar"/>
+              </w:rPr>
+              <w:t>3. 科研成果：完成1篇高质量学术论文，聚焦《低算力嵌入式平台宠物自适应跟随算法研究》主题，拟投稿《电子技术应用》期刊或ICIIP国际会议，规范作者排序，完成论文查重、定稿与投稿工作。</w:t>
+            </w:r>
+          </w:p>
+          <w:p>
+            <w:pPr>
+              <w:widowControl/>
+              <w:jc w:val="left"/>
+              <w:rPr>
+                <w:rFonts w:ascii="宋体" w:eastAsia="宋体" w:hAnsi="宋体"/>
+                <w:color w:val="000000"/>
+                <w:kern w:val="0"/>
+                <w:sz w:val="21"/>
+                <w:szCs w:val="21"/>
+                <w:lang w:bidi="ar"/>
+              </w:rPr>
+            </w:pPr>
+            <w:r>
+              <w:rPr>
+                <w:rFonts w:ascii="宋体" w:eastAsia="宋体" w:hAnsi="宋体"/>
+                <w:color w:val="000000"/>
+                <w:kern w:val="0"/>
+                <w:sz w:val="21"/>
+                <w:szCs w:val="21"/>
+                <w:lang w:bidi="ar"/>
+              </w:rPr>
+              <w:t>4. 结题成果：整理全套研发数据、测试报告、技术文档、实践材料，完成规范的项目结题报告，顺利通过校级、省级结题验收。</w:t>
+            </w:r>
+          </w:p>
+          <w:p>
+            <w:pPr>
+              <w:widowControl/>
+              <w:jc w:val="left"/>
+              <w:rPr>
+                <w:rFonts w:ascii="宋体" w:eastAsia="宋体" w:hAnsi="宋体"/>
+                <w:color w:val="000000"/>
+                <w:kern w:val="0"/>
+                <w:sz w:val="21"/>
+                <w:szCs w:val="21"/>
+                <w:lang w:bidi="ar"/>
+              </w:rPr>
+            </w:pPr>
+            <w:r>
+              <w:rPr>
+                <w:rFonts w:ascii="宋体" w:eastAsia="宋体" w:hAnsi="宋体"/>
+                <w:color w:val="000000"/>
+                <w:kern w:val="0"/>
+                <w:sz w:val="21"/>
+                <w:szCs w:val="21"/>
+                <w:lang w:bidi="ar"/>
+              </w:rPr>
+              <w:t>5. 实践成果：完成2场社区智能养宠科普体验活动，形成完整的社会实践报告与用户调研分析报告，为低成本智能伴</w:t>
+            </w:r>
+            <w:proofErr w:type="gramStart"/>
+            <w:r>
+              <w:rPr>
+                <w:rFonts w:ascii="宋体" w:eastAsia="宋体" w:hAnsi="宋体"/>
+                <w:color w:val="000000"/>
+                <w:kern w:val="0"/>
+                <w:sz w:val="21"/>
+                <w:szCs w:val="21"/>
+                <w:lang w:bidi="ar"/>
+              </w:rPr>
+              <w:t>宠设备</w:t>
+            </w:r>
+            <w:proofErr w:type="gramEnd"/>
+            <w:r>
+              <w:rPr>
+                <w:rFonts w:ascii="宋体" w:eastAsia="宋体" w:hAnsi="宋体"/>
+                <w:color w:val="000000"/>
+                <w:kern w:val="0"/>
+                <w:sz w:val="21"/>
+                <w:szCs w:val="21"/>
+                <w:lang w:bidi="ar"/>
+              </w:rPr>
+              <w:t>的民用普及提供数据支撑。</w:t>
             </w:r>
           </w:p>
         </w:tc>
@@ -4041,6 +4707,7 @@
           <w:tbl>
             <w:tblPr>
               <w:tblW w:w="7500" w:type="dxa"/>
+              <w:jc w:val="center"/>
               <w:tblBorders>
                 <w:top w:val="single" w:sz="4" w:space="0" w:color="auto"/>
                 <w:left w:val="single" w:sz="4" w:space="0" w:color="auto"/>
@@ -4067,6 +4734,7 @@
               <w:trPr>
                 <w:trHeight w:val="585"/>
                 <w:tblHeader/>
+                <w:jc w:val="center"/>
               </w:trPr>
               <w:tc>
                 <w:tcPr>
@@ -4083,7 +4751,7 @@
                 <w:p>
                   <w:pPr>
                     <w:widowControl/>
-                    <w:jc w:val="left"/>
+                    <w:jc w:val="center"/>
                     <w:rPr>
                       <w:rFonts w:ascii="宋体" w:eastAsia="宋体" w:hAnsi="宋体" w:cs="宋体"/>
                       <w:kern w:val="0"/>
@@ -4115,7 +4783,7 @@
                 <w:p>
                   <w:pPr>
                     <w:widowControl/>
-                    <w:jc w:val="left"/>
+                    <w:jc w:val="center"/>
                     <w:rPr>
                       <w:rFonts w:ascii="宋体" w:eastAsia="宋体" w:hAnsi="宋体" w:cs="宋体"/>
                       <w:kern w:val="0"/>
@@ -4147,7 +4815,7 @@
                 <w:p>
                   <w:pPr>
                     <w:widowControl/>
-                    <w:jc w:val="left"/>
+                    <w:jc w:val="center"/>
                     <w:rPr>
                       <w:rFonts w:ascii="宋体" w:eastAsia="宋体" w:hAnsi="宋体" w:cs="宋体"/>
                       <w:kern w:val="0"/>
@@ -4179,7 +4847,7 @@
                 <w:p>
                   <w:pPr>
                     <w:widowControl/>
-                    <w:jc w:val="left"/>
+                    <w:jc w:val="center"/>
                     <w:rPr>
                       <w:rFonts w:ascii="宋体" w:eastAsia="宋体" w:hAnsi="宋体" w:cs="宋体"/>
                       <w:kern w:val="0"/>
@@ -4200,6 +4868,7 @@
             <w:tr>
               <w:trPr>
                 <w:trHeight w:val="585"/>
+                <w:jc w:val="center"/>
               </w:trPr>
               <w:tc>
                 <w:tcPr>
@@ -4215,7 +4884,7 @@
                 <w:p>
                   <w:pPr>
                     <w:widowControl/>
-                    <w:jc w:val="left"/>
+                    <w:jc w:val="center"/>
                     <w:rPr>
                       <w:rFonts w:ascii="宋体" w:eastAsia="宋体" w:hAnsi="宋体" w:cs="宋体"/>
                       <w:kern w:val="0"/>
@@ -4246,7 +4915,7 @@
                 <w:p>
                   <w:pPr>
                     <w:widowControl/>
-                    <w:jc w:val="left"/>
+                    <w:jc w:val="center"/>
                     <w:rPr>
                       <w:rFonts w:ascii="宋体" w:eastAsia="宋体" w:hAnsi="宋体" w:cs="宋体"/>
                       <w:kern w:val="0"/>
@@ -4277,7 +4946,7 @@
                 <w:p>
                   <w:pPr>
                     <w:widowControl/>
-                    <w:jc w:val="left"/>
+                    <w:jc w:val="center"/>
                     <w:rPr>
                       <w:rFonts w:ascii="宋体" w:eastAsia="宋体" w:hAnsi="宋体" w:cs="宋体"/>
                       <w:kern w:val="0"/>
@@ -4308,7 +4977,7 @@
                 <w:p>
                   <w:pPr>
                     <w:widowControl/>
-                    <w:jc w:val="left"/>
+                    <w:jc w:val="center"/>
                     <w:rPr>
                       <w:rFonts w:ascii="宋体" w:eastAsia="宋体" w:hAnsi="宋体" w:cs="宋体"/>
                       <w:kern w:val="0"/>
@@ -4329,6 +4998,7 @@
             <w:tr>
               <w:trPr>
                 <w:trHeight w:val="585"/>
+                <w:jc w:val="center"/>
               </w:trPr>
               <w:tc>
                 <w:tcPr>
@@ -4344,7 +5014,7 @@
                 <w:p>
                   <w:pPr>
                     <w:widowControl/>
-                    <w:jc w:val="left"/>
+                    <w:jc w:val="center"/>
                     <w:rPr>
                       <w:rFonts w:ascii="宋体" w:eastAsia="宋体" w:hAnsi="宋体" w:cs="宋体"/>
                       <w:kern w:val="0"/>
@@ -4375,7 +5045,7 @@
                 <w:p>
                   <w:pPr>
                     <w:widowControl/>
-                    <w:jc w:val="left"/>
+                    <w:jc w:val="center"/>
                     <w:rPr>
                       <w:rFonts w:ascii="宋体" w:eastAsia="宋体" w:hAnsi="宋体" w:cs="宋体"/>
                       <w:kern w:val="0"/>
@@ -4388,7 +5058,25 @@
                       <w:kern w:val="0"/>
                       <w:sz w:val="20"/>
                     </w:rPr>
-                    <w:t>STM32F4开发板：200元；OpenMV视觉摄像头：500元；红外传感器×4：80元；超声波模块×3：60元；电机+驱动+行走轮子：300元；电池+电源管理模块：200元；设备外壳+结构件：200元；调试工具+备用元器件+硬件损耗预留：200元</w:t>
+                    <w:t>STM32F4开发板：200元；</w:t>
+                  </w:r>
+                  <w:proofErr w:type="spellStart"/>
+                  <w:r>
+                    <w:rPr>
+                      <w:rFonts w:ascii="宋体" w:eastAsia="宋体" w:hAnsi="宋体" w:cs="宋体"/>
+                      <w:kern w:val="0"/>
+                      <w:sz w:val="20"/>
+                    </w:rPr>
+                    <w:t>OpenMV</w:t>
+                  </w:r>
+                  <w:proofErr w:type="spellEnd"/>
+                  <w:r>
+                    <w:rPr>
+                      <w:rFonts w:ascii="宋体" w:eastAsia="宋体" w:hAnsi="宋体" w:cs="宋体"/>
+                      <w:kern w:val="0"/>
+                      <w:sz w:val="20"/>
+                    </w:rPr>
+                    <w:t>视觉摄像头：500元；红外传感器×4：80元；超声波模块×3：60元；电机+驱动+行走轮子：300元；电池+电源管理模块：200元；设备外壳+结构件：200元；调试工具+备用元器件+硬件损耗预留：200元</w:t>
                   </w:r>
                 </w:p>
               </w:tc>
@@ -4406,7 +5094,7 @@
                 <w:p>
                   <w:pPr>
                     <w:widowControl/>
-                    <w:jc w:val="left"/>
+                    <w:jc w:val="center"/>
                     <w:rPr>
                       <w:rFonts w:ascii="宋体" w:eastAsia="宋体" w:hAnsi="宋体" w:cs="宋体"/>
                       <w:kern w:val="0"/>
@@ -4437,7 +5125,7 @@
                 <w:p>
                   <w:pPr>
                     <w:widowControl/>
-                    <w:jc w:val="left"/>
+                    <w:jc w:val="center"/>
                     <w:rPr>
                       <w:rFonts w:ascii="宋体" w:eastAsia="宋体" w:hAnsi="宋体" w:cs="宋体"/>
                       <w:kern w:val="0"/>
@@ -4458,6 +5146,7 @@
             <w:tr>
               <w:trPr>
                 <w:trHeight w:val="585"/>
+                <w:jc w:val="center"/>
               </w:trPr>
               <w:tc>
                 <w:tcPr>
@@ -4473,7 +5162,7 @@
                 <w:p>
                   <w:pPr>
                     <w:widowControl/>
-                    <w:jc w:val="left"/>
+                    <w:jc w:val="center"/>
                     <w:rPr>
                       <w:rFonts w:ascii="宋体" w:eastAsia="宋体" w:hAnsi="宋体" w:cs="宋体"/>
                       <w:kern w:val="0"/>
@@ -4504,7 +5193,7 @@
                 <w:p>
                   <w:pPr>
                     <w:widowControl/>
-                    <w:jc w:val="left"/>
+                    <w:jc w:val="center"/>
                     <w:rPr>
                       <w:rFonts w:ascii="宋体" w:eastAsia="宋体" w:hAnsi="宋体" w:cs="宋体"/>
                       <w:kern w:val="0"/>
@@ -4535,7 +5224,7 @@
                 <w:p>
                   <w:pPr>
                     <w:widowControl/>
-                    <w:jc w:val="left"/>
+                    <w:jc w:val="center"/>
                     <w:rPr>
                       <w:rFonts w:ascii="宋体" w:eastAsia="宋体" w:hAnsi="宋体" w:cs="宋体"/>
                       <w:kern w:val="0"/>
@@ -4566,7 +5255,7 @@
                 <w:p>
                   <w:pPr>
                     <w:widowControl/>
-                    <w:jc w:val="left"/>
+                    <w:jc w:val="center"/>
                     <w:rPr>
                       <w:rFonts w:ascii="宋体" w:eastAsia="宋体" w:hAnsi="宋体" w:cs="宋体"/>
                       <w:kern w:val="0"/>
@@ -4587,6 +5276,7 @@
             <w:tr>
               <w:trPr>
                 <w:trHeight w:val="585"/>
+                <w:jc w:val="center"/>
               </w:trPr>
               <w:tc>
                 <w:tcPr>
@@ -4602,7 +5292,7 @@
                 <w:p>
                   <w:pPr>
                     <w:widowControl/>
-                    <w:jc w:val="left"/>
+                    <w:jc w:val="center"/>
                     <w:rPr>
                       <w:rFonts w:ascii="宋体" w:eastAsia="宋体" w:hAnsi="宋体" w:cs="宋体"/>
                       <w:kern w:val="0"/>
@@ -4635,7 +5325,7 @@
                 <w:p>
                   <w:pPr>
                     <w:widowControl/>
-                    <w:jc w:val="left"/>
+                    <w:jc w:val="center"/>
                     <w:rPr>
                       <w:rFonts w:ascii="宋体" w:eastAsia="宋体" w:hAnsi="宋体" w:cs="宋体"/>
                       <w:kern w:val="0"/>
@@ -4668,7 +5358,7 @@
                 <w:p>
                   <w:pPr>
                     <w:widowControl/>
-                    <w:jc w:val="left"/>
+                    <w:jc w:val="center"/>
                     <w:rPr>
                       <w:rFonts w:ascii="宋体" w:eastAsia="宋体" w:hAnsi="宋体" w:cs="宋体"/>
                       <w:kern w:val="0"/>
@@ -4701,7 +5391,7 @@
                 <w:p>
                   <w:pPr>
                     <w:widowControl/>
-                    <w:jc w:val="left"/>
+                    <w:jc w:val="center"/>
                     <w:rPr>
                       <w:rFonts w:ascii="宋体" w:eastAsia="宋体" w:hAnsi="宋体" w:cs="宋体"/>
                       <w:kern w:val="0"/>
@@ -5811,6 +6501,7 @@
   <w:style w:type="character" w:default="1" w:styleId="a0">
     <w:name w:val="Default Paragraph Font"/>
     <w:uiPriority w:val="1"/>
+    <w:semiHidden/>
     <w:unhideWhenUsed/>
   </w:style>
   <w:style w:type="table" w:default="1" w:styleId="a1">

--- a/其他资料/附件3：湖北省大学生创新训练计划项目申请书.docx
+++ b/其他资料/附件3：湖北省大学生创新训练计划项目申请书.docx
@@ -422,7 +422,27 @@
           <w:u w:val="single"/>
         </w:rPr>
         <w:tab/>
-        <w:t xml:space="preserve">                         </w:t>
+        <w:t xml:space="preserve">  </w:t>
+      </w:r>
+      <w:r>
+        <w:rPr>
+          <w:rFonts w:hint="eastAsia"/>
+          <w:color w:val="000000"/>
+          <w:sz w:val="28"/>
+          <w:szCs w:val="28"/>
+          <w:u w:val="single"/>
+        </w:rPr>
+        <w:t>计算机科学与技术</w:t>
+      </w:r>
+      <w:r>
+        <w:rPr>
+          <w:rFonts w:hint="eastAsia"/>
+          <w:color w:val="000000"/>
+          <w:sz w:val="28"/>
+          <w:szCs w:val="28"/>
+          <w:u w:val="single"/>
+        </w:rPr>
+        <w:t xml:space="preserve">         </w:t>
       </w:r>
     </w:p>
     <w:p>
@@ -452,7 +472,27 @@
           <w:szCs w:val="28"/>
           <w:u w:val="single"/>
         </w:rPr>
-        <w:t xml:space="preserve">　　　　　　　　　　　　　</w:t>
+        <w:t xml:space="preserve">　　　　</w:t>
+      </w:r>
+      <w:proofErr w:type="gramEnd"/>
+      <w:r>
+        <w:rPr>
+          <w:rFonts w:hint="eastAsia"/>
+          <w:sz w:val="28"/>
+          <w:szCs w:val="28"/>
+          <w:u w:val="single"/>
+        </w:rPr>
+        <w:t>物联网工程</w:t>
+      </w:r>
+      <w:proofErr w:type="gramStart"/>
+      <w:r>
+        <w:rPr>
+          <w:rFonts w:hint="eastAsia"/>
+          <w:sz w:val="28"/>
+          <w:szCs w:val="28"/>
+          <w:u w:val="single"/>
+        </w:rPr>
+        <w:t xml:space="preserve">　　　　　　　</w:t>
       </w:r>
       <w:proofErr w:type="gramEnd"/>
     </w:p>

--- a/其他资料/附件3：湖北省大学生创新训练计划项目申请书.docx
+++ b/其他资料/附件3：湖北省大学生创新训练计划项目申请书.docx
@@ -2907,14 +2907,14 @@
               <w:spacing w:beforeLines="50" w:before="304" w:line="360" w:lineRule="auto"/>
               <w:jc w:val="left"/>
               <w:rPr>
-                <w:rFonts w:asciiTheme="minorEastAsia" w:eastAsiaTheme="minorEastAsia" w:hAnsiTheme="minorEastAsia"/>
-                <w:sz w:val="21"/>
-                <w:szCs w:val="21"/>
-              </w:rPr>
-            </w:pPr>
-            <w:r>
-              <w:rPr>
-                <w:rFonts w:asciiTheme="minorEastAsia" w:eastAsiaTheme="minorEastAsia" w:hAnsiTheme="minorEastAsia"/>
+                <w:rFonts w:ascii="宋体" w:eastAsia="宋体" w:hAnsi="宋体"/>
+                <w:sz w:val="21"/>
+                <w:szCs w:val="21"/>
+              </w:rPr>
+            </w:pPr>
+            <w:r>
+              <w:rPr>
+                <w:rFonts w:ascii="宋体" w:eastAsia="宋体" w:hAnsi="宋体"/>
                 <w:sz w:val="21"/>
                 <w:szCs w:val="21"/>
               </w:rPr>
@@ -2927,14 +2927,14 @@
               <w:ind w:firstLineChars="200" w:firstLine="412"/>
               <w:jc w:val="left"/>
               <w:rPr>
-                <w:rFonts w:asciiTheme="minorEastAsia" w:eastAsiaTheme="minorEastAsia" w:hAnsiTheme="minorEastAsia"/>
-                <w:sz w:val="21"/>
-                <w:szCs w:val="21"/>
-              </w:rPr>
-            </w:pPr>
-            <w:r>
-              <w:rPr>
-                <w:rFonts w:asciiTheme="minorEastAsia" w:eastAsiaTheme="minorEastAsia" w:hAnsiTheme="minorEastAsia"/>
+                <w:rFonts w:ascii="宋体" w:eastAsia="宋体" w:hAnsi="宋体"/>
+                <w:sz w:val="21"/>
+                <w:szCs w:val="21"/>
+              </w:rPr>
+            </w:pPr>
+            <w:r>
+              <w:rPr>
+                <w:rFonts w:ascii="宋体" w:eastAsia="宋体" w:hAnsi="宋体"/>
                 <w:sz w:val="21"/>
                 <w:szCs w:val="21"/>
               </w:rPr>
@@ -2943,7 +2943,7 @@
             <w:proofErr w:type="gramStart"/>
             <w:r>
               <w:rPr>
-                <w:rFonts w:asciiTheme="minorEastAsia" w:eastAsiaTheme="minorEastAsia" w:hAnsiTheme="minorEastAsia"/>
+                <w:rFonts w:ascii="宋体" w:eastAsia="宋体" w:hAnsi="宋体"/>
                 <w:sz w:val="21"/>
                 <w:szCs w:val="21"/>
               </w:rPr>
@@ -2952,7 +2952,7 @@
             <w:proofErr w:type="gramEnd"/>
             <w:r>
               <w:rPr>
-                <w:rFonts w:asciiTheme="minorEastAsia" w:eastAsiaTheme="minorEastAsia" w:hAnsiTheme="minorEastAsia"/>
+                <w:rFonts w:ascii="宋体" w:eastAsia="宋体" w:hAnsi="宋体"/>
                 <w:sz w:val="21"/>
                 <w:szCs w:val="21"/>
               </w:rPr>
@@ -2965,14 +2965,14 @@
               <w:ind w:firstLineChars="200" w:firstLine="412"/>
               <w:jc w:val="left"/>
               <w:rPr>
-                <w:rFonts w:asciiTheme="minorEastAsia" w:eastAsiaTheme="minorEastAsia" w:hAnsiTheme="minorEastAsia"/>
-                <w:sz w:val="21"/>
-                <w:szCs w:val="21"/>
-              </w:rPr>
-            </w:pPr>
-            <w:r>
-              <w:rPr>
-                <w:rFonts w:asciiTheme="minorEastAsia" w:eastAsiaTheme="minorEastAsia" w:hAnsiTheme="minorEastAsia"/>
+                <w:rFonts w:ascii="宋体" w:eastAsia="宋体" w:hAnsi="宋体"/>
+                <w:sz w:val="21"/>
+                <w:szCs w:val="21"/>
+              </w:rPr>
+            </w:pPr>
+            <w:r>
+              <w:rPr>
+                <w:rFonts w:ascii="宋体" w:eastAsia="宋体" w:hAnsi="宋体"/>
                 <w:sz w:val="21"/>
                 <w:szCs w:val="21"/>
               </w:rPr>
@@ -2981,7 +2981,7 @@
             <w:proofErr w:type="gramStart"/>
             <w:r>
               <w:rPr>
-                <w:rFonts w:asciiTheme="minorEastAsia" w:eastAsiaTheme="minorEastAsia" w:hAnsiTheme="minorEastAsia"/>
+                <w:rFonts w:ascii="宋体" w:eastAsia="宋体" w:hAnsi="宋体"/>
                 <w:sz w:val="21"/>
                 <w:szCs w:val="21"/>
               </w:rPr>
@@ -2990,7 +2990,7 @@
             <w:proofErr w:type="gramEnd"/>
             <w:r>
               <w:rPr>
-                <w:rFonts w:asciiTheme="minorEastAsia" w:eastAsiaTheme="minorEastAsia" w:hAnsiTheme="minorEastAsia"/>
+                <w:rFonts w:ascii="宋体" w:eastAsia="宋体" w:hAnsi="宋体"/>
                 <w:sz w:val="21"/>
                 <w:szCs w:val="21"/>
               </w:rPr>
@@ -2999,7 +2999,7 @@
             <w:proofErr w:type="gramStart"/>
             <w:r>
               <w:rPr>
-                <w:rFonts w:asciiTheme="minorEastAsia" w:eastAsiaTheme="minorEastAsia" w:hAnsiTheme="minorEastAsia"/>
+                <w:rFonts w:ascii="宋体" w:eastAsia="宋体" w:hAnsi="宋体"/>
                 <w:sz w:val="21"/>
                 <w:szCs w:val="21"/>
               </w:rPr>
@@ -3008,7 +3008,7 @@
             <w:proofErr w:type="gramEnd"/>
             <w:r>
               <w:rPr>
-                <w:rFonts w:asciiTheme="minorEastAsia" w:eastAsiaTheme="minorEastAsia" w:hAnsiTheme="minorEastAsia"/>
+                <w:rFonts w:ascii="宋体" w:eastAsia="宋体" w:hAnsi="宋体"/>
                 <w:sz w:val="21"/>
                 <w:szCs w:val="21"/>
               </w:rPr>
@@ -3440,7 +3440,265 @@
           </w:p>
           <w:p>
             <w:pPr>
+              <w:keepNext/>
               <w:spacing w:beforeLines="50" w:before="304"/>
+              <w:jc w:val="center"/>
+            </w:pPr>
+            <w:r>
+              <w:rPr>
+                <w:rFonts w:asciiTheme="minorEastAsia" w:eastAsiaTheme="minorEastAsia" w:hAnsiTheme="minorEastAsia" w:hint="eastAsia"/>
+                <w:noProof/>
+                <w:sz w:val="21"/>
+                <w:szCs w:val="21"/>
+              </w:rPr>
+              <w:drawing>
+                <wp:inline distT="0" distB="0" distL="0" distR="0" wp14:anchorId="0C2F7775" wp14:editId="1EC3F45A">
+                  <wp:extent cx="5530850" cy="3108960"/>
+                  <wp:effectExtent l="0" t="0" r="0" b="0"/>
+                  <wp:docPr id="862228410" name="图片 11"/>
+                  <wp:cNvGraphicFramePr>
+                    <a:graphicFrameLocks xmlns:a="http://schemas.openxmlformats.org/drawingml/2006/main" noChangeAspect="1"/>
+                  </wp:cNvGraphicFramePr>
+                  <a:graphic xmlns:a="http://schemas.openxmlformats.org/drawingml/2006/main">
+                    <a:graphicData uri="http://schemas.openxmlformats.org/drawingml/2006/picture">
+                      <pic:pic xmlns:pic="http://schemas.openxmlformats.org/drawingml/2006/picture">
+                        <pic:nvPicPr>
+                          <pic:cNvPr id="0" name="Picture 11"/>
+                          <pic:cNvPicPr>
+                            <a:picLocks noChangeAspect="1" noChangeArrowheads="1"/>
+                          </pic:cNvPicPr>
+                        </pic:nvPicPr>
+                        <pic:blipFill>
+                          <a:blip r:embed="rId7" cstate="print">
+                            <a:extLst>
+                              <a:ext uri="{28A0092B-C50C-407E-A947-70E740481C1C}">
+                                <a14:useLocalDpi xmlns:a14="http://schemas.microsoft.com/office/drawing/2010/main" val="0"/>
+                              </a:ext>
+                            </a:extLst>
+                          </a:blip>
+                          <a:srcRect/>
+                          <a:stretch>
+                            <a:fillRect/>
+                          </a:stretch>
+                        </pic:blipFill>
+                        <pic:spPr bwMode="auto">
+                          <a:xfrm>
+                            <a:off x="0" y="0"/>
+                            <a:ext cx="5530850" cy="3108960"/>
+                          </a:xfrm>
+                          <a:prstGeom prst="rect">
+                            <a:avLst/>
+                          </a:prstGeom>
+                          <a:noFill/>
+                          <a:ln>
+                            <a:noFill/>
+                          </a:ln>
+                        </pic:spPr>
+                      </pic:pic>
+                    </a:graphicData>
+                  </a:graphic>
+                </wp:inline>
+              </w:drawing>
+            </w:r>
+          </w:p>
+          <w:p>
+            <w:pPr>
+              <w:pStyle w:val="ac"/>
+              <w:jc w:val="center"/>
+            </w:pPr>
+            <w:r>
+              <w:rPr>
+                <w:rFonts w:hint="eastAsia"/>
+              </w:rPr>
+              <w:t>图</w:t>
+            </w:r>
+            <w:r>
+              <w:rPr>
+                <w:rFonts w:hint="eastAsia"/>
+              </w:rPr>
+              <w:t xml:space="preserve"> </w:t>
+            </w:r>
+            <w:r>
+              <w:fldChar w:fldCharType="begin"/>
+            </w:r>
+            <w:r>
+              <w:instrText xml:space="preserve"> </w:instrText>
+            </w:r>
+            <w:r>
+              <w:rPr>
+                <w:rFonts w:hint="eastAsia"/>
+              </w:rPr>
+              <w:instrText xml:space="preserve">SEQ </w:instrText>
+            </w:r>
+            <w:r>
+              <w:rPr>
+                <w:rFonts w:hint="eastAsia"/>
+              </w:rPr>
+              <w:instrText>图</w:instrText>
+            </w:r>
+            <w:r>
+              <w:rPr>
+                <w:rFonts w:hint="eastAsia"/>
+              </w:rPr>
+              <w:instrText xml:space="preserve"> \* ARABIC</w:instrText>
+            </w:r>
+            <w:r>
+              <w:instrText xml:space="preserve"> </w:instrText>
+            </w:r>
+            <w:r>
+              <w:fldChar w:fldCharType="separate"/>
+            </w:r>
+            <w:r>
+              <w:rPr>
+                <w:noProof/>
+              </w:rPr>
+              <w:t>1</w:t>
+            </w:r>
+            <w:r>
+              <w:fldChar w:fldCharType="end"/>
+            </w:r>
+            <w:r>
+              <w:t>机器人机械结构装配设计概览</w:t>
+            </w:r>
+            <w:r>
+              <w:rPr>
+                <w:rFonts w:hint="eastAsia"/>
+              </w:rPr>
+              <w:t>图</w:t>
+            </w:r>
+          </w:p>
+          <w:p>
+            <w:pPr>
+              <w:keepNext/>
+              <w:jc w:val="center"/>
+            </w:pPr>
+            <w:r>
+              <w:rPr>
+                <w:noProof/>
+              </w:rPr>
+              <w:lastRenderedPageBreak/>
+              <w:drawing>
+                <wp:inline distT="0" distB="0" distL="0" distR="0" wp14:anchorId="1497BD53" wp14:editId="0B079E47">
+                  <wp:extent cx="5530850" cy="5530850"/>
+                  <wp:effectExtent l="0" t="0" r="0" b="0"/>
+                  <wp:docPr id="1151676361" name="图片 12"/>
+                  <wp:cNvGraphicFramePr>
+                    <a:graphicFrameLocks xmlns:a="http://schemas.openxmlformats.org/drawingml/2006/main" noChangeAspect="1"/>
+                  </wp:cNvGraphicFramePr>
+                  <a:graphic xmlns:a="http://schemas.openxmlformats.org/drawingml/2006/main">
+                    <a:graphicData uri="http://schemas.openxmlformats.org/drawingml/2006/picture">
+                      <pic:pic xmlns:pic="http://schemas.openxmlformats.org/drawingml/2006/picture">
+                        <pic:nvPicPr>
+                          <pic:cNvPr id="0" name="Picture 12"/>
+                          <pic:cNvPicPr>
+                            <a:picLocks noChangeAspect="1" noChangeArrowheads="1"/>
+                          </pic:cNvPicPr>
+                        </pic:nvPicPr>
+                        <pic:blipFill>
+                          <a:blip r:embed="rId8">
+                            <a:extLst>
+                              <a:ext uri="{28A0092B-C50C-407E-A947-70E740481C1C}">
+                                <a14:useLocalDpi xmlns:a14="http://schemas.microsoft.com/office/drawing/2010/main" val="0"/>
+                              </a:ext>
+                            </a:extLst>
+                          </a:blip>
+                          <a:srcRect/>
+                          <a:stretch>
+                            <a:fillRect/>
+                          </a:stretch>
+                        </pic:blipFill>
+                        <pic:spPr bwMode="auto">
+                          <a:xfrm>
+                            <a:off x="0" y="0"/>
+                            <a:ext cx="5530850" cy="5530850"/>
+                          </a:xfrm>
+                          <a:prstGeom prst="rect">
+                            <a:avLst/>
+                          </a:prstGeom>
+                          <a:noFill/>
+                          <a:ln>
+                            <a:noFill/>
+                          </a:ln>
+                        </pic:spPr>
+                      </pic:pic>
+                    </a:graphicData>
+                  </a:graphic>
+                </wp:inline>
+              </w:drawing>
+            </w:r>
+          </w:p>
+          <w:p>
+            <w:pPr>
+              <w:pStyle w:val="ac"/>
+              <w:jc w:val="center"/>
+              <w:rPr>
+                <w:rFonts w:hint="eastAsia"/>
+              </w:rPr>
+            </w:pPr>
+            <w:r>
+              <w:rPr>
+                <w:rFonts w:hint="eastAsia"/>
+              </w:rPr>
+              <w:t>图</w:t>
+            </w:r>
+            <w:r>
+              <w:rPr>
+                <w:rFonts w:hint="eastAsia"/>
+              </w:rPr>
+              <w:t xml:space="preserve"> </w:t>
+            </w:r>
+            <w:r>
+              <w:fldChar w:fldCharType="begin"/>
+            </w:r>
+            <w:r>
+              <w:instrText xml:space="preserve"> </w:instrText>
+            </w:r>
+            <w:r>
+              <w:rPr>
+                <w:rFonts w:hint="eastAsia"/>
+              </w:rPr>
+              <w:instrText xml:space="preserve">SEQ </w:instrText>
+            </w:r>
+            <w:r>
+              <w:rPr>
+                <w:rFonts w:hint="eastAsia"/>
+              </w:rPr>
+              <w:instrText>图</w:instrText>
+            </w:r>
+            <w:r>
+              <w:rPr>
+                <w:rFonts w:hint="eastAsia"/>
+              </w:rPr>
+              <w:instrText xml:space="preserve"> \* ARABIC</w:instrText>
+            </w:r>
+            <w:r>
+              <w:instrText xml:space="preserve"> </w:instrText>
+            </w:r>
+            <w:r>
+              <w:fldChar w:fldCharType="separate"/>
+            </w:r>
+            <w:r>
+              <w:rPr>
+                <w:noProof/>
+              </w:rPr>
+              <w:t>2</w:t>
+            </w:r>
+            <w:r>
+              <w:fldChar w:fldCharType="end"/>
+            </w:r>
+            <w:r>
+              <w:t>机器人本体硬件架构</w:t>
+            </w:r>
+            <w:r>
+              <w:rPr>
+                <w:rFonts w:hint="eastAsia"/>
+              </w:rPr>
+              <w:t>图</w:t>
+            </w:r>
+          </w:p>
+          <w:p>
+            <w:pPr>
+              <w:spacing w:beforeLines="50" w:before="304"/>
               <w:rPr>
                 <w:rFonts w:asciiTheme="minorEastAsia" w:eastAsiaTheme="minorEastAsia" w:hAnsiTheme="minorEastAsia"/>
                 <w:sz w:val="21"/>
@@ -3476,7 +3734,136 @@
           </w:p>
           <w:p>
             <w:pPr>
+              <w:keepNext/>
               <w:spacing w:beforeLines="50" w:before="304"/>
+              <w:jc w:val="center"/>
+            </w:pPr>
+            <w:r>
+              <w:rPr>
+                <w:rFonts w:asciiTheme="minorEastAsia" w:eastAsiaTheme="minorEastAsia" w:hAnsiTheme="minorEastAsia"/>
+                <w:noProof/>
+                <w:sz w:val="21"/>
+                <w:szCs w:val="21"/>
+              </w:rPr>
+              <w:lastRenderedPageBreak/>
+              <w:drawing>
+                <wp:inline distT="0" distB="0" distL="0" distR="0" wp14:anchorId="39741A9D" wp14:editId="369F77CE">
+                  <wp:extent cx="5530850" cy="5298440"/>
+                  <wp:effectExtent l="0" t="0" r="0" b="0"/>
+                  <wp:docPr id="777672870" name="图片 13"/>
+                  <wp:cNvGraphicFramePr>
+                    <a:graphicFrameLocks xmlns:a="http://schemas.openxmlformats.org/drawingml/2006/main" noChangeAspect="1"/>
+                  </wp:cNvGraphicFramePr>
+                  <a:graphic xmlns:a="http://schemas.openxmlformats.org/drawingml/2006/main">
+                    <a:graphicData uri="http://schemas.openxmlformats.org/drawingml/2006/picture">
+                      <pic:pic xmlns:pic="http://schemas.openxmlformats.org/drawingml/2006/picture">
+                        <pic:nvPicPr>
+                          <pic:cNvPr id="0" name="Picture 13"/>
+                          <pic:cNvPicPr>
+                            <a:picLocks noChangeAspect="1" noChangeArrowheads="1"/>
+                          </pic:cNvPicPr>
+                        </pic:nvPicPr>
+                        <pic:blipFill>
+                          <a:blip r:embed="rId9" cstate="print">
+                            <a:extLst>
+                              <a:ext uri="{28A0092B-C50C-407E-A947-70E740481C1C}">
+                                <a14:useLocalDpi xmlns:a14="http://schemas.microsoft.com/office/drawing/2010/main" val="0"/>
+                              </a:ext>
+                            </a:extLst>
+                          </a:blip>
+                          <a:srcRect/>
+                          <a:stretch>
+                            <a:fillRect/>
+                          </a:stretch>
+                        </pic:blipFill>
+                        <pic:spPr bwMode="auto">
+                          <a:xfrm>
+                            <a:off x="0" y="0"/>
+                            <a:ext cx="5530850" cy="5298440"/>
+                          </a:xfrm>
+                          <a:prstGeom prst="rect">
+                            <a:avLst/>
+                          </a:prstGeom>
+                          <a:noFill/>
+                          <a:ln>
+                            <a:noFill/>
+                          </a:ln>
+                        </pic:spPr>
+                      </pic:pic>
+                    </a:graphicData>
+                  </a:graphic>
+                </wp:inline>
+              </w:drawing>
+            </w:r>
+          </w:p>
+          <w:p>
+            <w:pPr>
+              <w:pStyle w:val="ac"/>
+              <w:jc w:val="center"/>
+              <w:rPr>
+                <w:rFonts w:asciiTheme="minorEastAsia" w:eastAsiaTheme="minorEastAsia" w:hAnsiTheme="minorEastAsia" w:hint="eastAsia"/>
+                <w:sz w:val="21"/>
+                <w:szCs w:val="21"/>
+              </w:rPr>
+            </w:pPr>
+            <w:r>
+              <w:rPr>
+                <w:rFonts w:hint="eastAsia"/>
+              </w:rPr>
+              <w:t>图</w:t>
+            </w:r>
+            <w:r>
+              <w:rPr>
+                <w:rFonts w:hint="eastAsia"/>
+              </w:rPr>
+              <w:t xml:space="preserve"> </w:t>
+            </w:r>
+            <w:r>
+              <w:fldChar w:fldCharType="begin"/>
+            </w:r>
+            <w:r>
+              <w:instrText xml:space="preserve"> </w:instrText>
+            </w:r>
+            <w:r>
+              <w:rPr>
+                <w:rFonts w:hint="eastAsia"/>
+              </w:rPr>
+              <w:instrText xml:space="preserve">SEQ </w:instrText>
+            </w:r>
+            <w:r>
+              <w:rPr>
+                <w:rFonts w:hint="eastAsia"/>
+              </w:rPr>
+              <w:instrText>图</w:instrText>
+            </w:r>
+            <w:r>
+              <w:rPr>
+                <w:rFonts w:hint="eastAsia"/>
+              </w:rPr>
+              <w:instrText xml:space="preserve"> \* ARABIC</w:instrText>
+            </w:r>
+            <w:r>
+              <w:instrText xml:space="preserve"> </w:instrText>
+            </w:r>
+            <w:r>
+              <w:fldChar w:fldCharType="separate"/>
+            </w:r>
+            <w:r>
+              <w:rPr>
+                <w:noProof/>
+              </w:rPr>
+              <w:t>3</w:t>
+            </w:r>
+            <w:r>
+              <w:fldChar w:fldCharType="end"/>
+            </w:r>
+            <w:r>
+              <w:t>软件分层与异常处理流程图</w:t>
+            </w:r>
+          </w:p>
+          <w:p>
+            <w:pPr>
+              <w:spacing w:beforeLines="50" w:before="304"/>
               <w:rPr>
                 <w:rFonts w:asciiTheme="minorEastAsia" w:eastAsiaTheme="minorEastAsia" w:hAnsiTheme="minorEastAsia"/>
                 <w:sz w:val="21"/>
@@ -3512,7 +3899,136 @@
           </w:p>
           <w:p>
             <w:pPr>
+              <w:keepNext/>
               <w:spacing w:beforeLines="50" w:before="304"/>
+              <w:jc w:val="center"/>
+            </w:pPr>
+            <w:r>
+              <w:rPr>
+                <w:rFonts w:asciiTheme="minorEastAsia" w:eastAsiaTheme="minorEastAsia" w:hAnsiTheme="minorEastAsia"/>
+                <w:noProof/>
+                <w:sz w:val="21"/>
+                <w:szCs w:val="21"/>
+              </w:rPr>
+              <w:lastRenderedPageBreak/>
+              <w:drawing>
+                <wp:inline distT="0" distB="0" distL="0" distR="0" wp14:anchorId="26BB600E" wp14:editId="161B768B">
+                  <wp:extent cx="5525770" cy="7132320"/>
+                  <wp:effectExtent l="0" t="0" r="0" b="0"/>
+                  <wp:docPr id="1686075420" name="图片 14"/>
+                  <wp:cNvGraphicFramePr>
+                    <a:graphicFrameLocks xmlns:a="http://schemas.openxmlformats.org/drawingml/2006/main" noChangeAspect="1"/>
+                  </wp:cNvGraphicFramePr>
+                  <a:graphic xmlns:a="http://schemas.openxmlformats.org/drawingml/2006/main">
+                    <a:graphicData uri="http://schemas.openxmlformats.org/drawingml/2006/picture">
+                      <pic:pic xmlns:pic="http://schemas.openxmlformats.org/drawingml/2006/picture">
+                        <pic:nvPicPr>
+                          <pic:cNvPr id="0" name="Picture 14"/>
+                          <pic:cNvPicPr>
+                            <a:picLocks noChangeAspect="1" noChangeArrowheads="1"/>
+                          </pic:cNvPicPr>
+                        </pic:nvPicPr>
+                        <pic:blipFill>
+                          <a:blip r:embed="rId10" cstate="print">
+                            <a:extLst>
+                              <a:ext uri="{28A0092B-C50C-407E-A947-70E740481C1C}">
+                                <a14:useLocalDpi xmlns:a14="http://schemas.microsoft.com/office/drawing/2010/main" val="0"/>
+                              </a:ext>
+                            </a:extLst>
+                          </a:blip>
+                          <a:srcRect/>
+                          <a:stretch>
+                            <a:fillRect/>
+                          </a:stretch>
+                        </pic:blipFill>
+                        <pic:spPr bwMode="auto">
+                          <a:xfrm>
+                            <a:off x="0" y="0"/>
+                            <a:ext cx="5525770" cy="7132320"/>
+                          </a:xfrm>
+                          <a:prstGeom prst="rect">
+                            <a:avLst/>
+                          </a:prstGeom>
+                          <a:noFill/>
+                          <a:ln>
+                            <a:noFill/>
+                          </a:ln>
+                        </pic:spPr>
+                      </pic:pic>
+                    </a:graphicData>
+                  </a:graphic>
+                </wp:inline>
+              </w:drawing>
+            </w:r>
+          </w:p>
+          <w:p>
+            <w:pPr>
+              <w:pStyle w:val="ac"/>
+              <w:jc w:val="center"/>
+              <w:rPr>
+                <w:rFonts w:asciiTheme="minorEastAsia" w:eastAsiaTheme="minorEastAsia" w:hAnsiTheme="minorEastAsia" w:hint="eastAsia"/>
+                <w:sz w:val="21"/>
+                <w:szCs w:val="21"/>
+              </w:rPr>
+            </w:pPr>
+            <w:r>
+              <w:rPr>
+                <w:rFonts w:hint="eastAsia"/>
+              </w:rPr>
+              <w:t>图</w:t>
+            </w:r>
+            <w:r>
+              <w:rPr>
+                <w:rFonts w:hint="eastAsia"/>
+              </w:rPr>
+              <w:t xml:space="preserve"> </w:t>
+            </w:r>
+            <w:r>
+              <w:fldChar w:fldCharType="begin"/>
+            </w:r>
+            <w:r>
+              <w:instrText xml:space="preserve"> </w:instrText>
+            </w:r>
+            <w:r>
+              <w:rPr>
+                <w:rFonts w:hint="eastAsia"/>
+              </w:rPr>
+              <w:instrText xml:space="preserve">SEQ </w:instrText>
+            </w:r>
+            <w:r>
+              <w:rPr>
+                <w:rFonts w:hint="eastAsia"/>
+              </w:rPr>
+              <w:instrText>图</w:instrText>
+            </w:r>
+            <w:r>
+              <w:rPr>
+                <w:rFonts w:hint="eastAsia"/>
+              </w:rPr>
+              <w:instrText xml:space="preserve"> \* ARABIC</w:instrText>
+            </w:r>
+            <w:r>
+              <w:instrText xml:space="preserve"> </w:instrText>
+            </w:r>
+            <w:r>
+              <w:fldChar w:fldCharType="separate"/>
+            </w:r>
+            <w:r>
+              <w:rPr>
+                <w:noProof/>
+              </w:rPr>
+              <w:t>4</w:t>
+            </w:r>
+            <w:r>
+              <w:fldChar w:fldCharType="end"/>
+            </w:r>
+            <w:r>
+              <w:t>系统整体分层架构图</w:t>
+            </w:r>
+          </w:p>
+          <w:p>
+            <w:pPr>
+              <w:spacing w:beforeLines="50" w:before="304"/>
               <w:rPr>
                 <w:rFonts w:asciiTheme="minorEastAsia" w:eastAsiaTheme="minorEastAsia" w:hAnsiTheme="minorEastAsia"/>
                 <w:sz w:val="21"/>
@@ -3543,6 +4059,7 @@
                 <w:sz w:val="21"/>
                 <w:szCs w:val="21"/>
               </w:rPr>
+              <w:lastRenderedPageBreak/>
               <w:t>（二）拟解决的关键问题</w:t>
             </w:r>
           </w:p>
@@ -3641,6 +4158,105 @@
               <w:spacing w:beforeLines="50" w:before="304"/>
               <w:rPr>
                 <w:rFonts w:asciiTheme="minorEastAsia" w:eastAsiaTheme="minorEastAsia" w:hAnsiTheme="minorEastAsia"/>
+                <w:sz w:val="21"/>
+                <w:szCs w:val="21"/>
+              </w:rPr>
+            </w:pPr>
+            <w:r>
+              <w:rPr>
+                <w:rFonts w:asciiTheme="minorEastAsia" w:eastAsiaTheme="minorEastAsia" w:hAnsiTheme="minorEastAsia"/>
+                <w:sz w:val="21"/>
+                <w:szCs w:val="21"/>
+              </w:rPr>
+              <w:t>4. 宠物习性适配的非连续伴随优化问题。创新设计自适应间歇跟随机制，基于宠物活动热力</w:t>
+            </w:r>
+            <w:proofErr w:type="gramStart"/>
+            <w:r>
+              <w:rPr>
+                <w:rFonts w:asciiTheme="minorEastAsia" w:eastAsiaTheme="minorEastAsia" w:hAnsiTheme="minorEastAsia"/>
+                <w:sz w:val="21"/>
+                <w:szCs w:val="21"/>
+              </w:rPr>
+              <w:t>图规划</w:t>
+            </w:r>
+            <w:proofErr w:type="gramEnd"/>
+            <w:r>
+              <w:rPr>
+                <w:rFonts w:asciiTheme="minorEastAsia" w:eastAsiaTheme="minorEastAsia" w:hAnsiTheme="minorEastAsia"/>
+                <w:sz w:val="21"/>
+                <w:szCs w:val="21"/>
+              </w:rPr>
+              <w:t>跟随路径，采用“跟随5秒+停顿2秒”的间歇工作模式，宠物静止时设备定点值守，宠物活动时动态跟随，避免持续跟随刺激宠物，适配宠物自由活动的生活习性。</w:t>
+            </w:r>
+          </w:p>
+          <w:p>
+            <w:pPr>
+              <w:keepNext/>
+              <w:spacing w:beforeLines="50" w:before="304"/>
+            </w:pPr>
+            <w:r>
+              <w:rPr>
+                <w:rFonts w:asciiTheme="minorEastAsia" w:eastAsiaTheme="minorEastAsia" w:hAnsiTheme="minorEastAsia"/>
+                <w:noProof/>
+                <w:sz w:val="21"/>
+                <w:szCs w:val="21"/>
+              </w:rPr>
+              <w:drawing>
+                <wp:inline distT="0" distB="0" distL="0" distR="0" wp14:anchorId="4945F265" wp14:editId="4E6F123C">
+                  <wp:extent cx="5516245" cy="3983990"/>
+                  <wp:effectExtent l="0" t="0" r="8255" b="0"/>
+                  <wp:docPr id="247910804" name="图片 15"/>
+                  <wp:cNvGraphicFramePr>
+                    <a:graphicFrameLocks xmlns:a="http://schemas.openxmlformats.org/drawingml/2006/main" noChangeAspect="1"/>
+                  </wp:cNvGraphicFramePr>
+                  <a:graphic xmlns:a="http://schemas.openxmlformats.org/drawingml/2006/main">
+                    <a:graphicData uri="http://schemas.openxmlformats.org/drawingml/2006/picture">
+                      <pic:pic xmlns:pic="http://schemas.openxmlformats.org/drawingml/2006/picture">
+                        <pic:nvPicPr>
+                          <pic:cNvPr id="0" name="Picture 15"/>
+                          <pic:cNvPicPr>
+                            <a:picLocks noChangeAspect="1" noChangeArrowheads="1"/>
+                          </pic:cNvPicPr>
+                        </pic:nvPicPr>
+                        <pic:blipFill>
+                          <a:blip r:embed="rId11" cstate="print">
+                            <a:extLst>
+                              <a:ext uri="{28A0092B-C50C-407E-A947-70E740481C1C}">
+                                <a14:useLocalDpi xmlns:a14="http://schemas.microsoft.com/office/drawing/2010/main" val="0"/>
+                              </a:ext>
+                            </a:extLst>
+                          </a:blip>
+                          <a:srcRect/>
+                          <a:stretch>
+                            <a:fillRect/>
+                          </a:stretch>
+                        </pic:blipFill>
+                        <pic:spPr bwMode="auto">
+                          <a:xfrm>
+                            <a:off x="0" y="0"/>
+                            <a:ext cx="5516245" cy="3983990"/>
+                          </a:xfrm>
+                          <a:prstGeom prst="rect">
+                            <a:avLst/>
+                          </a:prstGeom>
+                          <a:noFill/>
+                          <a:ln>
+                            <a:noFill/>
+                          </a:ln>
+                        </pic:spPr>
+                      </pic:pic>
+                    </a:graphicData>
+                  </a:graphic>
+                </wp:inline>
+              </w:drawing>
+            </w:r>
+          </w:p>
+          <w:p>
+            <w:pPr>
+              <w:pStyle w:val="ac"/>
+              <w:jc w:val="center"/>
+              <w:rPr>
+                <w:rFonts w:asciiTheme="minorEastAsia" w:eastAsiaTheme="minorEastAsia" w:hAnsiTheme="minorEastAsia" w:hint="eastAsia"/>
                 <w:bCs/>
                 <w:sz w:val="21"/>
                 <w:szCs w:val="21"/>
@@ -3648,29 +4264,57 @@
             </w:pPr>
             <w:r>
               <w:rPr>
-                <w:rFonts w:asciiTheme="minorEastAsia" w:eastAsiaTheme="minorEastAsia" w:hAnsiTheme="minorEastAsia"/>
-                <w:sz w:val="21"/>
-                <w:szCs w:val="21"/>
-              </w:rPr>
-              <w:t>4. 宠物习性适配的非连续伴随优化问题。创新设计自适应间歇跟随机制，基于宠物活动热力</w:t>
-            </w:r>
-            <w:proofErr w:type="gramStart"/>
-            <w:r>
-              <w:rPr>
-                <w:rFonts w:asciiTheme="minorEastAsia" w:eastAsiaTheme="minorEastAsia" w:hAnsiTheme="minorEastAsia"/>
-                <w:sz w:val="21"/>
-                <w:szCs w:val="21"/>
-              </w:rPr>
-              <w:t>图规划</w:t>
-            </w:r>
-            <w:proofErr w:type="gramEnd"/>
-            <w:r>
-              <w:rPr>
-                <w:rFonts w:asciiTheme="minorEastAsia" w:eastAsiaTheme="minorEastAsia" w:hAnsiTheme="minorEastAsia"/>
-                <w:sz w:val="21"/>
-                <w:szCs w:val="21"/>
-              </w:rPr>
-              <w:t>跟随路径，采用“跟随5秒+停顿2秒”的间歇工作模式，宠物静止时设备定点值守，宠物活动时动态跟随，避免持续跟随刺激宠物，适配宠物自由活动的生活习性。</w:t>
+                <w:rFonts w:hint="eastAsia"/>
+              </w:rPr>
+              <w:t>图</w:t>
+            </w:r>
+            <w:r>
+              <w:rPr>
+                <w:rFonts w:hint="eastAsia"/>
+              </w:rPr>
+              <w:t xml:space="preserve"> </w:t>
+            </w:r>
+            <w:r>
+              <w:fldChar w:fldCharType="begin"/>
+            </w:r>
+            <w:r>
+              <w:instrText xml:space="preserve"> </w:instrText>
+            </w:r>
+            <w:r>
+              <w:rPr>
+                <w:rFonts w:hint="eastAsia"/>
+              </w:rPr>
+              <w:instrText xml:space="preserve">SEQ </w:instrText>
+            </w:r>
+            <w:r>
+              <w:rPr>
+                <w:rFonts w:hint="eastAsia"/>
+              </w:rPr>
+              <w:instrText>图</w:instrText>
+            </w:r>
+            <w:r>
+              <w:rPr>
+                <w:rFonts w:hint="eastAsia"/>
+              </w:rPr>
+              <w:instrText xml:space="preserve"> \* ARABIC</w:instrText>
+            </w:r>
+            <w:r>
+              <w:instrText xml:space="preserve"> </w:instrText>
+            </w:r>
+            <w:r>
+              <w:fldChar w:fldCharType="separate"/>
+            </w:r>
+            <w:r>
+              <w:rPr>
+                <w:noProof/>
+              </w:rPr>
+              <w:t>5</w:t>
+            </w:r>
+            <w:r>
+              <w:fldChar w:fldCharType="end"/>
+            </w:r>
+            <w:r>
+              <w:t>软硬件协同整体架构图</w:t>
             </w:r>
           </w:p>
         </w:tc>
@@ -4147,7 +4791,158 @@
                 <w:sz w:val="21"/>
                 <w:szCs w:val="21"/>
               </w:rPr>
-              <w:t>完成软硬件全系统集成，实现所有核心功能；分三阶段开展完整测试：第一阶段完成实验室预设轨迹仿真测试，第二阶段完成实验室模拟家庭环境测试，第三阶段选取3只以上不同品种宠物开展真实场景实测，记录测试数据，迭代优化设备性能，解决</w:t>
+              <w:t>完成软硬件全系统集成，实现所有核心功能；分三阶段开展完整测试：</w:t>
+            </w:r>
+          </w:p>
+          <w:p>
+            <w:pPr>
+              <w:keepNext/>
+              <w:spacing w:beforeLines="50" w:before="304"/>
+              <w:jc w:val="center"/>
+            </w:pPr>
+            <w:r>
+              <w:rPr>
+                <w:rFonts w:asciiTheme="minorEastAsia" w:eastAsiaTheme="minorEastAsia" w:hAnsiTheme="minorEastAsia"/>
+                <w:bCs/>
+                <w:noProof/>
+                <w:sz w:val="21"/>
+                <w:szCs w:val="21"/>
+              </w:rPr>
+              <w:lastRenderedPageBreak/>
+              <w:drawing>
+                <wp:inline distT="0" distB="0" distL="0" distR="0" wp14:anchorId="51F245BF" wp14:editId="575904D1">
+                  <wp:extent cx="5525770" cy="6865620"/>
+                  <wp:effectExtent l="0" t="0" r="0" b="0"/>
+                  <wp:docPr id="1549996125" name="图片 16"/>
+                  <wp:cNvGraphicFramePr>
+                    <a:graphicFrameLocks xmlns:a="http://schemas.openxmlformats.org/drawingml/2006/main" noChangeAspect="1"/>
+                  </wp:cNvGraphicFramePr>
+                  <a:graphic xmlns:a="http://schemas.openxmlformats.org/drawingml/2006/main">
+                    <a:graphicData uri="http://schemas.openxmlformats.org/drawingml/2006/picture">
+                      <pic:pic xmlns:pic="http://schemas.openxmlformats.org/drawingml/2006/picture">
+                        <pic:nvPicPr>
+                          <pic:cNvPr id="0" name="Picture 16"/>
+                          <pic:cNvPicPr>
+                            <a:picLocks noChangeAspect="1" noChangeArrowheads="1"/>
+                          </pic:cNvPicPr>
+                        </pic:nvPicPr>
+                        <pic:blipFill>
+                          <a:blip r:embed="rId12">
+                            <a:extLst>
+                              <a:ext uri="{28A0092B-C50C-407E-A947-70E740481C1C}">
+                                <a14:useLocalDpi xmlns:a14="http://schemas.microsoft.com/office/drawing/2010/main" val="0"/>
+                              </a:ext>
+                            </a:extLst>
+                          </a:blip>
+                          <a:srcRect/>
+                          <a:stretch>
+                            <a:fillRect/>
+                          </a:stretch>
+                        </pic:blipFill>
+                        <pic:spPr bwMode="auto">
+                          <a:xfrm>
+                            <a:off x="0" y="0"/>
+                            <a:ext cx="5525770" cy="6865620"/>
+                          </a:xfrm>
+                          <a:prstGeom prst="rect">
+                            <a:avLst/>
+                          </a:prstGeom>
+                          <a:noFill/>
+                          <a:ln>
+                            <a:noFill/>
+                          </a:ln>
+                        </pic:spPr>
+                      </pic:pic>
+                    </a:graphicData>
+                  </a:graphic>
+                </wp:inline>
+              </w:drawing>
+            </w:r>
+          </w:p>
+          <w:p>
+            <w:pPr>
+              <w:pStyle w:val="ac"/>
+              <w:jc w:val="center"/>
+              <w:rPr>
+                <w:rFonts w:asciiTheme="minorEastAsia" w:eastAsiaTheme="minorEastAsia" w:hAnsiTheme="minorEastAsia"/>
+                <w:bCs/>
+                <w:sz w:val="21"/>
+                <w:szCs w:val="21"/>
+              </w:rPr>
+            </w:pPr>
+            <w:r>
+              <w:rPr>
+                <w:rFonts w:hint="eastAsia"/>
+              </w:rPr>
+              <w:t>图</w:t>
+            </w:r>
+            <w:r>
+              <w:rPr>
+                <w:rFonts w:hint="eastAsia"/>
+              </w:rPr>
+              <w:t xml:space="preserve"> </w:t>
+            </w:r>
+            <w:r>
+              <w:fldChar w:fldCharType="begin"/>
+            </w:r>
+            <w:r>
+              <w:instrText xml:space="preserve"> </w:instrText>
+            </w:r>
+            <w:r>
+              <w:rPr>
+                <w:rFonts w:hint="eastAsia"/>
+              </w:rPr>
+              <w:instrText xml:space="preserve">SEQ </w:instrText>
+            </w:r>
+            <w:r>
+              <w:rPr>
+                <w:rFonts w:hint="eastAsia"/>
+              </w:rPr>
+              <w:instrText>图</w:instrText>
+            </w:r>
+            <w:r>
+              <w:rPr>
+                <w:rFonts w:hint="eastAsia"/>
+              </w:rPr>
+              <w:instrText xml:space="preserve"> \* ARABIC</w:instrText>
+            </w:r>
+            <w:r>
+              <w:instrText xml:space="preserve"> </w:instrText>
+            </w:r>
+            <w:r>
+              <w:fldChar w:fldCharType="separate"/>
+            </w:r>
+            <w:r>
+              <w:rPr>
+                <w:noProof/>
+              </w:rPr>
+              <w:t>6</w:t>
+            </w:r>
+            <w:r>
+              <w:fldChar w:fldCharType="end"/>
+            </w:r>
+            <w:r>
+              <w:t>机器人整体工作流程图</w:t>
+            </w:r>
+          </w:p>
+          <w:p>
+            <w:pPr>
+              <w:spacing w:beforeLines="50" w:before="304"/>
+              <w:rPr>
+                <w:rFonts w:asciiTheme="minorEastAsia" w:eastAsiaTheme="minorEastAsia" w:hAnsiTheme="minorEastAsia"/>
+                <w:bCs/>
+                <w:sz w:val="21"/>
+                <w:szCs w:val="21"/>
+              </w:rPr>
+            </w:pPr>
+            <w:r>
+              <w:rPr>
+                <w:rFonts w:asciiTheme="minorEastAsia" w:eastAsiaTheme="minorEastAsia" w:hAnsiTheme="minorEastAsia"/>
+                <w:bCs/>
+                <w:sz w:val="21"/>
+                <w:szCs w:val="21"/>
+              </w:rPr>
+              <w:t>第一阶段完成实验室预设轨迹仿真测试，第二阶段完成实验室模拟家庭环境测试，第三阶段选取3只以上不同品种宠物开展真实场景实测，记录测试数据，迭代优化设备性能，解决</w:t>
             </w:r>
             <w:proofErr w:type="gramStart"/>
             <w:r>
@@ -4207,6 +5002,7 @@
                 <w:sz w:val="21"/>
                 <w:szCs w:val="21"/>
               </w:rPr>
+              <w:lastRenderedPageBreak/>
               <w:t>完善学术论文内容，完成论文初稿定稿；联合社区、宠物医院开展线下科普体验活动，收集用户反馈优化产品；系统梳理项目研发成果，完善各类项目申报与结题材料。</w:t>
             </w:r>
           </w:p>
@@ -6046,8 +6842,8 @@
     </w:tbl>
     <w:p/>
     <w:sectPr>
-      <w:footerReference w:type="even" r:id="rId6"/>
-      <w:footerReference w:type="default" r:id="rId7"/>
+      <w:footerReference w:type="even" r:id="rId13"/>
+      <w:footerReference w:type="default" r:id="rId14"/>
       <w:pgSz w:w="11906" w:h="16838"/>
       <w:pgMar w:top="1928" w:right="1474" w:bottom="1531" w:left="1588" w:header="851" w:footer="1247" w:gutter="0"/>
       <w:cols w:space="425"/>
@@ -6670,6 +7466,18 @@
       <w:bCs/>
     </w:rPr>
   </w:style>
+  <w:style w:type="paragraph" w:styleId="ac">
+    <w:name w:val="caption"/>
+    <w:basedOn w:val="a"/>
+    <w:next w:val="a"/>
+    <w:unhideWhenUsed/>
+    <w:qFormat/>
+    <w:rsid w:val="008F5DDE"/>
+    <w:rPr>
+      <w:rFonts w:asciiTheme="majorHAnsi" w:eastAsia="黑体" w:hAnsiTheme="majorHAnsi" w:cstheme="majorBidi"/>
+      <w:sz w:val="20"/>
+    </w:rPr>
+  </w:style>
 </w:styles>
 </file>
 
@@ -6954,4 +7762,16 @@
   <a:objectDefaults/>
   <a:extraClrSchemeLst/>
 </a:theme>
+</file>
+
+<file path=customXml/item1.xml><?xml version="1.0" encoding="utf-8"?>
+<b:Sources xmlns:b="http://schemas.openxmlformats.org/officeDocument/2006/bibliography" xmlns="http://schemas.openxmlformats.org/officeDocument/2006/bibliography" SelectedStyle="\APASixthEditionOfficeOnline.xsl" StyleName="APA" Version="6"/>
+</file>
+
+<file path=customXml/itemProps1.xml><?xml version="1.0" encoding="utf-8"?>
+<ds:datastoreItem xmlns:ds="http://schemas.openxmlformats.org/officeDocument/2006/customXml" ds:itemID="{424B1859-45EE-425F-AF28-E26E68A90114}">
+  <ds:schemaRefs>
+    <ds:schemaRef ds:uri="http://schemas.openxmlformats.org/officeDocument/2006/bibliography"/>
+  </ds:schemaRefs>
+</ds:datastoreItem>
 </file>